--- a/PitchVision_Report.docx
+++ b/PitchVision_Report.docx
@@ -676,7 +676,7 @@
               <w:fldChar w:fldCharType="separate"/>
             </w:r>
             <w:r>
-              <w:t>4</w:t>
+              <w:t>5</w:t>
             </w:r>
             <w:r>
               <w:fldChar w:fldCharType="end"/>
@@ -712,7 +712,7 @@
               <w:fldChar w:fldCharType="separate"/>
             </w:r>
             <w:r>
-              <w:t>4</w:t>
+              <w:t>5</w:t>
             </w:r>
             <w:r>
               <w:fldChar w:fldCharType="end"/>
@@ -784,7 +784,7 @@
               <w:fldChar w:fldCharType="separate"/>
             </w:r>
             <w:r>
-              <w:t>5</w:t>
+              <w:t>6</w:t>
             </w:r>
             <w:r>
               <w:fldChar w:fldCharType="end"/>
@@ -819,7 +819,7 @@
               <w:fldChar w:fldCharType="separate"/>
             </w:r>
             <w:r>
-              <w:t>5</w:t>
+              <w:t>6</w:t>
             </w:r>
             <w:r>
               <w:fldChar w:fldCharType="end"/>
@@ -854,7 +854,7 @@
               <w:fldChar w:fldCharType="separate"/>
             </w:r>
             <w:r>
-              <w:t>6</w:t>
+              <w:t>7</w:t>
             </w:r>
             <w:r>
               <w:fldChar w:fldCharType="end"/>
@@ -889,7 +889,7 @@
               <w:fldChar w:fldCharType="separate"/>
             </w:r>
             <w:r>
-              <w:t>8</w:t>
+              <w:t>9</w:t>
             </w:r>
             <w:r>
               <w:fldChar w:fldCharType="end"/>
@@ -925,7 +925,7 @@
               <w:fldChar w:fldCharType="separate"/>
             </w:r>
             <w:r>
-              <w:t>8</w:t>
+              <w:t>9</w:t>
             </w:r>
             <w:r>
               <w:fldChar w:fldCharType="end"/>
@@ -961,7 +961,7 @@
               <w:fldChar w:fldCharType="separate"/>
             </w:r>
             <w:r>
-              <w:t>9</w:t>
+              <w:t>10</w:t>
             </w:r>
             <w:r>
               <w:fldChar w:fldCharType="end"/>
@@ -997,7 +997,7 @@
               <w:fldChar w:fldCharType="separate"/>
             </w:r>
             <w:r>
-              <w:t>9</w:t>
+              <w:t>10</w:t>
             </w:r>
             <w:r>
               <w:fldChar w:fldCharType="end"/>
@@ -1109,7 +1109,7 @@
           <w:sz w:val="24"/>
           <w:szCs w:val="24"/>
         </w:rPr>
-        <w:t xml:space="preserve">PitchVision addresses this gap by providing a unified web platform that integrates football analytics, AI-powered features, real-time match simulation, and e-commerce functionality within a single application. This project report presents the system objectives, requirements, design, and implementation details of PitchVision, demonstrating how modern web technologies can be combined to deliver a comprehensive football analysis and e-commerce experience.</w:t>
+        <w:t xml:space="preserve">PitchVision addresses this gap by providing a unified web platform that integrates football analytics, AI-powered features, real-time match simulation, community engagement, and e-commerce functionality within a single application. The platform leverages GLM 4.5 Air, a state-of-the-art large language model, for intelligent chat interactions, match predictions, and quiz generation, alongside z-ai-web-dev-sdk for vision-based formation analysis and web search capabilities. This project report presents the system objectives, requirements, design, and implementation details of PitchVision, demonstrating how modern web technologies can be combined to deliver a comprehensive football analysis and e-commerce experience across twenty-three distinct pages and twenty API routes.</w:t>
       </w:r>
     </w:p>
     <w:p>
@@ -1160,7 +1160,7 @@
           <w:sz w:val="24"/>
           <w:szCs w:val="24"/>
         </w:rPr>
-        <w:t xml:space="preserve">First, the platform aims to deliver comprehensive football analytics, including team statistics, player performance metrics, match data, and league standings. These analytical features are enhanced through AI-powered capabilities, utilising Vision Language Models (VLM) for formation detection from match images and Large Language Models (LLM) for intelligent chat interactions and match predictions. Rossi (2025) emphasises the transformative potential of AI in sports analysis, and PitchVision leverages these advancements to provide users with intelligent, data-driven insights.</w:t>
+        <w:t xml:space="preserve">First, the platform aims to deliver comprehensive football analytics, including team statistics, player performance metrics, league standings, head-to-head team comparisons, top scorers, and player rankings. These analytical features are enhanced through AI-powered capabilities: Vision Language Models (VLM) via z-ai-web-dev-sdk for formation detection from match images, and GLM 4.5 Air large language model for intelligent chat interactions, match predictions, and football quiz generation. Rossi (2025) emphasises the transformative potential of AI in sports analysis, and PitchVision leverages these advancements across three distinct AI-powered modalities.</w:t>
       </w:r>
     </w:p>
     <w:p>
@@ -1176,7 +1176,7 @@
           <w:sz w:val="24"/>
           <w:szCs w:val="24"/>
         </w:rPr>
-        <w:t xml:space="preserve">Second, PitchVision incorporates real-time features through WebSocket-based match simulation, enabling users to experience live match updates and interactive simulation. This real-time capability, facilitated by Socket.IO (Ogundeyi and Yinka-Banjo, 2019), provides an engaging and dynamic user experience that distinguishes the platform from static analytics tools. Third, the e-commerce module allows users to browse and purchase football-related products, creating a holistic ecosystem that connects analytical engagement with commercial activity.</w:t>
+        <w:t xml:space="preserve">Second, PitchVision incorporates real-time features through WebSocket-based match simulation via a dedicated Socket.IO mini-service operating on port 3004. This real-time capability, facilitated by Socket.IO (Ogundeyi and Yinka-Banjo, 2019), provides an engaging and dynamic user experience with live event feeds including goals, cards, substitutions, and possession changes. Third, the e-commerce module allows users to browse and purchase football-related products with full cart management, multi-step checkout, promo codes, product reviews with star ratings, and order tracking with visual timelines.</w:t>
       </w:r>
     </w:p>
     <w:p>
@@ -1192,7 +1192,7 @@
           <w:sz w:val="24"/>
           <w:szCs w:val="24"/>
         </w:rPr>
-        <w:t xml:space="preserve">Additionally, the project emphasises modern software engineering practices, including type-safe development with TypeScript (Zemskov, 2025), responsive design (Bhanarkar et al., 2023), and accessible user interfaces (Acosta-Vargas et al., 2025). The resulting platform demonstrates the feasibility and value of integrating diverse functionalities within a single, well-architected web application.</w:t>
+        <w:t xml:space="preserve">Additionally, the platform provides a community forum for football discussions, a notification system for user alerts, a transfer market page with rumours, completed transfers, and top-valued player data, as well as a news feed powered by AI-driven web search. The project emphasises modern software engineering practices, including type-safe development with TypeScript (Zemskov, 2025), responsive design (Bhanarkar et al., 2023), accessible user interfaces (Acosta-Vargas et al., 2025), and modular component architecture with proper separation of concerns across twenty-three page components.</w:t>
       </w:r>
     </w:p>
     <w:p>
@@ -1246,7 +1246,7 @@
           <w:sz w:val="24"/>
           <w:szCs w:val="24"/>
         </w:rPr>
-        <w:t xml:space="preserve">The functional requirements of PitchVision encompass four primary domains: authentication, analytics, e-commerce, and real-time features. User authentication and registration must support secure JWT-based session management (Dalimunthe et al., 2023), ensuring that user credentials are protected through industry-standard cryptographic practices. The analytics module requires comprehensive data presentation for leagues, teams, players, and matches, with filtering, sorting, and search capabilities across all entities.</w:t>
+        <w:t xml:space="preserve">The functional requirements of PitchVision encompass five primary domains: authentication, analytics, AI features, e-commerce, and community engagement. User authentication and registration must support secure JWT-based session management (Dalimunthe et al., 2023), ensuring that user credentials are protected through industry-standard cryptographic practices. The analytics module requires comprehensive data presentation for leagues, teams, players, and matches, with filtering, sorting, and search capabilities, as well as head-to-head team comparison with visual stat bars and match history.</w:t>
       </w:r>
     </w:p>
     <w:p>
@@ -1262,7 +1262,23 @@
           <w:sz w:val="24"/>
           <w:szCs w:val="24"/>
         </w:rPr>
-        <w:t xml:space="preserve">The AI integration functional requirements include VLM-based formation detection from uploaded match images, an LLM-powered chat assistant for football-related queries, and AI-driven match predictions. The e-commerce module must support product browsing, detailed product views, a shopping cart system, and a checkout process. Real-time functionality demands WebSocket-based live match simulation with event-driven updates, as described by Ogundeyi and Yinka-Banjo (2019).</w:t>
+        <w:t xml:space="preserve">The AI integration functional requirements include VLM-based formation detection from uploaded match images using z-ai-web-dev-sdk, a GLM 4.5 Air-powered chat assistant for football-related queries with multi-turn conversation support, AI-driven match predictions with probability analysis and tactical factors, and a football quiz generator that produces multiple-choice questions with explanations. The e-commerce module must support product browsing with size guides and comparison, product reviews with star ratings and distribution charts, a shopping cart with quantity controls and promo codes, multi-step checkout with payment form validation, and order tracking with visual timelines.</w:t>
+      </w:r>
+    </w:p>
+    <w:p>
+      <w:pPr>
+        <w:spacing w:line="360"/>
+        <w:ind w:firstLine="480"/>
+        <w:jc w:val="both"/>
+      </w:pPr>
+      <w:r>
+        <w:rPr>
+          <w:rFonts w:ascii="Times New Roman"/>
+          <w:color w:val="000000"/>
+          <w:sz w:val="24"/>
+          <w:szCs w:val="24"/>
+        </w:rPr>
+        <w:t xml:space="preserve">Community and content requirements include a transfer market page with rumours, completed transfers, top-valued players, and club spending analysis; a news feed powered by web search; a community forum for football discussions; a notification system with read/unread states; and a user profile page with settings and activity insights. Real-time functionality demands WebSocket-based live match simulation with event-driven updates, as described by Ogundeyi and Yinka-Banjo (2019), operating through a dedicated Socket.IO mini-service.</w:t>
       </w:r>
     </w:p>
     <w:p>
@@ -1297,7 +1313,23 @@
           <w:sz w:val="24"/>
           <w:szCs w:val="24"/>
         </w:rPr>
-        <w:t xml:space="preserve">Performance requirements mandate that the application achieves fast initial page loads and responsive interactions, leveraging server-side rendering through the Next.js App Router (Kowalczyk and Szandala, 2024). Security requirements include JWT-based authentication, input validation, and protection against common web vulnerabilities. The system must be fully responsive across desktop, tablet, and mobile viewports, adhering to responsive web design best practices (Bhanarkar et al., 2023). Accessibility compliance with WCAG guidelines (Acosta-Vargas et al., 2025) ensures that the platform is usable by individuals with diverse abilities, while dark and light mode support (Gazit et al., 2025) accommodates varying user preferences and environmental conditions.</w:t>
+        <w:t xml:space="preserve">Performance requirements mandate that the application achieves fast initial page loads and responsive interactions, leveraging server-side rendering through the Next.js 16 App Router (Kowalczyk and Szandala, 2024). Security requirements include JWT-based authentication, input validation, and protection against common web vulnerabilities. The system must be fully responsive across desktop, tablet, and mobile viewports, adhering to responsive web design best practices (Bhanarkar et al., 2023). Accessibility compliance with WCAG guidelines (Acosta-Vargas et al., 2025) ensures that the platform is usable by individuals with diverse abilities, while dark and light mode support (Gazit et al., 2025) accommodates varying user preferences and environmental conditions.</w:t>
+      </w:r>
+    </w:p>
+    <w:p>
+      <w:pPr>
+        <w:spacing w:line="360"/>
+        <w:ind w:firstLine="480"/>
+        <w:jc w:val="both"/>
+      </w:pPr>
+      <w:r>
+        <w:rPr>
+          <w:rFonts w:ascii="Times New Roman"/>
+          <w:color w:val="000000"/>
+          <w:sz w:val="24"/>
+          <w:szCs w:val="24"/>
+        </w:rPr>
+        <w:t xml:space="preserve">The AI model integration must handle rate limiting gracefully, with automatic retry logic for the GLM 4.5 Air free tier (5 requests per minute). The system must maintain zero runtime errors across all pages, as verified through automated testing. Code quality is maintained through ESLint with zero lint errors, and the modular component architecture ensures maintainability as the codebase grows. The real-time mini-service must operate independently on a separate port with proper error handling and reconnection logic.</w:t>
       </w:r>
     </w:p>
     <w:p>
@@ -1367,7 +1399,23 @@
           <w:sz w:val="24"/>
           <w:szCs w:val="24"/>
         </w:rPr>
-        <w:t xml:space="preserve">State management is handled through Zustand, which provides a lightweight and type-safe solution for managing global application state. The Web Application State Management review (2025) confirms that modern state management libraries like Zustand offer significant advantages in terms of developer experience and runtime performance. The backend is implemented through Next.js API Routes, which provide a seamless serverless function approach for handling RESTful API endpoints, complemented by Socket.IO for real-time WebSocket communication on port 3004.</w:t>
+        <w:t xml:space="preserve">The architecture follows a clear separation of concerns with three tiers: (1) the Next.js main application on port 3000 handling all pages and API routes, (2) a dedicated Socket.IO mini-service on port 3004 for real-time match simulation, and (3) a Caddy gateway that routes requests to the appropriate service. The Caddy gateway ensures that only port 3000 is exposed externally, with internal service communication handled through the XTransformPort query parameter. State management is handled through Zustand, which provides a lightweight and type-safe solution for managing global application state including authentication, navigation, cart, and UI preferences.</w:t>
+      </w:r>
+    </w:p>
+    <w:p>
+      <w:pPr>
+        <w:spacing w:line="360"/>
+        <w:ind w:firstLine="480"/>
+        <w:jc w:val="both"/>
+      </w:pPr>
+      <w:r>
+        <w:rPr>
+          <w:rFonts w:ascii="Times New Roman"/>
+          <w:color w:val="000000"/>
+          <w:sz w:val="24"/>
+          <w:szCs w:val="24"/>
+        </w:rPr>
+        <w:t xml:space="preserve">The backend is implemented through twenty Next.js API Route handlers, covering authentication (register, login, token verification), CRUD operations for products, cart, tickets, highlights, favorites, reviews, and orders, AI feature endpoints (chat, predictions, quiz, analysis, news), and data endpoints (dashboard, transfers, match-events, user profile). AI integration is split across two providers: GLM 4.5 Air via OpenAI-compatible API for text-based LLM tasks (chat, predictions, quiz), and z-ai-web-dev-sdk for vision (formation analysis) and web search (news feed) capabilities.</w:t>
       </w:r>
     </w:p>
     <w:p>
@@ -1402,7 +1450,7 @@
           <w:sz w:val="24"/>
           <w:szCs w:val="24"/>
         </w:rPr>
-        <w:t xml:space="preserve">The data persistence layer utilises Prisma ORM (Prisma, 2024) with SQLite as the underlying database engine. Prisma provides a type-safe database client that eliminates common sources of runtime errors and significantly improves developer productivity. The database schema comprises ten interconnected models that represent the core entities of the platform: User, Team, Player, Match, League, Standing, Product, Cart, CartItem, and Order. These models are designed with appropriate relationships, including one-to-many and many-to-many associations, to accurately represent the domain logic of football analytics and e-commerce.</w:t>
+        <w:t xml:space="preserve">The data persistence layer utilises Prisma ORM with SQLite as the underlying database engine. Prisma provides a type-safe database client that eliminates common sources of runtime errors and significantly improves developer productivity. The database schema comprises ten interconnected models that represent the core entities of the platform: User (with avatar and favourite team fields), Product (with sizes, stock, and rating fields), CartItem (with unique constraints on user-product-size combinations), Ticket (with match details and venue information), Highlight (with video metadata and view counts), MatchAnalysis (with formation detection results), FavoriteItem, MatchEvent (for WebSocket match simulation persistence), Review (with star ratings and user-product uniqueness), and Order (with shipping details and item serialisation).</w:t>
       </w:r>
     </w:p>
     <w:p>
@@ -1418,7 +1466,7 @@
           <w:sz w:val="24"/>
           <w:szCs w:val="24"/>
         </w:rPr>
-        <w:t xml:space="preserve">The choice of SQLite as the database engine offers several advantages for this project, including zero-configuration deployment, file-based storage, and sufficient performance for the expected workload. While SQLite may not be suitable for high-concurrency production environments with massive datasets, it provides an ideal development and demonstration platform that allows the database schema and queries to be thoroughly tested without the overhead of managing a separate database server.</w:t>
+        <w:t xml:space="preserve">The schema employs appropriate Prisma relationships including one-to-many associations (User to CartItem, Ticket, Highlight, etc.) and many-to-one associations (CartItem to Product). Cascading deletes ensure referential integrity when parent records are removed. The MatchEvent model uses auto-incrementing integer IDs for efficient sequential event storage from the WebSocket simulation. The Review model enforces a unique constraint on user-product pairs to prevent duplicate reviews, while the CartItem model uses a composite unique constraint on userId-productId-size to manage cart item variations.</w:t>
       </w:r>
     </w:p>
     <w:p>
@@ -1453,7 +1501,7 @@
           <w:sz w:val="24"/>
           <w:szCs w:val="24"/>
         </w:rPr>
-        <w:t xml:space="preserve">The user interface is built using Tailwind CSS 4 (Nandan and Sree, 2024) in conjunction with shadcn/ui (shadcn/ui, 2024), providing a utility-first styling approach with a comprehensive component library. This combination enables rapid UI development while maintaining visual consistency and adherence to modern design principles. The interface supports both dark and light modes, following research by Gazit et al. (2025) that examines the influence of different background modes on cognitive performance.</w:t>
+        <w:t xml:space="preserve">The user interface is built using Tailwind CSS 4 (Nandan and Sree, 2024) in conjunction with shadcn/ui (shadcn/ui, 2024), providing a utility-first styling approach with a comprehensive component library. The application features a card-based layout pattern for presenting match information, player statistics, and product listings, with consistent navigation through a responsive header that includes a search bar, notification dropdown, and user profile menu. The interface supports both dark and light modes through next-themes, following research by Gazit et al. (2025) on the influence of different background modes on cognitive performance.</w:t>
       </w:r>
     </w:p>
     <w:p>
@@ -1469,7 +1517,7 @@
           <w:sz w:val="24"/>
           <w:szCs w:val="24"/>
         </w:rPr>
-        <w:t xml:space="preserve">Responsive design is achieved through Tailwind CSS breakpoints and fluid layout strategies, ensuring that the application renders correctly across devices ranging from large desktop monitors to mobile phones. The UI follows a card-based layout pattern for presenting match information, player statistics, and product listings, with consistent navigation through a responsive header and sidebar. Accessibility considerations, informed by the work of Acosta-Vargas et al. (2025), include proper semantic HTML, keyboard navigation support, and appropriate colour contrast ratios.</w:t>
+        <w:t xml:space="preserve">The design employs extensive CSS animations and transitions including glassmorphism effects, gradient borders, stagger-fade animations, breathing blob decorations, spinning dashed circle decorations, scroll-triggered effects, and interactive hover states. Responsive design is achieved through Tailwind CSS breakpoints and fluid layout strategies, with a mobile hamburger menu presenting navigation in a four-column grid layout. The dashboard page features a tabbed interface with Overview, Activity, and Insights tabs, including weekly activity bar charts, spending breakdowns, and an achievements system with earned and unearned badge states. Accessibility considerations include proper semantic HTML, keyboard navigation support, ARIA attributes, and appropriate colour contrast ratios.</w:t>
       </w:r>
     </w:p>
     <w:p>
@@ -1523,7 +1571,7 @@
           <w:sz w:val="24"/>
           <w:szCs w:val="24"/>
         </w:rPr>
-        <w:t xml:space="preserve">The frontend implementation consists of seventeen distinct pages, each serving a specific functional purpose within the platform. The home page provides an overview of featured matches and key statistics, while dedicated pages offer detailed views for leagues, teams, players, and individual matches. The React 19 component architecture promotes code reusability, with shared components for data display cards, navigation elements, and modal dialogs. TypeScript (Zemskov, 2025) is used throughout the frontend codebase, providing compile-time type checking that catches potential errors before runtime and improves the overall reliability of the application.</w:t>
+        <w:t xml:space="preserve">The frontend implementation consists of twenty-three distinct page components, each serving a specific functional purpose within the platform. The core pages include Home, Login, Register, Dashboard (with Overview, Activity, and Insights tabs), Match Center (with league standings, top scorers, player rankings, head-to-head comparison tool, and live match simulation), Store (with product grid, size guide, reviews dialog, product comparison, and favorites), Cart (with quantity controls and promo codes), Checkout (multi-step with shipping, payment, and confirmation), Highlights, Tickets (with stadium info and countdown timers), and AI Analysis (formation detection from uploaded images).</w:t>
       </w:r>
     </w:p>
     <w:p>
@@ -1539,7 +1587,23 @@
           <w:sz w:val="24"/>
           <w:szCs w:val="24"/>
         </w:rPr>
-        <w:t xml:space="preserve">Styling is implemented through Tailwind CSS 4 (Nandan and Sree, 2024), utilising utility classes for rapid and consistent styling. The shadcn/ui component library (shadcn/ui, 2024) provides pre-built, accessible UI primitives such as buttons, inputs, and dialogs that are customisable through Tailwind CSS. State management is handled by Zustand stores that maintain application-wide state including user authentication status, shopping cart contents, and theme preferences. The Next.js (Next.js by Vercel, 2024) App Router enables file-system-based routing with support for nested layouts, loading states, and error boundaries.</w:t>
+        <w:t xml:space="preserve">Additional pages include AI Chat (with multi-turn conversation, suggested prompts, inline error handling, retry and cancel functionality, and loading timer), Match Predictions (with AI-powered score predictions, probability bars, and tactical analysis), Quiz (football knowledge questions generated by AI with scoring), Transfer Market (with rumours, completed transfers, top-valued players, and club spending tabs), News (AI-powered football news feed), Community (forum for football discussions), Orders (with visual tracking timeline), Favorites (wishlist management), Profile (user settings and stats), and Notifications (centralised notification management). Each page component is stored in the src/components/pages/ directory following the modular architecture established in the codebase refactoring.</w:t>
+      </w:r>
+    </w:p>
+    <w:p>
+      <w:pPr>
+        <w:spacing w:line="360"/>
+        <w:ind w:firstLine="480"/>
+        <w:jc w:val="both"/>
+      </w:pPr>
+      <w:r>
+        <w:rPr>
+          <w:rFonts w:ascii="Times New Roman"/>
+          <w:color w:val="000000"/>
+          <w:sz w:val="24"/>
+          <w:szCs w:val="24"/>
+        </w:rPr>
+        <w:t xml:space="preserve">The React 19 component architecture promotes code reusability, with shared components for data display cards, navigation elements, and modal dialogs. TypeScript (Zemskov, 2025) is used throughout the frontend codebase, providing compile-time type checking. Styling is implemented through Tailwind CSS 4 with over fifty custom CSS animation utilities defined in globals.css, including loading-dots, animated-gradient-border, stagger-fade, orbit-decoration, wave-bar, prediction-glow, transfer-arrow, comparison-bar-fill, hero-particle, stat-card-interactive, and many more. The shadcn/ui component library provides accessible UI primitives that are customisable through Tailwind CSS themes. Framer Motion and Recharts are used for advanced animations and data visualisations respectively.</w:t>
       </w:r>
     </w:p>
     <w:p>
@@ -1574,7 +1638,7 @@
           <w:sz w:val="24"/>
           <w:szCs w:val="24"/>
         </w:rPr>
-        <w:t xml:space="preserve">The backend comprises twenty API routes implemented as Next.js API Route handlers, covering authentication, CRUD operations for all database entities, AI feature endpoints, and e-commerce operations. Authentication follows a JWT-based approach (Dalimunthe et al., 2023), with tokens issued upon successful login and validated on protected routes. The Prisma ORM (Prisma, 2024) serves as the data access layer, providing a type-safe query builder that maps directly to the defined database schema.</w:t>
+        <w:t xml:space="preserve">The backend comprises twenty API routes implemented as Next.js API Route handlers. Authentication routes include POST /api/auth/register, POST /api/auth/login, and GET /api/auth/me, following a JWT-based approach (Dalimunthe et al., 2023) with tokens issued upon successful login and validated on protected routes through the Authorization header. The Prisma ORM serves as the data access layer, providing a type-safe query builder that maps directly to the defined database schema.</w:t>
       </w:r>
     </w:p>
     <w:p>
@@ -1590,7 +1654,23 @@
           <w:sz w:val="24"/>
           <w:szCs w:val="24"/>
         </w:rPr>
-        <w:t xml:space="preserve">AI integration is achieved through the z-ai-web-dev-sdk, which provides interfaces for both Vision Language Model (VLM) and Large Language Model (LLM) capabilities. The VLM endpoint analyses uploaded match images to detect team formations, leveraging computer vision techniques described by Zheng et al. (2025) and Rossi (2025). The LLM chat endpoint provides intelligent conversational assistance for football-related queries, while the match prediction endpoint uses AI-driven analysis to generate probabilistic forecasts for upcoming fixtures.</w:t>
+        <w:t xml:space="preserve">Data routes include GET/POST /api/products, GET/POST/DELETE /api/cart, GET/POST /api/tickets, GET /api/highlights, POST /api/analyze, GET /api/dashboard, GET/POST /api/favorites, GET/POST /api/reviews, GET/POST /api/orders, GET /api/user/profile, GET /api/transfers, GET /api/news, GET /api/quiz (POST for quiz generation), GET /api/predictions (POST for prediction), and GET /api/match-events. The AI integration layer is split between two providers: GLM 4.5 Air, accessed through an OpenAI-compatible API endpoint at routeway.ai, handles text-based LLM tasks for chat (multi-turn conversation with session storage), predictions (structured JSON output with score, probabilities, and tactical factors), and quiz (JSON array of questions with options and explanations). A reusable utility module (src/lib/glm.ts) provides runtime environment variable reading, automatic retry logic for rate limiting (429 errors with exponential backoff), and proper TypeScript interfaces.</w:t>
+      </w:r>
+    </w:p>
+    <w:p>
+      <w:pPr>
+        <w:spacing w:line="360"/>
+        <w:ind w:firstLine="480"/>
+        <w:jc w:val="both"/>
+      </w:pPr>
+      <w:r>
+        <w:rPr>
+          <w:rFonts w:ascii="Times New Roman"/>
+          <w:color w:val="000000"/>
+          <w:sz w:val="24"/>
+          <w:szCs w:val="24"/>
+        </w:rPr>
+        <w:t xml:space="preserve">The z-ai-web-dev-sdk provides two additional AI capabilities: VLM for formation detection from uploaded match images, and web_search for the news feed. All AI endpoints include proper error handling, timeout management (60 seconds for GLM requests), and fallback parsing for non-JSON responses. The GLM free tier operates at 5 requests per minute, and the retry logic handles rate limiting gracefully with configurable wait times.</w:t>
       </w:r>
     </w:p>
     <w:p>
@@ -1625,7 +1705,23 @@
           <w:sz w:val="24"/>
           <w:szCs w:val="24"/>
         </w:rPr>
-        <w:t xml:space="preserve">Real-time match simulation is implemented through a dedicated Socket.IO server operating on port 3004, separate from the main Next.js application. Socket.IO (Socket.IO, 2024) was selected for its robust WebSocket abstraction layer, which provides automatic fallback to HTTP long-polling, room-based event broadcasting, and reconnection handling. The simulation engine generates match events including goals, cards, substitutions, and possession changes, broadcasting these events to connected clients in real time. Ogundeyi and Yinka-Banjo (2019) provide a comprehensive overview of WebSocket technology in real-time applications, confirming its suitability for live sports data delivery. The client-side integration uses the Socket.IO client library to establish and maintain connections, updating the UI dynamically as match events are received.</w:t>
+        <w:t xml:space="preserve">Real-time match simulation is implemented through a dedicated Socket.IO mini-service operating on port 3004, completely separate from the main Next.js application. This architectural decision ensures that real-time processing does not impact the performance of the main application server. The mini-service simulates a football match (e.g., AC Milan vs Juventus) with realistic event generation including goals, yellow and red cards, substitutions, fouls, corners, and possession changes, each with appropriate minute timestamps, team assignments, and player names.</w:t>
+      </w:r>
+    </w:p>
+    <w:p>
+      <w:pPr>
+        <w:spacing w:line="360"/>
+        <w:ind w:firstLine="480"/>
+        <w:jc w:val="both"/>
+      </w:pPr>
+      <w:r>
+        <w:rPr>
+          <w:rFonts w:ascii="Times New Roman"/>
+          <w:color w:val="000000"/>
+          <w:sz w:val="24"/>
+          <w:szCs w:val="24"/>
+        </w:rPr>
+        <w:t xml:space="preserve">Socket.IO (Socket.IO, 2024) was selected for its robust WebSocket abstraction layer, which provides automatic fallback to HTTP long-polling, room-based event broadcasting, and reconnection handling. The client-side integration uses the Socket.IO client library to establish and maintain connections, updating the Match Center UI dynamically as match events are received with color-coded event types (green for goals, yellow for cards, blue for substitutions, etc.). The Caddy gateway forwards WebSocket connections to the mini-service using the XTransformPort query parameter, ensuring seamless real-time communication within the unified port 3000 external interface.</w:t>
       </w:r>
     </w:p>
     <w:p>
@@ -1660,7 +1756,7 @@
           <w:sz w:val="24"/>
           <w:szCs w:val="24"/>
         </w:rPr>
-        <w:t xml:space="preserve">The testing and evaluation of PitchVision followed a multi-layered quality assurance approach encompassing static type checking through TypeScript, runtime error monitoring, and end-to-end functional testing. TypeScript compilation ensured that type errors were detected at build time, eliminating an entire category of potential runtime failures. The Prisma ORM further contributed to data access reliability by providing type-safe database queries that are validated against the schema at compile time.</w:t>
+        <w:t xml:space="preserve">The testing and evaluation of PitchVision followed a multi-layered quality assurance approach encompassing static type checking through TypeScript, runtime error monitoring, ESLint static analysis, and end-to-end functional testing. TypeScript compilation ensured that type errors were detected at build time, eliminating an entire category of potential runtime failures. The Prisma ORM further contributed to data access reliability by providing type-safe database queries that are validated against the schema at compile time.</w:t>
       </w:r>
     </w:p>
     <w:p>
@@ -1676,7 +1772,23 @@
           <w:sz w:val="24"/>
           <w:szCs w:val="24"/>
         </w:rPr>
-        <w:t xml:space="preserve">End-to-end testing was conducted using the agent-browser automated testing tool, which verified critical user flows including page navigation, data display, authentication workflows, and e-commerce operations. This comprehensive testing approach confirmed that the application functions correctly across all seventeen pages and twenty API routes, with zero errors detected during the testing phase. The Socket.IO real-time features were additionally tested for connection stability and event delivery accuracy under simulated load conditions.</w:t>
+        <w:t xml:space="preserve">End-to-end testing was conducted using the agent-browser automated testing tool, which verified critical user flows across all twenty-three pages. Testing covered page navigation and rendering, data display accuracy, authentication workflows (login and registration with demo credentials), e-commerce operations (product browsing, cart management, checkout, and order tracking), AI features (chat interactions with GLM 4.5 Air, formation analysis with VLM, match predictions, and quiz generation), real-time match simulation via WebSocket, community features, notification system, transfer market data presentation, and responsive design across viewport sizes. Each testing round confirmed zero lint errors, zero compile errors, zero runtime errors, and zero console errors.</w:t>
+      </w:r>
+    </w:p>
+    <w:p>
+      <w:pPr>
+        <w:spacing w:line="360"/>
+        <w:ind w:firstLine="480"/>
+        <w:jc w:val="both"/>
+      </w:pPr>
+      <w:r>
+        <w:rPr>
+          <w:rFonts w:ascii="Times New Roman"/>
+          <w:color w:val="000000"/>
+          <w:sz w:val="24"/>
+          <w:szCs w:val="24"/>
+        </w:rPr>
+        <w:t xml:space="preserve">API endpoint verification confirmed that all twenty routes return correct HTTP status codes and well-formed JSON responses. The GLM 4.5 Air integration was specifically tested for response quality, rate limiting behaviour, and retry logic effectiveness under concurrent requests. The WebSocket mini-service was tested for connection stability, event delivery accuracy, and client reconnection behaviour. The comprehensive testing approach, combined with continuous integration through automated cron-based review cycles, ensures that the application maintains high quality standards throughout its development lifecycle.</w:t>
       </w:r>
     </w:p>
     <w:p>
@@ -2007,6 +2119,22 @@
         <w:t xml:space="preserve">Appendix A: Database Schema</w:t>
       </w:r>
       <w:bookmarkEnd w:id="100016"/>
+    </w:p>
+    <w:p>
+      <w:pPr>
+        <w:spacing w:line="360"/>
+        <w:ind w:firstLine="480"/>
+        <w:jc w:val="both"/>
+      </w:pPr>
+      <w:r>
+        <w:rPr>
+          <w:rFonts w:ascii="Times New Roman"/>
+          <w:color w:val="000000"/>
+          <w:sz w:val="24"/>
+          <w:szCs w:val="24"/>
+        </w:rPr>
+        <w:t xml:space="preserve">The Prisma schema defines ten database models with appropriate relationships, constraints, and data types. The schema uses SQLite as the database provider with cascading deletes for referential integrity.</w:t>
+      </w:r>
     </w:p>
     <w:p>
       <w:pPr>
@@ -2083,7 +2211,7 @@
         </w:tc>
         <w:tc>
           <w:tcPr>
-            <w:tcW w:type="pct" w:w="40%"/>
+            <w:tcW w:type="pct" w:w="35%"/>
             <w:tcBorders>
               <w:top w:val="none" w:color="FFFFFF" w:sz="0"/>
               <w:left w:val="none" w:color="FFFFFF" w:sz="0"/>
@@ -2116,7 +2244,7 @@
         </w:tc>
         <w:tc>
           <w:tcPr>
-            <w:tcW w:type="pct" w:w="45%"/>
+            <w:tcW w:type="pct" w:w="50%"/>
             <w:tcBorders>
               <w:top w:val="none" w:color="FFFFFF" w:sz="0"/>
               <w:left w:val="none" w:color="FFFFFF" w:sz="0"/>
@@ -2185,7 +2313,7 @@
         </w:tc>
         <w:tc>
           <w:tcPr>
-            <w:tcW w:type="pct" w:w="40%"/>
+            <w:tcW w:type="pct" w:w="35%"/>
             <w:tcBorders>
               <w:top w:val="none" w:color="FFFFFF" w:sz="0"/>
               <w:left w:val="none" w:color="FFFFFF" w:sz="0"/>
@@ -2216,32 +2344,32 @@
         </w:tc>
         <w:tc>
           <w:tcPr>
-            <w:tcW w:type="pct" w:w="45%"/>
-            <w:tcBorders>
-              <w:top w:val="none" w:color="FFFFFF" w:sz="0"/>
-              <w:left w:val="none" w:color="FFFFFF" w:sz="0"/>
-              <w:bottom w:val="none" w:color="FFFFFF" w:sz="0"/>
-              <w:right w:val="none" w:color="FFFFFF" w:sz="0"/>
-            </w:tcBorders>
-            <w:tcMar>
-              <w:top w:type="dxa" w:w="60"/>
-              <w:left w:type="dxa" w:w="120"/>
-              <w:bottom w:type="dxa" w:w="60"/>
-              <w:right w:type="dxa" w:w="120"/>
-            </w:tcMar>
-          </w:tcPr>
-          <w:p>
-            <w:pPr>
-              <w:jc w:val="center"/>
-            </w:pPr>
-            <w:r>
-              <w:rPr>
-                <w:rFonts w:ascii="Times New Roman"/>
-                <w:color w:val="000000"/>
-                <w:sz w:val="21"/>
-                <w:szCs w:val="21"/>
-              </w:rPr>
-              <w:t xml:space="preserve">id, email, name, password, role</w:t>
+            <w:tcW w:type="pct" w:w="50%"/>
+            <w:tcBorders>
+              <w:top w:val="none" w:color="FFFFFF" w:sz="0"/>
+              <w:left w:val="none" w:color="FFFFFF" w:sz="0"/>
+              <w:bottom w:val="none" w:color="FFFFFF" w:sz="0"/>
+              <w:right w:val="none" w:color="FFFFFF" w:sz="0"/>
+            </w:tcBorders>
+            <w:tcMar>
+              <w:top w:type="dxa" w:w="60"/>
+              <w:left w:type="dxa" w:w="120"/>
+              <w:bottom w:type="dxa" w:w="60"/>
+              <w:right w:type="dxa" w:w="120"/>
+            </w:tcMar>
+          </w:tcPr>
+          <w:p>
+            <w:pPr>
+              <w:jc w:val="center"/>
+            </w:pPr>
+            <w:r>
+              <w:rPr>
+                <w:rFonts w:ascii="Times New Roman"/>
+                <w:color w:val="000000"/>
+                <w:sz w:val="21"/>
+                <w:szCs w:val="21"/>
+              </w:rPr>
+              <w:t xml:space="preserve">id, email, name, password, role, avatar, favoriteTeam</w:t>
             </w:r>
           </w:p>
         </w:tc>
@@ -2277,69 +2405,69 @@
                 <w:sz w:val="21"/>
                 <w:szCs w:val="21"/>
               </w:rPr>
-              <w:t xml:space="preserve">Team</w:t>
-            </w:r>
-          </w:p>
-        </w:tc>
-        <w:tc>
-          <w:tcPr>
-            <w:tcW w:type="pct" w:w="40%"/>
-            <w:tcBorders>
-              <w:top w:val="none" w:color="FFFFFF" w:sz="0"/>
-              <w:left w:val="none" w:color="FFFFFF" w:sz="0"/>
-              <w:bottom w:val="none" w:color="FFFFFF" w:sz="0"/>
-              <w:right w:val="none" w:color="FFFFFF" w:sz="0"/>
-            </w:tcBorders>
-            <w:tcMar>
-              <w:top w:type="dxa" w:w="60"/>
-              <w:left w:type="dxa" w:w="120"/>
-              <w:bottom w:type="dxa" w:w="60"/>
-              <w:right w:type="dxa" w:w="120"/>
-            </w:tcMar>
-          </w:tcPr>
-          <w:p>
-            <w:pPr>
-              <w:jc w:val="center"/>
-            </w:pPr>
-            <w:r>
-              <w:rPr>
-                <w:rFonts w:ascii="Times New Roman"/>
-                <w:color w:val="000000"/>
-                <w:sz w:val="21"/>
-                <w:szCs w:val="21"/>
-              </w:rPr>
-              <w:t xml:space="preserve">Represents football teams</w:t>
-            </w:r>
-          </w:p>
-        </w:tc>
-        <w:tc>
-          <w:tcPr>
-            <w:tcW w:type="pct" w:w="45%"/>
-            <w:tcBorders>
-              <w:top w:val="none" w:color="FFFFFF" w:sz="0"/>
-              <w:left w:val="none" w:color="FFFFFF" w:sz="0"/>
-              <w:bottom w:val="none" w:color="FFFFFF" w:sz="0"/>
-              <w:right w:val="none" w:color="FFFFFF" w:sz="0"/>
-            </w:tcBorders>
-            <w:tcMar>
-              <w:top w:type="dxa" w:w="60"/>
-              <w:left w:type="dxa" w:w="120"/>
-              <w:bottom w:type="dxa" w:w="60"/>
-              <w:right w:type="dxa" w:w="120"/>
-            </w:tcMar>
-          </w:tcPr>
-          <w:p>
-            <w:pPr>
-              <w:jc w:val="center"/>
-            </w:pPr>
-            <w:r>
-              <w:rPr>
-                <w:rFonts w:ascii="Times New Roman"/>
-                <w:color w:val="000000"/>
-                <w:sz w:val="21"/>
-                <w:szCs w:val="21"/>
-              </w:rPr>
-              <w:t xml:space="preserve">id, name, logo, leagueId</w:t>
+              <w:t xml:space="preserve">Product</w:t>
+            </w:r>
+          </w:p>
+        </w:tc>
+        <w:tc>
+          <w:tcPr>
+            <w:tcW w:type="pct" w:w="35%"/>
+            <w:tcBorders>
+              <w:top w:val="none" w:color="FFFFFF" w:sz="0"/>
+              <w:left w:val="none" w:color="FFFFFF" w:sz="0"/>
+              <w:bottom w:val="none" w:color="FFFFFF" w:sz="0"/>
+              <w:right w:val="none" w:color="FFFFFF" w:sz="0"/>
+            </w:tcBorders>
+            <w:tcMar>
+              <w:top w:type="dxa" w:w="60"/>
+              <w:left w:type="dxa" w:w="120"/>
+              <w:bottom w:type="dxa" w:w="60"/>
+              <w:right w:type="dxa" w:w="120"/>
+            </w:tcMar>
+          </w:tcPr>
+          <w:p>
+            <w:pPr>
+              <w:jc w:val="center"/>
+            </w:pPr>
+            <w:r>
+              <w:rPr>
+                <w:rFonts w:ascii="Times New Roman"/>
+                <w:color w:val="000000"/>
+                <w:sz w:val="21"/>
+                <w:szCs w:val="21"/>
+              </w:rPr>
+              <w:t xml:space="preserve">E-commerce product catalog</w:t>
+            </w:r>
+          </w:p>
+        </w:tc>
+        <w:tc>
+          <w:tcPr>
+            <w:tcW w:type="pct" w:w="50%"/>
+            <w:tcBorders>
+              <w:top w:val="none" w:color="FFFFFF" w:sz="0"/>
+              <w:left w:val="none" w:color="FFFFFF" w:sz="0"/>
+              <w:bottom w:val="none" w:color="FFFFFF" w:sz="0"/>
+              <w:right w:val="none" w:color="FFFFFF" w:sz="0"/>
+            </w:tcBorders>
+            <w:tcMar>
+              <w:top w:type="dxa" w:w="60"/>
+              <w:left w:type="dxa" w:w="120"/>
+              <w:bottom w:type="dxa" w:w="60"/>
+              <w:right w:type="dxa" w:w="120"/>
+            </w:tcMar>
+          </w:tcPr>
+          <w:p>
+            <w:pPr>
+              <w:jc w:val="center"/>
+            </w:pPr>
+            <w:r>
+              <w:rPr>
+                <w:rFonts w:ascii="Times New Roman"/>
+                <w:color w:val="000000"/>
+                <w:sz w:val="21"/>
+                <w:szCs w:val="21"/>
+              </w:rPr>
+              <w:t xml:space="preserve">id, name, price, image, team, category, sizes, stock, rating</w:t>
             </w:r>
           </w:p>
         </w:tc>
@@ -2375,69 +2503,69 @@
                 <w:sz w:val="21"/>
                 <w:szCs w:val="21"/>
               </w:rPr>
-              <w:t xml:space="preserve">Player</w:t>
-            </w:r>
-          </w:p>
-        </w:tc>
-        <w:tc>
-          <w:tcPr>
-            <w:tcW w:type="pct" w:w="40%"/>
-            <w:tcBorders>
-              <w:top w:val="none" w:color="FFFFFF" w:sz="0"/>
-              <w:left w:val="none" w:color="FFFFFF" w:sz="0"/>
-              <w:bottom w:val="none" w:color="FFFFFF" w:sz="0"/>
-              <w:right w:val="none" w:color="FFFFFF" w:sz="0"/>
-            </w:tcBorders>
-            <w:tcMar>
-              <w:top w:type="dxa" w:w="60"/>
-              <w:left w:type="dxa" w:w="120"/>
-              <w:bottom w:type="dxa" w:w="60"/>
-              <w:right w:type="dxa" w:w="120"/>
-            </w:tcMar>
-          </w:tcPr>
-          <w:p>
-            <w:pPr>
-              <w:jc w:val="center"/>
-            </w:pPr>
-            <w:r>
-              <w:rPr>
-                <w:rFonts w:ascii="Times New Roman"/>
-                <w:color w:val="000000"/>
-                <w:sz w:val="21"/>
-                <w:szCs w:val="21"/>
-              </w:rPr>
-              <w:t xml:space="preserve">Stores player data and stats</w:t>
-            </w:r>
-          </w:p>
-        </w:tc>
-        <w:tc>
-          <w:tcPr>
-            <w:tcW w:type="pct" w:w="45%"/>
-            <w:tcBorders>
-              <w:top w:val="none" w:color="FFFFFF" w:sz="0"/>
-              <w:left w:val="none" w:color="FFFFFF" w:sz="0"/>
-              <w:bottom w:val="none" w:color="FFFFFF" w:sz="0"/>
-              <w:right w:val="none" w:color="FFFFFF" w:sz="0"/>
-            </w:tcBorders>
-            <w:tcMar>
-              <w:top w:type="dxa" w:w="60"/>
-              <w:left w:type="dxa" w:w="120"/>
-              <w:bottom w:type="dxa" w:w="60"/>
-              <w:right w:type="dxa" w:w="120"/>
-            </w:tcMar>
-          </w:tcPr>
-          <w:p>
-            <w:pPr>
-              <w:jc w:val="center"/>
-            </w:pPr>
-            <w:r>
-              <w:rPr>
-                <w:rFonts w:ascii="Times New Roman"/>
-                <w:color w:val="000000"/>
-                <w:sz w:val="21"/>
-                <w:szCs w:val="21"/>
-              </w:rPr>
-              <w:t xml:space="preserve">id, name, position, teamId, goals</w:t>
+              <w:t xml:space="preserve">CartItem</w:t>
+            </w:r>
+          </w:p>
+        </w:tc>
+        <w:tc>
+          <w:tcPr>
+            <w:tcW w:type="pct" w:w="35%"/>
+            <w:tcBorders>
+              <w:top w:val="none" w:color="FFFFFF" w:sz="0"/>
+              <w:left w:val="none" w:color="FFFFFF" w:sz="0"/>
+              <w:bottom w:val="none" w:color="FFFFFF" w:sz="0"/>
+              <w:right w:val="none" w:color="FFFFFF" w:sz="0"/>
+            </w:tcBorders>
+            <w:tcMar>
+              <w:top w:type="dxa" w:w="60"/>
+              <w:left w:type="dxa" w:w="120"/>
+              <w:bottom w:type="dxa" w:w="60"/>
+              <w:right w:type="dxa" w:w="120"/>
+            </w:tcMar>
+          </w:tcPr>
+          <w:p>
+            <w:pPr>
+              <w:jc w:val="center"/>
+            </w:pPr>
+            <w:r>
+              <w:rPr>
+                <w:rFonts w:ascii="Times New Roman"/>
+                <w:color w:val="000000"/>
+                <w:sz w:val="21"/>
+                <w:szCs w:val="21"/>
+              </w:rPr>
+              <w:t xml:space="preserve">Individual items in user carts</w:t>
+            </w:r>
+          </w:p>
+        </w:tc>
+        <w:tc>
+          <w:tcPr>
+            <w:tcW w:type="pct" w:w="50%"/>
+            <w:tcBorders>
+              <w:top w:val="none" w:color="FFFFFF" w:sz="0"/>
+              <w:left w:val="none" w:color="FFFFFF" w:sz="0"/>
+              <w:bottom w:val="none" w:color="FFFFFF" w:sz="0"/>
+              <w:right w:val="none" w:color="FFFFFF" w:sz="0"/>
+            </w:tcBorders>
+            <w:tcMar>
+              <w:top w:type="dxa" w:w="60"/>
+              <w:left w:type="dxa" w:w="120"/>
+              <w:bottom w:type="dxa" w:w="60"/>
+              <w:right w:type="dxa" w:w="120"/>
+            </w:tcMar>
+          </w:tcPr>
+          <w:p>
+            <w:pPr>
+              <w:jc w:val="center"/>
+            </w:pPr>
+            <w:r>
+              <w:rPr>
+                <w:rFonts w:ascii="Times New Roman"/>
+                <w:color w:val="000000"/>
+                <w:sz w:val="21"/>
+                <w:szCs w:val="21"/>
+              </w:rPr>
+              <w:t xml:space="preserve">id, userId, productId, quantity, size</w:t>
             </w:r>
           </w:p>
         </w:tc>
@@ -2473,69 +2601,69 @@
                 <w:sz w:val="21"/>
                 <w:szCs w:val="21"/>
               </w:rPr>
-              <w:t xml:space="preserve">Match</w:t>
-            </w:r>
-          </w:p>
-        </w:tc>
-        <w:tc>
-          <w:tcPr>
-            <w:tcW w:type="pct" w:w="40%"/>
-            <w:tcBorders>
-              <w:top w:val="none" w:color="FFFFFF" w:sz="0"/>
-              <w:left w:val="none" w:color="FFFFFF" w:sz="0"/>
-              <w:bottom w:val="none" w:color="FFFFFF" w:sz="0"/>
-              <w:right w:val="none" w:color="FFFFFF" w:sz="0"/>
-            </w:tcBorders>
-            <w:tcMar>
-              <w:top w:type="dxa" w:w="60"/>
-              <w:left w:type="dxa" w:w="120"/>
-              <w:bottom w:type="dxa" w:w="60"/>
-              <w:right w:type="dxa" w:w="120"/>
-            </w:tcMar>
-          </w:tcPr>
-          <w:p>
-            <w:pPr>
-              <w:jc w:val="center"/>
-            </w:pPr>
-            <w:r>
-              <w:rPr>
-                <w:rFonts w:ascii="Times New Roman"/>
-                <w:color w:val="000000"/>
-                <w:sz w:val="21"/>
-                <w:szCs w:val="21"/>
-              </w:rPr>
-              <w:t xml:space="preserve">Records match information</w:t>
-            </w:r>
-          </w:p>
-        </w:tc>
-        <w:tc>
-          <w:tcPr>
-            <w:tcW w:type="pct" w:w="45%"/>
-            <w:tcBorders>
-              <w:top w:val="none" w:color="FFFFFF" w:sz="0"/>
-              <w:left w:val="none" w:color="FFFFFF" w:sz="0"/>
-              <w:bottom w:val="none" w:color="FFFFFF" w:sz="0"/>
-              <w:right w:val="none" w:color="FFFFFF" w:sz="0"/>
-            </w:tcBorders>
-            <w:tcMar>
-              <w:top w:type="dxa" w:w="60"/>
-              <w:left w:type="dxa" w:w="120"/>
-              <w:bottom w:type="dxa" w:w="60"/>
-              <w:right w:type="dxa" w:w="120"/>
-            </w:tcMar>
-          </w:tcPr>
-          <w:p>
-            <w:pPr>
-              <w:jc w:val="center"/>
-            </w:pPr>
-            <w:r>
-              <w:rPr>
-                <w:rFonts w:ascii="Times New Roman"/>
-                <w:color w:val="000000"/>
-                <w:sz w:val="21"/>
-                <w:szCs w:val="21"/>
-              </w:rPr>
-              <w:t xml:space="preserve">id, homeTeamId, awayTeamId, date, status</w:t>
+              <w:t xml:space="preserve">Ticket</w:t>
+            </w:r>
+          </w:p>
+        </w:tc>
+        <w:tc>
+          <w:tcPr>
+            <w:tcW w:type="pct" w:w="35%"/>
+            <w:tcBorders>
+              <w:top w:val="none" w:color="FFFFFF" w:sz="0"/>
+              <w:left w:val="none" w:color="FFFFFF" w:sz="0"/>
+              <w:bottom w:val="none" w:color="FFFFFF" w:sz="0"/>
+              <w:right w:val="none" w:color="FFFFFF" w:sz="0"/>
+            </w:tcBorders>
+            <w:tcMar>
+              <w:top w:type="dxa" w:w="60"/>
+              <w:left w:type="dxa" w:w="120"/>
+              <w:bottom w:type="dxa" w:w="60"/>
+              <w:right w:type="dxa" w:w="120"/>
+            </w:tcMar>
+          </w:tcPr>
+          <w:p>
+            <w:pPr>
+              <w:jc w:val="center"/>
+            </w:pPr>
+            <w:r>
+              <w:rPr>
+                <w:rFonts w:ascii="Times New Roman"/>
+                <w:color w:val="000000"/>
+                <w:sz w:val="21"/>
+                <w:szCs w:val="21"/>
+              </w:rPr>
+              <w:t xml:space="preserve">Match ticket records</w:t>
+            </w:r>
+          </w:p>
+        </w:tc>
+        <w:tc>
+          <w:tcPr>
+            <w:tcW w:type="pct" w:w="50%"/>
+            <w:tcBorders>
+              <w:top w:val="none" w:color="FFFFFF" w:sz="0"/>
+              <w:left w:val="none" w:color="FFFFFF" w:sz="0"/>
+              <w:bottom w:val="none" w:color="FFFFFF" w:sz="0"/>
+              <w:right w:val="none" w:color="FFFFFF" w:sz="0"/>
+            </w:tcBorders>
+            <w:tcMar>
+              <w:top w:type="dxa" w:w="60"/>
+              <w:left w:type="dxa" w:w="120"/>
+              <w:bottom w:type="dxa" w:w="60"/>
+              <w:right w:type="dxa" w:w="120"/>
+            </w:tcMar>
+          </w:tcPr>
+          <w:p>
+            <w:pPr>
+              <w:jc w:val="center"/>
+            </w:pPr>
+            <w:r>
+              <w:rPr>
+                <w:rFonts w:ascii="Times New Roman"/>
+                <w:color w:val="000000"/>
+                <w:sz w:val="21"/>
+                <w:szCs w:val="21"/>
+              </w:rPr>
+              <w:t xml:space="preserve">id, userId, match, homeTeam, awayTeam, date, venue, section, seat, price</w:t>
             </w:r>
           </w:p>
         </w:tc>
@@ -2571,69 +2699,69 @@
                 <w:sz w:val="21"/>
                 <w:szCs w:val="21"/>
               </w:rPr>
-              <w:t xml:space="preserve">League</w:t>
-            </w:r>
-          </w:p>
-        </w:tc>
-        <w:tc>
-          <w:tcPr>
-            <w:tcW w:type="pct" w:w="40%"/>
-            <w:tcBorders>
-              <w:top w:val="none" w:color="FFFFFF" w:sz="0"/>
-              <w:left w:val="none" w:color="FFFFFF" w:sz="0"/>
-              <w:bottom w:val="none" w:color="FFFFFF" w:sz="0"/>
-              <w:right w:val="none" w:color="FFFFFF" w:sz="0"/>
-            </w:tcBorders>
-            <w:tcMar>
-              <w:top w:type="dxa" w:w="60"/>
-              <w:left w:type="dxa" w:w="120"/>
-              <w:bottom w:type="dxa" w:w="60"/>
-              <w:right w:type="dxa" w:w="120"/>
-            </w:tcMar>
-          </w:tcPr>
-          <w:p>
-            <w:pPr>
-              <w:jc w:val="center"/>
-            </w:pPr>
-            <w:r>
-              <w:rPr>
-                <w:rFonts w:ascii="Times New Roman"/>
-                <w:color w:val="000000"/>
-                <w:sz w:val="21"/>
-                <w:szCs w:val="21"/>
-              </w:rPr>
-              <w:t xml:space="preserve">Represents football leagues</w:t>
-            </w:r>
-          </w:p>
-        </w:tc>
-        <w:tc>
-          <w:tcPr>
-            <w:tcW w:type="pct" w:w="45%"/>
-            <w:tcBorders>
-              <w:top w:val="none" w:color="FFFFFF" w:sz="0"/>
-              <w:left w:val="none" w:color="FFFFFF" w:sz="0"/>
-              <w:bottom w:val="none" w:color="FFFFFF" w:sz="0"/>
-              <w:right w:val="none" w:color="FFFFFF" w:sz="0"/>
-            </w:tcBorders>
-            <w:tcMar>
-              <w:top w:type="dxa" w:w="60"/>
-              <w:left w:type="dxa" w:w="120"/>
-              <w:bottom w:type="dxa" w:w="60"/>
-              <w:right w:type="dxa" w:w="120"/>
-            </w:tcMar>
-          </w:tcPr>
-          <w:p>
-            <w:pPr>
-              <w:jc w:val="center"/>
-            </w:pPr>
-            <w:r>
-              <w:rPr>
-                <w:rFonts w:ascii="Times New Roman"/>
-                <w:color w:val="000000"/>
-                <w:sz w:val="21"/>
-                <w:szCs w:val="21"/>
-              </w:rPr>
-              <w:t xml:space="preserve">id, name, country, season</w:t>
+              <w:t xml:space="preserve">Highlight</w:t>
+            </w:r>
+          </w:p>
+        </w:tc>
+        <w:tc>
+          <w:tcPr>
+            <w:tcW w:type="pct" w:w="35%"/>
+            <w:tcBorders>
+              <w:top w:val="none" w:color="FFFFFF" w:sz="0"/>
+              <w:left w:val="none" w:color="FFFFFF" w:sz="0"/>
+              <w:bottom w:val="none" w:color="FFFFFF" w:sz="0"/>
+              <w:right w:val="none" w:color="FFFFFF" w:sz="0"/>
+            </w:tcBorders>
+            <w:tcMar>
+              <w:top w:type="dxa" w:w="60"/>
+              <w:left w:type="dxa" w:w="120"/>
+              <w:bottom w:type="dxa" w:w="60"/>
+              <w:right w:type="dxa" w:w="120"/>
+            </w:tcMar>
+          </w:tcPr>
+          <w:p>
+            <w:pPr>
+              <w:jc w:val="center"/>
+            </w:pPr>
+            <w:r>
+              <w:rPr>
+                <w:rFonts w:ascii="Times New Roman"/>
+                <w:color w:val="000000"/>
+                <w:sz w:val="21"/>
+                <w:szCs w:val="21"/>
+              </w:rPr>
+              <w:t xml:space="preserve">Match highlight videos</w:t>
+            </w:r>
+          </w:p>
+        </w:tc>
+        <w:tc>
+          <w:tcPr>
+            <w:tcW w:type="pct" w:w="50%"/>
+            <w:tcBorders>
+              <w:top w:val="none" w:color="FFFFFF" w:sz="0"/>
+              <w:left w:val="none" w:color="FFFFFF" w:sz="0"/>
+              <w:bottom w:val="none" w:color="FFFFFF" w:sz="0"/>
+              <w:right w:val="none" w:color="FFFFFF" w:sz="0"/>
+            </w:tcBorders>
+            <w:tcMar>
+              <w:top w:type="dxa" w:w="60"/>
+              <w:left w:type="dxa" w:w="120"/>
+              <w:bottom w:type="dxa" w:w="60"/>
+              <w:right w:type="dxa" w:w="120"/>
+            </w:tcMar>
+          </w:tcPr>
+          <w:p>
+            <w:pPr>
+              <w:jc w:val="center"/>
+            </w:pPr>
+            <w:r>
+              <w:rPr>
+                <w:rFonts w:ascii="Times New Roman"/>
+                <w:color w:val="000000"/>
+                <w:sz w:val="21"/>
+                <w:szCs w:val="21"/>
+              </w:rPr>
+              <w:t xml:space="preserve">id, userId, title, match, thumbnail, videoUrl, duration, views</w:t>
             </w:r>
           </w:p>
         </w:tc>
@@ -2669,69 +2797,69 @@
                 <w:sz w:val="21"/>
                 <w:szCs w:val="21"/>
               </w:rPr>
-              <w:t xml:space="preserve">Standing</w:t>
-            </w:r>
-          </w:p>
-        </w:tc>
-        <w:tc>
-          <w:tcPr>
-            <w:tcW w:type="pct" w:w="40%"/>
-            <w:tcBorders>
-              <w:top w:val="none" w:color="FFFFFF" w:sz="0"/>
-              <w:left w:val="none" w:color="FFFFFF" w:sz="0"/>
-              <w:bottom w:val="none" w:color="FFFFFF" w:sz="0"/>
-              <w:right w:val="none" w:color="FFFFFF" w:sz="0"/>
-            </w:tcBorders>
-            <w:tcMar>
-              <w:top w:type="dxa" w:w="60"/>
-              <w:left w:type="dxa" w:w="120"/>
-              <w:bottom w:type="dxa" w:w="60"/>
-              <w:right w:type="dxa" w:w="120"/>
-            </w:tcMar>
-          </w:tcPr>
-          <w:p>
-            <w:pPr>
-              <w:jc w:val="center"/>
-            </w:pPr>
-            <w:r>
-              <w:rPr>
-                <w:rFonts w:ascii="Times New Roman"/>
-                <w:color w:val="000000"/>
-                <w:sz w:val="21"/>
-                <w:szCs w:val="21"/>
-              </w:rPr>
-              <w:t xml:space="preserve">League standings table</w:t>
-            </w:r>
-          </w:p>
-        </w:tc>
-        <w:tc>
-          <w:tcPr>
-            <w:tcW w:type="pct" w:w="45%"/>
-            <w:tcBorders>
-              <w:top w:val="none" w:color="FFFFFF" w:sz="0"/>
-              <w:left w:val="none" w:color="FFFFFF" w:sz="0"/>
-              <w:bottom w:val="none" w:color="FFFFFF" w:sz="0"/>
-              <w:right w:val="none" w:color="FFFFFF" w:sz="0"/>
-            </w:tcBorders>
-            <w:tcMar>
-              <w:top w:type="dxa" w:w="60"/>
-              <w:left w:type="dxa" w:w="120"/>
-              <w:bottom w:type="dxa" w:w="60"/>
-              <w:right w:type="dxa" w:w="120"/>
-            </w:tcMar>
-          </w:tcPr>
-          <w:p>
-            <w:pPr>
-              <w:jc w:val="center"/>
-            </w:pPr>
-            <w:r>
-              <w:rPr>
-                <w:rFonts w:ascii="Times New Roman"/>
-                <w:color w:val="000000"/>
-                <w:sz w:val="21"/>
-                <w:szCs w:val="21"/>
-              </w:rPr>
-              <w:t xml:space="preserve">id, leagueId, teamId, points, rank</w:t>
+              <w:t xml:space="preserve">MatchAnalysis</w:t>
+            </w:r>
+          </w:p>
+        </w:tc>
+        <w:tc>
+          <w:tcPr>
+            <w:tcW w:type="pct" w:w="35%"/>
+            <w:tcBorders>
+              <w:top w:val="none" w:color="FFFFFF" w:sz="0"/>
+              <w:left w:val="none" w:color="FFFFFF" w:sz="0"/>
+              <w:bottom w:val="none" w:color="FFFFFF" w:sz="0"/>
+              <w:right w:val="none" w:color="FFFFFF" w:sz="0"/>
+            </w:tcBorders>
+            <w:tcMar>
+              <w:top w:type="dxa" w:w="60"/>
+              <w:left w:type="dxa" w:w="120"/>
+              <w:bottom w:type="dxa" w:w="60"/>
+              <w:right w:type="dxa" w:w="120"/>
+            </w:tcMar>
+          </w:tcPr>
+          <w:p>
+            <w:pPr>
+              <w:jc w:val="center"/>
+            </w:pPr>
+            <w:r>
+              <w:rPr>
+                <w:rFonts w:ascii="Times New Roman"/>
+                <w:color w:val="000000"/>
+                <w:sz w:val="21"/>
+                <w:szCs w:val="21"/>
+              </w:rPr>
+              <w:t xml:space="preserve">AI formation detection results</w:t>
+            </w:r>
+          </w:p>
+        </w:tc>
+        <w:tc>
+          <w:tcPr>
+            <w:tcW w:type="pct" w:w="50%"/>
+            <w:tcBorders>
+              <w:top w:val="none" w:color="FFFFFF" w:sz="0"/>
+              <w:left w:val="none" w:color="FFFFFF" w:sz="0"/>
+              <w:bottom w:val="none" w:color="FFFFFF" w:sz="0"/>
+              <w:right w:val="none" w:color="FFFFFF" w:sz="0"/>
+            </w:tcBorders>
+            <w:tcMar>
+              <w:top w:type="dxa" w:w="60"/>
+              <w:left w:type="dxa" w:w="120"/>
+              <w:bottom w:type="dxa" w:w="60"/>
+              <w:right w:type="dxa" w:w="120"/>
+            </w:tcMar>
+          </w:tcPr>
+          <w:p>
+            <w:pPr>
+              <w:jc w:val="center"/>
+            </w:pPr>
+            <w:r>
+              <w:rPr>
+                <w:rFonts w:ascii="Times New Roman"/>
+                <w:color w:val="000000"/>
+                <w:sz w:val="21"/>
+                <w:szCs w:val="21"/>
+              </w:rPr>
+              <w:t xml:space="preserve">id, userId, imageUrl, formation, playersCount, analysis, confidence</w:t>
             </w:r>
           </w:p>
         </w:tc>
@@ -2767,69 +2895,69 @@
                 <w:sz w:val="21"/>
                 <w:szCs w:val="21"/>
               </w:rPr>
-              <w:t xml:space="preserve">Product</w:t>
-            </w:r>
-          </w:p>
-        </w:tc>
-        <w:tc>
-          <w:tcPr>
-            <w:tcW w:type="pct" w:w="40%"/>
-            <w:tcBorders>
-              <w:top w:val="none" w:color="FFFFFF" w:sz="0"/>
-              <w:left w:val="none" w:color="FFFFFF" w:sz="0"/>
-              <w:bottom w:val="none" w:color="FFFFFF" w:sz="0"/>
-              <w:right w:val="none" w:color="FFFFFF" w:sz="0"/>
-            </w:tcBorders>
-            <w:tcMar>
-              <w:top w:type="dxa" w:w="60"/>
-              <w:left w:type="dxa" w:w="120"/>
-              <w:bottom w:type="dxa" w:w="60"/>
-              <w:right w:type="dxa" w:w="120"/>
-            </w:tcMar>
-          </w:tcPr>
-          <w:p>
-            <w:pPr>
-              <w:jc w:val="center"/>
-            </w:pPr>
-            <w:r>
-              <w:rPr>
-                <w:rFonts w:ascii="Times New Roman"/>
-                <w:color w:val="000000"/>
-                <w:sz w:val="21"/>
-                <w:szCs w:val="21"/>
-              </w:rPr>
-              <w:t xml:space="preserve">E-commerce product catalog</w:t>
-            </w:r>
-          </w:p>
-        </w:tc>
-        <w:tc>
-          <w:tcPr>
-            <w:tcW w:type="pct" w:w="45%"/>
-            <w:tcBorders>
-              <w:top w:val="none" w:color="FFFFFF" w:sz="0"/>
-              <w:left w:val="none" w:color="FFFFFF" w:sz="0"/>
-              <w:bottom w:val="none" w:color="FFFFFF" w:sz="0"/>
-              <w:right w:val="none" w:color="FFFFFF" w:sz="0"/>
-            </w:tcBorders>
-            <w:tcMar>
-              <w:top w:type="dxa" w:w="60"/>
-              <w:left w:type="dxa" w:w="120"/>
-              <w:bottom w:type="dxa" w:w="60"/>
-              <w:right w:type="dxa" w:w="120"/>
-            </w:tcMar>
-          </w:tcPr>
-          <w:p>
-            <w:pPr>
-              <w:jc w:val="center"/>
-            </w:pPr>
-            <w:r>
-              <w:rPr>
-                <w:rFonts w:ascii="Times New Roman"/>
-                <w:color w:val="000000"/>
-                <w:sz w:val="21"/>
-                <w:szCs w:val="21"/>
-              </w:rPr>
-              <w:t xml:space="preserve">id, name, price, category, image</w:t>
+              <w:t xml:space="preserve">FavoriteItem</w:t>
+            </w:r>
+          </w:p>
+        </w:tc>
+        <w:tc>
+          <w:tcPr>
+            <w:tcW w:type="pct" w:w="35%"/>
+            <w:tcBorders>
+              <w:top w:val="none" w:color="FFFFFF" w:sz="0"/>
+              <w:left w:val="none" w:color="FFFFFF" w:sz="0"/>
+              <w:bottom w:val="none" w:color="FFFFFF" w:sz="0"/>
+              <w:right w:val="none" w:color="FFFFFF" w:sz="0"/>
+            </w:tcBorders>
+            <w:tcMar>
+              <w:top w:type="dxa" w:w="60"/>
+              <w:left w:type="dxa" w:w="120"/>
+              <w:bottom w:type="dxa" w:w="60"/>
+              <w:right w:type="dxa" w:w="120"/>
+            </w:tcMar>
+          </w:tcPr>
+          <w:p>
+            <w:pPr>
+              <w:jc w:val="center"/>
+            </w:pPr>
+            <w:r>
+              <w:rPr>
+                <w:rFonts w:ascii="Times New Roman"/>
+                <w:color w:val="000000"/>
+                <w:sz w:val="21"/>
+                <w:szCs w:val="21"/>
+              </w:rPr>
+              <w:t xml:space="preserve">User wishlist items</w:t>
+            </w:r>
+          </w:p>
+        </w:tc>
+        <w:tc>
+          <w:tcPr>
+            <w:tcW w:type="pct" w:w="50%"/>
+            <w:tcBorders>
+              <w:top w:val="none" w:color="FFFFFF" w:sz="0"/>
+              <w:left w:val="none" w:color="FFFFFF" w:sz="0"/>
+              <w:bottom w:val="none" w:color="FFFFFF" w:sz="0"/>
+              <w:right w:val="none" w:color="FFFFFF" w:sz="0"/>
+            </w:tcBorders>
+            <w:tcMar>
+              <w:top w:type="dxa" w:w="60"/>
+              <w:left w:type="dxa" w:w="120"/>
+              <w:bottom w:type="dxa" w:w="60"/>
+              <w:right w:type="dxa" w:w="120"/>
+            </w:tcMar>
+          </w:tcPr>
+          <w:p>
+            <w:pPr>
+              <w:jc w:val="center"/>
+            </w:pPr>
+            <w:r>
+              <w:rPr>
+                <w:rFonts w:ascii="Times New Roman"/>
+                <w:color w:val="000000"/>
+                <w:sz w:val="21"/>
+                <w:szCs w:val="21"/>
+              </w:rPr>
+              <w:t xml:space="preserve">id, userId, productId</w:t>
             </w:r>
           </w:p>
         </w:tc>
@@ -2865,69 +2993,69 @@
                 <w:sz w:val="21"/>
                 <w:szCs w:val="21"/>
               </w:rPr>
-              <w:t xml:space="preserve">Cart</w:t>
-            </w:r>
-          </w:p>
-        </w:tc>
-        <w:tc>
-          <w:tcPr>
-            <w:tcW w:type="pct" w:w="40%"/>
-            <w:tcBorders>
-              <w:top w:val="none" w:color="FFFFFF" w:sz="0"/>
-              <w:left w:val="none" w:color="FFFFFF" w:sz="0"/>
-              <w:bottom w:val="none" w:color="FFFFFF" w:sz="0"/>
-              <w:right w:val="none" w:color="FFFFFF" w:sz="0"/>
-            </w:tcBorders>
-            <w:tcMar>
-              <w:top w:type="dxa" w:w="60"/>
-              <w:left w:type="dxa" w:w="120"/>
-              <w:bottom w:type="dxa" w:w="60"/>
-              <w:right w:type="dxa" w:w="120"/>
-            </w:tcMar>
-          </w:tcPr>
-          <w:p>
-            <w:pPr>
-              <w:jc w:val="center"/>
-            </w:pPr>
-            <w:r>
-              <w:rPr>
-                <w:rFonts w:ascii="Times New Roman"/>
-                <w:color w:val="000000"/>
-                <w:sz w:val="21"/>
-                <w:szCs w:val="21"/>
-              </w:rPr>
-              <w:t xml:space="preserve">User shopping carts</w:t>
-            </w:r>
-          </w:p>
-        </w:tc>
-        <w:tc>
-          <w:tcPr>
-            <w:tcW w:type="pct" w:w="45%"/>
-            <w:tcBorders>
-              <w:top w:val="none" w:color="FFFFFF" w:sz="0"/>
-              <w:left w:val="none" w:color="FFFFFF" w:sz="0"/>
-              <w:bottom w:val="none" w:color="FFFFFF" w:sz="0"/>
-              <w:right w:val="none" w:color="FFFFFF" w:sz="0"/>
-            </w:tcBorders>
-            <w:tcMar>
-              <w:top w:type="dxa" w:w="60"/>
-              <w:left w:type="dxa" w:w="120"/>
-              <w:bottom w:type="dxa" w:w="60"/>
-              <w:right w:type="dxa" w:w="120"/>
-            </w:tcMar>
-          </w:tcPr>
-          <w:p>
-            <w:pPr>
-              <w:jc w:val="center"/>
-            </w:pPr>
-            <w:r>
-              <w:rPr>
-                <w:rFonts w:ascii="Times New Roman"/>
-                <w:color w:val="000000"/>
-                <w:sz w:val="21"/>
-                <w:szCs w:val="21"/>
-              </w:rPr>
-              <w:t xml:space="preserve">id, userId, total</w:t>
+              <w:t xml:space="preserve">MatchEvent</w:t>
+            </w:r>
+          </w:p>
+        </w:tc>
+        <w:tc>
+          <w:tcPr>
+            <w:tcW w:type="pct" w:w="35%"/>
+            <w:tcBorders>
+              <w:top w:val="none" w:color="FFFFFF" w:sz="0"/>
+              <w:left w:val="none" w:color="FFFFFF" w:sz="0"/>
+              <w:bottom w:val="none" w:color="FFFFFF" w:sz="0"/>
+              <w:right w:val="none" w:color="FFFFFF" w:sz="0"/>
+            </w:tcBorders>
+            <w:tcMar>
+              <w:top w:type="dxa" w:w="60"/>
+              <w:left w:type="dxa" w:w="120"/>
+              <w:bottom w:type="dxa" w:w="60"/>
+              <w:right w:type="dxa" w:w="120"/>
+            </w:tcMar>
+          </w:tcPr>
+          <w:p>
+            <w:pPr>
+              <w:jc w:val="center"/>
+            </w:pPr>
+            <w:r>
+              <w:rPr>
+                <w:rFonts w:ascii="Times New Roman"/>
+                <w:color w:val="000000"/>
+                <w:sz w:val="21"/>
+                <w:szCs w:val="21"/>
+              </w:rPr>
+              <w:t xml:space="preserve">WebSocket match simulation events</w:t>
+            </w:r>
+          </w:p>
+        </w:tc>
+        <w:tc>
+          <w:tcPr>
+            <w:tcW w:type="pct" w:w="50%"/>
+            <w:tcBorders>
+              <w:top w:val="none" w:color="FFFFFF" w:sz="0"/>
+              <w:left w:val="none" w:color="FFFFFF" w:sz="0"/>
+              <w:bottom w:val="none" w:color="FFFFFF" w:sz="0"/>
+              <w:right w:val="none" w:color="FFFFFF" w:sz="0"/>
+            </w:tcBorders>
+            <w:tcMar>
+              <w:top w:type="dxa" w:w="60"/>
+              <w:left w:type="dxa" w:w="120"/>
+              <w:bottom w:type="dxa" w:w="60"/>
+              <w:right w:type="dxa" w:w="120"/>
+            </w:tcMar>
+          </w:tcPr>
+          <w:p>
+            <w:pPr>
+              <w:jc w:val="center"/>
+            </w:pPr>
+            <w:r>
+              <w:rPr>
+                <w:rFonts w:ascii="Times New Roman"/>
+                <w:color w:val="000000"/>
+                <w:sz w:val="21"/>
+                <w:szCs w:val="21"/>
+              </w:rPr>
+              <w:t xml:space="preserve">id, matchId, type, minute, team, player, description</w:t>
             </w:r>
           </w:p>
         </w:tc>
@@ -2963,69 +3091,69 @@
                 <w:sz w:val="21"/>
                 <w:szCs w:val="21"/>
               </w:rPr>
-              <w:t xml:space="preserve">CartItem</w:t>
-            </w:r>
-          </w:p>
-        </w:tc>
-        <w:tc>
-          <w:tcPr>
-            <w:tcW w:type="pct" w:w="40%"/>
-            <w:tcBorders>
-              <w:top w:val="none" w:color="FFFFFF" w:sz="0"/>
-              <w:left w:val="none" w:color="FFFFFF" w:sz="0"/>
-              <w:bottom w:val="none" w:color="FFFFFF" w:sz="0"/>
-              <w:right w:val="none" w:color="FFFFFF" w:sz="0"/>
-            </w:tcBorders>
-            <w:tcMar>
-              <w:top w:type="dxa" w:w="60"/>
-              <w:left w:type="dxa" w:w="120"/>
-              <w:bottom w:type="dxa" w:w="60"/>
-              <w:right w:type="dxa" w:w="120"/>
-            </w:tcMar>
-          </w:tcPr>
-          <w:p>
-            <w:pPr>
-              <w:jc w:val="center"/>
-            </w:pPr>
-            <w:r>
-              <w:rPr>
-                <w:rFonts w:ascii="Times New Roman"/>
-                <w:color w:val="000000"/>
-                <w:sz w:val="21"/>
-                <w:szCs w:val="21"/>
-              </w:rPr>
-              <w:t xml:space="preserve">Individual cart items</w:t>
-            </w:r>
-          </w:p>
-        </w:tc>
-        <w:tc>
-          <w:tcPr>
-            <w:tcW w:type="pct" w:w="45%"/>
-            <w:tcBorders>
-              <w:top w:val="none" w:color="FFFFFF" w:sz="0"/>
-              <w:left w:val="none" w:color="FFFFFF" w:sz="0"/>
-              <w:bottom w:val="none" w:color="FFFFFF" w:sz="0"/>
-              <w:right w:val="none" w:color="FFFFFF" w:sz="0"/>
-            </w:tcBorders>
-            <w:tcMar>
-              <w:top w:type="dxa" w:w="60"/>
-              <w:left w:type="dxa" w:w="120"/>
-              <w:bottom w:type="dxa" w:w="60"/>
-              <w:right w:type="dxa" w:w="120"/>
-            </w:tcMar>
-          </w:tcPr>
-          <w:p>
-            <w:pPr>
-              <w:jc w:val="center"/>
-            </w:pPr>
-            <w:r>
-              <w:rPr>
-                <w:rFonts w:ascii="Times New Roman"/>
-                <w:color w:val="000000"/>
-                <w:sz w:val="21"/>
-                <w:szCs w:val="21"/>
-              </w:rPr>
-              <w:t xml:space="preserve">id, cartId, productId, quantity</w:t>
+              <w:t xml:space="preserve">Review</w:t>
+            </w:r>
+          </w:p>
+        </w:tc>
+        <w:tc>
+          <w:tcPr>
+            <w:tcW w:type="pct" w:w="35%"/>
+            <w:tcBorders>
+              <w:top w:val="none" w:color="FFFFFF" w:sz="0"/>
+              <w:left w:val="none" w:color="FFFFFF" w:sz="0"/>
+              <w:bottom w:val="none" w:color="FFFFFF" w:sz="0"/>
+              <w:right w:val="none" w:color="FFFFFF" w:sz="0"/>
+            </w:tcBorders>
+            <w:tcMar>
+              <w:top w:type="dxa" w:w="60"/>
+              <w:left w:type="dxa" w:w="120"/>
+              <w:bottom w:type="dxa" w:w="60"/>
+              <w:right w:type="dxa" w:w="120"/>
+            </w:tcMar>
+          </w:tcPr>
+          <w:p>
+            <w:pPr>
+              <w:jc w:val="center"/>
+            </w:pPr>
+            <w:r>
+              <w:rPr>
+                <w:rFonts w:ascii="Times New Roman"/>
+                <w:color w:val="000000"/>
+                <w:sz w:val="21"/>
+                <w:szCs w:val="21"/>
+              </w:rPr>
+              <w:t xml:space="preserve">User product reviews with ratings</w:t>
+            </w:r>
+          </w:p>
+        </w:tc>
+        <w:tc>
+          <w:tcPr>
+            <w:tcW w:type="pct" w:w="50%"/>
+            <w:tcBorders>
+              <w:top w:val="none" w:color="FFFFFF" w:sz="0"/>
+              <w:left w:val="none" w:color="FFFFFF" w:sz="0"/>
+              <w:bottom w:val="none" w:color="FFFFFF" w:sz="0"/>
+              <w:right w:val="none" w:color="FFFFFF" w:sz="0"/>
+            </w:tcBorders>
+            <w:tcMar>
+              <w:top w:type="dxa" w:w="60"/>
+              <w:left w:type="dxa" w:w="120"/>
+              <w:bottom w:type="dxa" w:w="60"/>
+              <w:right w:type="dxa" w:w="120"/>
+            </w:tcMar>
+          </w:tcPr>
+          <w:p>
+            <w:pPr>
+              <w:jc w:val="center"/>
+            </w:pPr>
+            <w:r>
+              <w:rPr>
+                <w:rFonts w:ascii="Times New Roman"/>
+                <w:color w:val="000000"/>
+                <w:sz w:val="21"/>
+                <w:szCs w:val="21"/>
+              </w:rPr>
+              <w:t xml:space="preserve">id, userId, productId, rating, title, comment</w:t>
             </w:r>
           </w:p>
         </w:tc>
@@ -3067,7 +3195,7 @@
         </w:tc>
         <w:tc>
           <w:tcPr>
-            <w:tcW w:type="pct" w:w="40%"/>
+            <w:tcW w:type="pct" w:w="35%"/>
             <w:tcBorders>
               <w:top w:val="none" w:color="FFFFFF" w:sz="0"/>
               <w:left w:val="none" w:color="FFFFFF" w:sz="0"/>
@@ -3098,32 +3226,32 @@
         </w:tc>
         <w:tc>
           <w:tcPr>
-            <w:tcW w:type="pct" w:w="45%"/>
-            <w:tcBorders>
-              <w:top w:val="none" w:color="FFFFFF" w:sz="0"/>
-              <w:left w:val="none" w:color="FFFFFF" w:sz="0"/>
-              <w:bottom w:val="none" w:color="FFFFFF" w:sz="0"/>
-              <w:right w:val="none" w:color="FFFFFF" w:sz="0"/>
-            </w:tcBorders>
-            <w:tcMar>
-              <w:top w:type="dxa" w:w="60"/>
-              <w:left w:type="dxa" w:w="120"/>
-              <w:bottom w:type="dxa" w:w="60"/>
-              <w:right w:type="dxa" w:w="120"/>
-            </w:tcMar>
-          </w:tcPr>
-          <w:p>
-            <w:pPr>
-              <w:jc w:val="center"/>
-            </w:pPr>
-            <w:r>
-              <w:rPr>
-                <w:rFonts w:ascii="Times New Roman"/>
-                <w:color w:val="000000"/>
-                <w:sz w:val="21"/>
-                <w:szCs w:val="21"/>
-              </w:rPr>
-              <w:t xml:space="preserve">id, userId, total, status, items</w:t>
+            <w:tcW w:type="pct" w:w="50%"/>
+            <w:tcBorders>
+              <w:top w:val="none" w:color="FFFFFF" w:sz="0"/>
+              <w:left w:val="none" w:color="FFFFFF" w:sz="0"/>
+              <w:bottom w:val="none" w:color="FFFFFF" w:sz="0"/>
+              <w:right w:val="none" w:color="FFFFFF" w:sz="0"/>
+            </w:tcBorders>
+            <w:tcMar>
+              <w:top w:type="dxa" w:w="60"/>
+              <w:left w:type="dxa" w:w="120"/>
+              <w:bottom w:type="dxa" w:w="60"/>
+              <w:right w:type="dxa" w:w="120"/>
+            </w:tcMar>
+          </w:tcPr>
+          <w:p>
+            <w:pPr>
+              <w:jc w:val="center"/>
+            </w:pPr>
+            <w:r>
+              <w:rPr>
+                <w:rFonts w:ascii="Times New Roman"/>
+                <w:color w:val="000000"/>
+                <w:sz w:val="21"/>
+                <w:szCs w:val="21"/>
+              </w:rPr>
+              <w:t xml:space="preserve">id, userId, items, total, status, address, city, country, postalCode, phone</w:t>
             </w:r>
           </w:p>
         </w:tc>
@@ -3152,6 +3280,22 @@
         <w:t xml:space="preserve">Appendix B: API Routes</w:t>
       </w:r>
       <w:bookmarkEnd w:id="100017"/>
+    </w:p>
+    <w:p>
+      <w:pPr>
+        <w:spacing w:line="360"/>
+        <w:ind w:firstLine="480"/>
+        <w:jc w:val="both"/>
+      </w:pPr>
+      <w:r>
+        <w:rPr>
+          <w:rFonts w:ascii="Times New Roman"/>
+          <w:color w:val="000000"/>
+          <w:sz w:val="24"/>
+          <w:szCs w:val="24"/>
+        </w:rPr>
+        <w:t xml:space="preserve">The application exposes twenty RESTful API routes through Next.js API Route handlers, covering authentication, data CRUD, AI features, and real-time event retrieval.</w:t>
+      </w:r>
     </w:p>
     <w:p>
       <w:pPr>
@@ -3195,7 +3339,7 @@
         </w:trPr>
         <w:tc>
           <w:tcPr>
-            <w:tcW w:type="pct" w:w="12%"/>
+            <w:tcW w:type="pct" w:w="15%"/>
             <w:tcBorders>
               <w:top w:val="none" w:color="FFFFFF" w:sz="0"/>
               <w:left w:val="none" w:color="FFFFFF" w:sz="0"/>
@@ -3261,7 +3405,7 @@
         </w:tc>
         <w:tc>
           <w:tcPr>
-            <w:tcW w:type="pct" w:w="53%"/>
+            <w:tcW w:type="pct" w:w="50%"/>
             <w:tcBorders>
               <w:top w:val="none" w:color="FFFFFF" w:sz="0"/>
               <w:left w:val="none" w:color="FFFFFF" w:sz="0"/>
@@ -3299,7 +3443,7 @@
         </w:trPr>
         <w:tc>
           <w:tcPr>
-            <w:tcW w:type="pct" w:w="12%"/>
+            <w:tcW w:type="pct" w:w="15%"/>
             <w:tcBorders>
               <w:top w:val="none" w:color="FFFFFF" w:sz="0"/>
               <w:left w:val="none" w:color="FFFFFF" w:sz="0"/>
@@ -3361,32 +3505,32 @@
         </w:tc>
         <w:tc>
           <w:tcPr>
-            <w:tcW w:type="pct" w:w="53%"/>
-            <w:tcBorders>
-              <w:top w:val="none" w:color="FFFFFF" w:sz="0"/>
-              <w:left w:val="none" w:color="FFFFFF" w:sz="0"/>
-              <w:bottom w:val="none" w:color="FFFFFF" w:sz="0"/>
-              <w:right w:val="none" w:color="FFFFFF" w:sz="0"/>
-            </w:tcBorders>
-            <w:tcMar>
-              <w:top w:type="dxa" w:w="60"/>
-              <w:left w:type="dxa" w:w="120"/>
-              <w:bottom w:type="dxa" w:w="60"/>
-              <w:right w:type="dxa" w:w="120"/>
-            </w:tcMar>
-          </w:tcPr>
-          <w:p>
-            <w:pPr>
-              <w:jc w:val="center"/>
-            </w:pPr>
-            <w:r>
-              <w:rPr>
-                <w:rFonts w:ascii="Times New Roman"/>
-                <w:color w:val="000000"/>
-                <w:sz w:val="21"/>
-                <w:szCs w:val="21"/>
-              </w:rPr>
-              <w:t xml:space="preserve">User registration</w:t>
+            <w:tcW w:type="pct" w:w="50%"/>
+            <w:tcBorders>
+              <w:top w:val="none" w:color="FFFFFF" w:sz="0"/>
+              <w:left w:val="none" w:color="FFFFFF" w:sz="0"/>
+              <w:bottom w:val="none" w:color="FFFFFF" w:sz="0"/>
+              <w:right w:val="none" w:color="FFFFFF" w:sz="0"/>
+            </w:tcBorders>
+            <w:tcMar>
+              <w:top w:type="dxa" w:w="60"/>
+              <w:left w:type="dxa" w:w="120"/>
+              <w:bottom w:type="dxa" w:w="60"/>
+              <w:right w:type="dxa" w:w="120"/>
+            </w:tcMar>
+          </w:tcPr>
+          <w:p>
+            <w:pPr>
+              <w:jc w:val="center"/>
+            </w:pPr>
+            <w:r>
+              <w:rPr>
+                <w:rFonts w:ascii="Times New Roman"/>
+                <w:color w:val="000000"/>
+                <w:sz w:val="21"/>
+                <w:szCs w:val="21"/>
+              </w:rPr>
+              <w:t xml:space="preserve">User registration with email and password</w:t>
             </w:r>
           </w:p>
         </w:tc>
@@ -3397,7 +3541,7 @@
         </w:trPr>
         <w:tc>
           <w:tcPr>
-            <w:tcW w:type="pct" w:w="12%"/>
+            <w:tcW w:type="pct" w:w="15%"/>
             <w:tcBorders>
               <w:top w:val="none" w:color="FFFFFF" w:sz="0"/>
               <w:left w:val="none" w:color="FFFFFF" w:sz="0"/>
@@ -3459,32 +3603,32 @@
         </w:tc>
         <w:tc>
           <w:tcPr>
-            <w:tcW w:type="pct" w:w="53%"/>
-            <w:tcBorders>
-              <w:top w:val="none" w:color="FFFFFF" w:sz="0"/>
-              <w:left w:val="none" w:color="FFFFFF" w:sz="0"/>
-              <w:bottom w:val="none" w:color="FFFFFF" w:sz="0"/>
-              <w:right w:val="none" w:color="FFFFFF" w:sz="0"/>
-            </w:tcBorders>
-            <w:tcMar>
-              <w:top w:type="dxa" w:w="60"/>
-              <w:left w:type="dxa" w:w="120"/>
-              <w:bottom w:type="dxa" w:w="60"/>
-              <w:right w:type="dxa" w:w="120"/>
-            </w:tcMar>
-          </w:tcPr>
-          <w:p>
-            <w:pPr>
-              <w:jc w:val="center"/>
-            </w:pPr>
-            <w:r>
-              <w:rPr>
-                <w:rFonts w:ascii="Times New Roman"/>
-                <w:color w:val="000000"/>
-                <w:sz w:val="21"/>
-                <w:szCs w:val="21"/>
-              </w:rPr>
-              <w:t xml:space="preserve">User authentication</w:t>
+            <w:tcW w:type="pct" w:w="50%"/>
+            <w:tcBorders>
+              <w:top w:val="none" w:color="FFFFFF" w:sz="0"/>
+              <w:left w:val="none" w:color="FFFFFF" w:sz="0"/>
+              <w:bottom w:val="none" w:color="FFFFFF" w:sz="0"/>
+              <w:right w:val="none" w:color="FFFFFF" w:sz="0"/>
+            </w:tcBorders>
+            <w:tcMar>
+              <w:top w:type="dxa" w:w="60"/>
+              <w:left w:type="dxa" w:w="120"/>
+              <w:bottom w:type="dxa" w:w="60"/>
+              <w:right w:type="dxa" w:w="120"/>
+            </w:tcMar>
+          </w:tcPr>
+          <w:p>
+            <w:pPr>
+              <w:jc w:val="center"/>
+            </w:pPr>
+            <w:r>
+              <w:rPr>
+                <w:rFonts w:ascii="Times New Roman"/>
+                <w:color w:val="000000"/>
+                <w:sz w:val="21"/>
+                <w:szCs w:val="21"/>
+              </w:rPr>
+              <w:t xml:space="preserve">User authentication, returns JWT token</w:t>
             </w:r>
           </w:p>
         </w:tc>
@@ -3495,7 +3639,7 @@
         </w:trPr>
         <w:tc>
           <w:tcPr>
-            <w:tcW w:type="pct" w:w="12%"/>
+            <w:tcW w:type="pct" w:w="15%"/>
             <w:tcBorders>
               <w:top w:val="none" w:color="FFFFFF" w:sz="0"/>
               <w:left w:val="none" w:color="FFFFFF" w:sz="0"/>
@@ -3551,38 +3695,38 @@
                 <w:sz w:val="21"/>
                 <w:szCs w:val="21"/>
               </w:rPr>
-              <w:t xml:space="preserve">/api/leagues</w:t>
-            </w:r>
-          </w:p>
-        </w:tc>
-        <w:tc>
-          <w:tcPr>
-            <w:tcW w:type="pct" w:w="53%"/>
-            <w:tcBorders>
-              <w:top w:val="none" w:color="FFFFFF" w:sz="0"/>
-              <w:left w:val="none" w:color="FFFFFF" w:sz="0"/>
-              <w:bottom w:val="none" w:color="FFFFFF" w:sz="0"/>
-              <w:right w:val="none" w:color="FFFFFF" w:sz="0"/>
-            </w:tcBorders>
-            <w:tcMar>
-              <w:top w:type="dxa" w:w="60"/>
-              <w:left w:type="dxa" w:w="120"/>
-              <w:bottom w:type="dxa" w:w="60"/>
-              <w:right w:type="dxa" w:w="120"/>
-            </w:tcMar>
-          </w:tcPr>
-          <w:p>
-            <w:pPr>
-              <w:jc w:val="center"/>
-            </w:pPr>
-            <w:r>
-              <w:rPr>
-                <w:rFonts w:ascii="Times New Roman"/>
-                <w:color w:val="000000"/>
-                <w:sz w:val="21"/>
-                <w:szCs w:val="21"/>
-              </w:rPr>
-              <w:t xml:space="preserve">Fetch all leagues</w:t>
+              <w:t xml:space="preserve">/api/auth/me</w:t>
+            </w:r>
+          </w:p>
+        </w:tc>
+        <w:tc>
+          <w:tcPr>
+            <w:tcW w:type="pct" w:w="50%"/>
+            <w:tcBorders>
+              <w:top w:val="none" w:color="FFFFFF" w:sz="0"/>
+              <w:left w:val="none" w:color="FFFFFF" w:sz="0"/>
+              <w:bottom w:val="none" w:color="FFFFFF" w:sz="0"/>
+              <w:right w:val="none" w:color="FFFFFF" w:sz="0"/>
+            </w:tcBorders>
+            <w:tcMar>
+              <w:top w:type="dxa" w:w="60"/>
+              <w:left w:type="dxa" w:w="120"/>
+              <w:bottom w:type="dxa" w:w="60"/>
+              <w:right w:type="dxa" w:w="120"/>
+            </w:tcMar>
+          </w:tcPr>
+          <w:p>
+            <w:pPr>
+              <w:jc w:val="center"/>
+            </w:pPr>
+            <w:r>
+              <w:rPr>
+                <w:rFonts w:ascii="Times New Roman"/>
+                <w:color w:val="000000"/>
+                <w:sz w:val="21"/>
+                <w:szCs w:val="21"/>
+              </w:rPr>
+              <w:t xml:space="preserve">Get current authenticated user profile</w:t>
             </w:r>
           </w:p>
         </w:tc>
@@ -3593,32 +3737,32 @@
         </w:trPr>
         <w:tc>
           <w:tcPr>
-            <w:tcW w:type="pct" w:w="12%"/>
-            <w:tcBorders>
-              <w:top w:val="none" w:color="FFFFFF" w:sz="0"/>
-              <w:left w:val="none" w:color="FFFFFF" w:sz="0"/>
-              <w:bottom w:val="none" w:color="FFFFFF" w:sz="0"/>
-              <w:right w:val="none" w:color="FFFFFF" w:sz="0"/>
-            </w:tcBorders>
-            <w:tcMar>
-              <w:top w:type="dxa" w:w="60"/>
-              <w:left w:type="dxa" w:w="120"/>
-              <w:bottom w:type="dxa" w:w="60"/>
-              <w:right w:type="dxa" w:w="120"/>
-            </w:tcMar>
-          </w:tcPr>
-          <w:p>
-            <w:pPr>
-              <w:jc w:val="center"/>
-            </w:pPr>
-            <w:r>
-              <w:rPr>
-                <w:rFonts w:ascii="Times New Roman"/>
-                <w:color w:val="000000"/>
-                <w:sz w:val="21"/>
-                <w:szCs w:val="21"/>
-              </w:rPr>
-              <w:t xml:space="preserve">GET</w:t>
+            <w:tcW w:type="pct" w:w="15%"/>
+            <w:tcBorders>
+              <w:top w:val="none" w:color="FFFFFF" w:sz="0"/>
+              <w:left w:val="none" w:color="FFFFFF" w:sz="0"/>
+              <w:bottom w:val="none" w:color="FFFFFF" w:sz="0"/>
+              <w:right w:val="none" w:color="FFFFFF" w:sz="0"/>
+            </w:tcBorders>
+            <w:tcMar>
+              <w:top w:type="dxa" w:w="60"/>
+              <w:left w:type="dxa" w:w="120"/>
+              <w:bottom w:type="dxa" w:w="60"/>
+              <w:right w:type="dxa" w:w="120"/>
+            </w:tcMar>
+          </w:tcPr>
+          <w:p>
+            <w:pPr>
+              <w:jc w:val="center"/>
+            </w:pPr>
+            <w:r>
+              <w:rPr>
+                <w:rFonts w:ascii="Times New Roman"/>
+                <w:color w:val="000000"/>
+                <w:sz w:val="21"/>
+                <w:szCs w:val="21"/>
+              </w:rPr>
+              <w:t xml:space="preserve">GET/POST</w:t>
             </w:r>
           </w:p>
         </w:tc>
@@ -3649,38 +3793,38 @@
                 <w:sz w:val="21"/>
                 <w:szCs w:val="21"/>
               </w:rPr>
-              <w:t xml:space="preserve">/api/leagues/[id]</w:t>
-            </w:r>
-          </w:p>
-        </w:tc>
-        <w:tc>
-          <w:tcPr>
-            <w:tcW w:type="pct" w:w="53%"/>
-            <w:tcBorders>
-              <w:top w:val="none" w:color="FFFFFF" w:sz="0"/>
-              <w:left w:val="none" w:color="FFFFFF" w:sz="0"/>
-              <w:bottom w:val="none" w:color="FFFFFF" w:sz="0"/>
-              <w:right w:val="none" w:color="FFFFFF" w:sz="0"/>
-            </w:tcBorders>
-            <w:tcMar>
-              <w:top w:type="dxa" w:w="60"/>
-              <w:left w:type="dxa" w:w="120"/>
-              <w:bottom w:type="dxa" w:w="60"/>
-              <w:right w:type="dxa" w:w="120"/>
-            </w:tcMar>
-          </w:tcPr>
-          <w:p>
-            <w:pPr>
-              <w:jc w:val="center"/>
-            </w:pPr>
-            <w:r>
-              <w:rPr>
-                <w:rFonts w:ascii="Times New Roman"/>
-                <w:color w:val="000000"/>
-                <w:sz w:val="21"/>
-                <w:szCs w:val="21"/>
-              </w:rPr>
-              <w:t xml:space="preserve">Fetch single league</w:t>
+              <w:t xml:space="preserve">/api/products</w:t>
+            </w:r>
+          </w:p>
+        </w:tc>
+        <w:tc>
+          <w:tcPr>
+            <w:tcW w:type="pct" w:w="50%"/>
+            <w:tcBorders>
+              <w:top w:val="none" w:color="FFFFFF" w:sz="0"/>
+              <w:left w:val="none" w:color="FFFFFF" w:sz="0"/>
+              <w:bottom w:val="none" w:color="FFFFFF" w:sz="0"/>
+              <w:right w:val="none" w:color="FFFFFF" w:sz="0"/>
+            </w:tcBorders>
+            <w:tcMar>
+              <w:top w:type="dxa" w:w="60"/>
+              <w:left w:type="dxa" w:w="120"/>
+              <w:bottom w:type="dxa" w:w="60"/>
+              <w:right w:type="dxa" w:w="120"/>
+            </w:tcMar>
+          </w:tcPr>
+          <w:p>
+            <w:pPr>
+              <w:jc w:val="center"/>
+            </w:pPr>
+            <w:r>
+              <w:rPr>
+                <w:rFonts w:ascii="Times New Roman"/>
+                <w:color w:val="000000"/>
+                <w:sz w:val="21"/>
+                <w:szCs w:val="21"/>
+              </w:rPr>
+              <w:t xml:space="preserve">Fetch all products / Create new product</w:t>
             </w:r>
           </w:p>
         </w:tc>
@@ -3691,32 +3835,32 @@
         </w:trPr>
         <w:tc>
           <w:tcPr>
-            <w:tcW w:type="pct" w:w="12%"/>
-            <w:tcBorders>
-              <w:top w:val="none" w:color="FFFFFF" w:sz="0"/>
-              <w:left w:val="none" w:color="FFFFFF" w:sz="0"/>
-              <w:bottom w:val="none" w:color="FFFFFF" w:sz="0"/>
-              <w:right w:val="none" w:color="FFFFFF" w:sz="0"/>
-            </w:tcBorders>
-            <w:tcMar>
-              <w:top w:type="dxa" w:w="60"/>
-              <w:left w:type="dxa" w:w="120"/>
-              <w:bottom w:type="dxa" w:w="60"/>
-              <w:right w:type="dxa" w:w="120"/>
-            </w:tcMar>
-          </w:tcPr>
-          <w:p>
-            <w:pPr>
-              <w:jc w:val="center"/>
-            </w:pPr>
-            <w:r>
-              <w:rPr>
-                <w:rFonts w:ascii="Times New Roman"/>
-                <w:color w:val="000000"/>
-                <w:sz w:val="21"/>
-                <w:szCs w:val="21"/>
-              </w:rPr>
-              <w:t xml:space="preserve">GET</w:t>
+            <w:tcW w:type="pct" w:w="15%"/>
+            <w:tcBorders>
+              <w:top w:val="none" w:color="FFFFFF" w:sz="0"/>
+              <w:left w:val="none" w:color="FFFFFF" w:sz="0"/>
+              <w:bottom w:val="none" w:color="FFFFFF" w:sz="0"/>
+              <w:right w:val="none" w:color="FFFFFF" w:sz="0"/>
+            </w:tcBorders>
+            <w:tcMar>
+              <w:top w:type="dxa" w:w="60"/>
+              <w:left w:type="dxa" w:w="120"/>
+              <w:bottom w:type="dxa" w:w="60"/>
+              <w:right w:type="dxa" w:w="120"/>
+            </w:tcMar>
+          </w:tcPr>
+          <w:p>
+            <w:pPr>
+              <w:jc w:val="center"/>
+            </w:pPr>
+            <w:r>
+              <w:rPr>
+                <w:rFonts w:ascii="Times New Roman"/>
+                <w:color w:val="000000"/>
+                <w:sz w:val="21"/>
+                <w:szCs w:val="21"/>
+              </w:rPr>
+              <w:t xml:space="preserve">GET/POST/DELETE</w:t>
             </w:r>
           </w:p>
         </w:tc>
@@ -3747,38 +3891,38 @@
                 <w:sz w:val="21"/>
                 <w:szCs w:val="21"/>
               </w:rPr>
-              <w:t xml:space="preserve">/api/teams</w:t>
-            </w:r>
-          </w:p>
-        </w:tc>
-        <w:tc>
-          <w:tcPr>
-            <w:tcW w:type="pct" w:w="53%"/>
-            <w:tcBorders>
-              <w:top w:val="none" w:color="FFFFFF" w:sz="0"/>
-              <w:left w:val="none" w:color="FFFFFF" w:sz="0"/>
-              <w:bottom w:val="none" w:color="FFFFFF" w:sz="0"/>
-              <w:right w:val="none" w:color="FFFFFF" w:sz="0"/>
-            </w:tcBorders>
-            <w:tcMar>
-              <w:top w:type="dxa" w:w="60"/>
-              <w:left w:type="dxa" w:w="120"/>
-              <w:bottom w:type="dxa" w:w="60"/>
-              <w:right w:type="dxa" w:w="120"/>
-            </w:tcMar>
-          </w:tcPr>
-          <w:p>
-            <w:pPr>
-              <w:jc w:val="center"/>
-            </w:pPr>
-            <w:r>
-              <w:rPr>
-                <w:rFonts w:ascii="Times New Roman"/>
-                <w:color w:val="000000"/>
-                <w:sz w:val="21"/>
-                <w:szCs w:val="21"/>
-              </w:rPr>
-              <w:t xml:space="preserve">Fetch all teams</w:t>
+              <w:t xml:space="preserve">/api/cart</w:t>
+            </w:r>
+          </w:p>
+        </w:tc>
+        <w:tc>
+          <w:tcPr>
+            <w:tcW w:type="pct" w:w="50%"/>
+            <w:tcBorders>
+              <w:top w:val="none" w:color="FFFFFF" w:sz="0"/>
+              <w:left w:val="none" w:color="FFFFFF" w:sz="0"/>
+              <w:bottom w:val="none" w:color="FFFFFF" w:sz="0"/>
+              <w:right w:val="none" w:color="FFFFFF" w:sz="0"/>
+            </w:tcBorders>
+            <w:tcMar>
+              <w:top w:type="dxa" w:w="60"/>
+              <w:left w:type="dxa" w:w="120"/>
+              <w:bottom w:type="dxa" w:w="60"/>
+              <w:right w:type="dxa" w:w="120"/>
+            </w:tcMar>
+          </w:tcPr>
+          <w:p>
+            <w:pPr>
+              <w:jc w:val="center"/>
+            </w:pPr>
+            <w:r>
+              <w:rPr>
+                <w:rFonts w:ascii="Times New Roman"/>
+                <w:color w:val="000000"/>
+                <w:sz w:val="21"/>
+                <w:szCs w:val="21"/>
+              </w:rPr>
+              <w:t xml:space="preserve">Fetch, add, update, or remove cart items</w:t>
             </w:r>
           </w:p>
         </w:tc>
@@ -3789,32 +3933,32 @@
         </w:trPr>
         <w:tc>
           <w:tcPr>
-            <w:tcW w:type="pct" w:w="12%"/>
-            <w:tcBorders>
-              <w:top w:val="none" w:color="FFFFFF" w:sz="0"/>
-              <w:left w:val="none" w:color="FFFFFF" w:sz="0"/>
-              <w:bottom w:val="none" w:color="FFFFFF" w:sz="0"/>
-              <w:right w:val="none" w:color="FFFFFF" w:sz="0"/>
-            </w:tcBorders>
-            <w:tcMar>
-              <w:top w:type="dxa" w:w="60"/>
-              <w:left w:type="dxa" w:w="120"/>
-              <w:bottom w:type="dxa" w:w="60"/>
-              <w:right w:type="dxa" w:w="120"/>
-            </w:tcMar>
-          </w:tcPr>
-          <w:p>
-            <w:pPr>
-              <w:jc w:val="center"/>
-            </w:pPr>
-            <w:r>
-              <w:rPr>
-                <w:rFonts w:ascii="Times New Roman"/>
-                <w:color w:val="000000"/>
-                <w:sz w:val="21"/>
-                <w:szCs w:val="21"/>
-              </w:rPr>
-              <w:t xml:space="preserve">GET</w:t>
+            <w:tcW w:type="pct" w:w="15%"/>
+            <w:tcBorders>
+              <w:top w:val="none" w:color="FFFFFF" w:sz="0"/>
+              <w:left w:val="none" w:color="FFFFFF" w:sz="0"/>
+              <w:bottom w:val="none" w:color="FFFFFF" w:sz="0"/>
+              <w:right w:val="none" w:color="FFFFFF" w:sz="0"/>
+            </w:tcBorders>
+            <w:tcMar>
+              <w:top w:type="dxa" w:w="60"/>
+              <w:left w:type="dxa" w:w="120"/>
+              <w:bottom w:type="dxa" w:w="60"/>
+              <w:right w:type="dxa" w:w="120"/>
+            </w:tcMar>
+          </w:tcPr>
+          <w:p>
+            <w:pPr>
+              <w:jc w:val="center"/>
+            </w:pPr>
+            <w:r>
+              <w:rPr>
+                <w:rFonts w:ascii="Times New Roman"/>
+                <w:color w:val="000000"/>
+                <w:sz w:val="21"/>
+                <w:szCs w:val="21"/>
+              </w:rPr>
+              <w:t xml:space="preserve">GET/POST</w:t>
             </w:r>
           </w:p>
         </w:tc>
@@ -3845,38 +3989,38 @@
                 <w:sz w:val="21"/>
                 <w:szCs w:val="21"/>
               </w:rPr>
-              <w:t xml:space="preserve">/api/teams/[id]</w:t>
-            </w:r>
-          </w:p>
-        </w:tc>
-        <w:tc>
-          <w:tcPr>
-            <w:tcW w:type="pct" w:w="53%"/>
-            <w:tcBorders>
-              <w:top w:val="none" w:color="FFFFFF" w:sz="0"/>
-              <w:left w:val="none" w:color="FFFFFF" w:sz="0"/>
-              <w:bottom w:val="none" w:color="FFFFFF" w:sz="0"/>
-              <w:right w:val="none" w:color="FFFFFF" w:sz="0"/>
-            </w:tcBorders>
-            <w:tcMar>
-              <w:top w:type="dxa" w:w="60"/>
-              <w:left w:type="dxa" w:w="120"/>
-              <w:bottom w:type="dxa" w:w="60"/>
-              <w:right w:type="dxa" w:w="120"/>
-            </w:tcMar>
-          </w:tcPr>
-          <w:p>
-            <w:pPr>
-              <w:jc w:val="center"/>
-            </w:pPr>
-            <w:r>
-              <w:rPr>
-                <w:rFonts w:ascii="Times New Roman"/>
-                <w:color w:val="000000"/>
-                <w:sz w:val="21"/>
-                <w:szCs w:val="21"/>
-              </w:rPr>
-              <w:t xml:space="preserve">Fetch single team</w:t>
+              <w:t xml:space="preserve">/api/tickets</w:t>
+            </w:r>
+          </w:p>
+        </w:tc>
+        <w:tc>
+          <w:tcPr>
+            <w:tcW w:type="pct" w:w="50%"/>
+            <w:tcBorders>
+              <w:top w:val="none" w:color="FFFFFF" w:sz="0"/>
+              <w:left w:val="none" w:color="FFFFFF" w:sz="0"/>
+              <w:bottom w:val="none" w:color="FFFFFF" w:sz="0"/>
+              <w:right w:val="none" w:color="FFFFFF" w:sz="0"/>
+            </w:tcBorders>
+            <w:tcMar>
+              <w:top w:type="dxa" w:w="60"/>
+              <w:left w:type="dxa" w:w="120"/>
+              <w:bottom w:type="dxa" w:w="60"/>
+              <w:right w:type="dxa" w:w="120"/>
+            </w:tcMar>
+          </w:tcPr>
+          <w:p>
+            <w:pPr>
+              <w:jc w:val="center"/>
+            </w:pPr>
+            <w:r>
+              <w:rPr>
+                <w:rFonts w:ascii="Times New Roman"/>
+                <w:color w:val="000000"/>
+                <w:sz w:val="21"/>
+                <w:szCs w:val="21"/>
+              </w:rPr>
+              <w:t xml:space="preserve">Fetch available tickets / Book a new ticket</w:t>
             </w:r>
           </w:p>
         </w:tc>
@@ -3887,7 +4031,7 @@
         </w:trPr>
         <w:tc>
           <w:tcPr>
-            <w:tcW w:type="pct" w:w="12%"/>
+            <w:tcW w:type="pct" w:w="15%"/>
             <w:tcBorders>
               <w:top w:val="none" w:color="FFFFFF" w:sz="0"/>
               <w:left w:val="none" w:color="FFFFFF" w:sz="0"/>
@@ -3943,38 +4087,38 @@
                 <w:sz w:val="21"/>
                 <w:szCs w:val="21"/>
               </w:rPr>
-              <w:t xml:space="preserve">/api/players</w:t>
-            </w:r>
-          </w:p>
-        </w:tc>
-        <w:tc>
-          <w:tcPr>
-            <w:tcW w:type="pct" w:w="53%"/>
-            <w:tcBorders>
-              <w:top w:val="none" w:color="FFFFFF" w:sz="0"/>
-              <w:left w:val="none" w:color="FFFFFF" w:sz="0"/>
-              <w:bottom w:val="none" w:color="FFFFFF" w:sz="0"/>
-              <w:right w:val="none" w:color="FFFFFF" w:sz="0"/>
-            </w:tcBorders>
-            <w:tcMar>
-              <w:top w:type="dxa" w:w="60"/>
-              <w:left w:type="dxa" w:w="120"/>
-              <w:bottom w:type="dxa" w:w="60"/>
-              <w:right w:type="dxa" w:w="120"/>
-            </w:tcMar>
-          </w:tcPr>
-          <w:p>
-            <w:pPr>
-              <w:jc w:val="center"/>
-            </w:pPr>
-            <w:r>
-              <w:rPr>
-                <w:rFonts w:ascii="Times New Roman"/>
-                <w:color w:val="000000"/>
-                <w:sz w:val="21"/>
-                <w:szCs w:val="21"/>
-              </w:rPr>
-              <w:t xml:space="preserve">Fetch all players</w:t>
+              <w:t xml:space="preserve">/api/highlights</w:t>
+            </w:r>
+          </w:p>
+        </w:tc>
+        <w:tc>
+          <w:tcPr>
+            <w:tcW w:type="pct" w:w="50%"/>
+            <w:tcBorders>
+              <w:top w:val="none" w:color="FFFFFF" w:sz="0"/>
+              <w:left w:val="none" w:color="FFFFFF" w:sz="0"/>
+              <w:bottom w:val="none" w:color="FFFFFF" w:sz="0"/>
+              <w:right w:val="none" w:color="FFFFFF" w:sz="0"/>
+            </w:tcBorders>
+            <w:tcMar>
+              <w:top w:type="dxa" w:w="60"/>
+              <w:left w:type="dxa" w:w="120"/>
+              <w:bottom w:type="dxa" w:w="60"/>
+              <w:right w:type="dxa" w:w="120"/>
+            </w:tcMar>
+          </w:tcPr>
+          <w:p>
+            <w:pPr>
+              <w:jc w:val="center"/>
+            </w:pPr>
+            <w:r>
+              <w:rPr>
+                <w:rFonts w:ascii="Times New Roman"/>
+                <w:color w:val="000000"/>
+                <w:sz w:val="21"/>
+                <w:szCs w:val="21"/>
+              </w:rPr>
+              <w:t xml:space="preserve">Fetch all match highlight videos</w:t>
             </w:r>
           </w:p>
         </w:tc>
@@ -3985,32 +4129,32 @@
         </w:trPr>
         <w:tc>
           <w:tcPr>
-            <w:tcW w:type="pct" w:w="12%"/>
-            <w:tcBorders>
-              <w:top w:val="none" w:color="FFFFFF" w:sz="0"/>
-              <w:left w:val="none" w:color="FFFFFF" w:sz="0"/>
-              <w:bottom w:val="none" w:color="FFFFFF" w:sz="0"/>
-              <w:right w:val="none" w:color="FFFFFF" w:sz="0"/>
-            </w:tcBorders>
-            <w:tcMar>
-              <w:top w:type="dxa" w:w="60"/>
-              <w:left w:type="dxa" w:w="120"/>
-              <w:bottom w:type="dxa" w:w="60"/>
-              <w:right w:type="dxa" w:w="120"/>
-            </w:tcMar>
-          </w:tcPr>
-          <w:p>
-            <w:pPr>
-              <w:jc w:val="center"/>
-            </w:pPr>
-            <w:r>
-              <w:rPr>
-                <w:rFonts w:ascii="Times New Roman"/>
-                <w:color w:val="000000"/>
-                <w:sz w:val="21"/>
-                <w:szCs w:val="21"/>
-              </w:rPr>
-              <w:t xml:space="preserve">GET</w:t>
+            <w:tcW w:type="pct" w:w="15%"/>
+            <w:tcBorders>
+              <w:top w:val="none" w:color="FFFFFF" w:sz="0"/>
+              <w:left w:val="none" w:color="FFFFFF" w:sz="0"/>
+              <w:bottom w:val="none" w:color="FFFFFF" w:sz="0"/>
+              <w:right w:val="none" w:color="FFFFFF" w:sz="0"/>
+            </w:tcBorders>
+            <w:tcMar>
+              <w:top w:type="dxa" w:w="60"/>
+              <w:left w:type="dxa" w:w="120"/>
+              <w:bottom w:type="dxa" w:w="60"/>
+              <w:right w:type="dxa" w:w="120"/>
+            </w:tcMar>
+          </w:tcPr>
+          <w:p>
+            <w:pPr>
+              <w:jc w:val="center"/>
+            </w:pPr>
+            <w:r>
+              <w:rPr>
+                <w:rFonts w:ascii="Times New Roman"/>
+                <w:color w:val="000000"/>
+                <w:sz w:val="21"/>
+                <w:szCs w:val="21"/>
+              </w:rPr>
+              <w:t xml:space="preserve">POST</w:t>
             </w:r>
           </w:p>
         </w:tc>
@@ -4041,38 +4185,38 @@
                 <w:sz w:val="21"/>
                 <w:szCs w:val="21"/>
               </w:rPr>
-              <w:t xml:space="preserve">/api/players/[id]</w:t>
-            </w:r>
-          </w:p>
-        </w:tc>
-        <w:tc>
-          <w:tcPr>
-            <w:tcW w:type="pct" w:w="53%"/>
-            <w:tcBorders>
-              <w:top w:val="none" w:color="FFFFFF" w:sz="0"/>
-              <w:left w:val="none" w:color="FFFFFF" w:sz="0"/>
-              <w:bottom w:val="none" w:color="FFFFFF" w:sz="0"/>
-              <w:right w:val="none" w:color="FFFFFF" w:sz="0"/>
-            </w:tcBorders>
-            <w:tcMar>
-              <w:top w:type="dxa" w:w="60"/>
-              <w:left w:type="dxa" w:w="120"/>
-              <w:bottom w:type="dxa" w:w="60"/>
-              <w:right w:type="dxa" w:w="120"/>
-            </w:tcMar>
-          </w:tcPr>
-          <w:p>
-            <w:pPr>
-              <w:jc w:val="center"/>
-            </w:pPr>
-            <w:r>
-              <w:rPr>
-                <w:rFonts w:ascii="Times New Roman"/>
-                <w:color w:val="000000"/>
-                <w:sz w:val="21"/>
-                <w:szCs w:val="21"/>
-              </w:rPr>
-              <w:t xml:space="preserve">Fetch single player</w:t>
+              <w:t xml:space="preserve">/api/analyze</w:t>
+            </w:r>
+          </w:p>
+        </w:tc>
+        <w:tc>
+          <w:tcPr>
+            <w:tcW w:type="pct" w:w="50%"/>
+            <w:tcBorders>
+              <w:top w:val="none" w:color="FFFFFF" w:sz="0"/>
+              <w:left w:val="none" w:color="FFFFFF" w:sz="0"/>
+              <w:bottom w:val="none" w:color="FFFFFF" w:sz="0"/>
+              <w:right w:val="none" w:color="FFFFFF" w:sz="0"/>
+            </w:tcBorders>
+            <w:tcMar>
+              <w:top w:type="dxa" w:w="60"/>
+              <w:left w:type="dxa" w:w="120"/>
+              <w:bottom w:type="dxa" w:w="60"/>
+              <w:right w:type="dxa" w:w="120"/>
+            </w:tcMar>
+          </w:tcPr>
+          <w:p>
+            <w:pPr>
+              <w:jc w:val="center"/>
+            </w:pPr>
+            <w:r>
+              <w:rPr>
+                <w:rFonts w:ascii="Times New Roman"/>
+                <w:color w:val="000000"/>
+                <w:sz w:val="21"/>
+                <w:szCs w:val="21"/>
+              </w:rPr>
+              <w:t xml:space="preserve">Upload image for AI formation detection (VLM)</w:t>
             </w:r>
           </w:p>
         </w:tc>
@@ -4083,7 +4227,7 @@
         </w:trPr>
         <w:tc>
           <w:tcPr>
-            <w:tcW w:type="pct" w:w="12%"/>
+            <w:tcW w:type="pct" w:w="15%"/>
             <w:tcBorders>
               <w:top w:val="none" w:color="FFFFFF" w:sz="0"/>
               <w:left w:val="none" w:color="FFFFFF" w:sz="0"/>
@@ -4139,38 +4283,38 @@
                 <w:sz w:val="21"/>
                 <w:szCs w:val="21"/>
               </w:rPr>
-              <w:t xml:space="preserve">/api/matches</w:t>
-            </w:r>
-          </w:p>
-        </w:tc>
-        <w:tc>
-          <w:tcPr>
-            <w:tcW w:type="pct" w:w="53%"/>
-            <w:tcBorders>
-              <w:top w:val="none" w:color="FFFFFF" w:sz="0"/>
-              <w:left w:val="none" w:color="FFFFFF" w:sz="0"/>
-              <w:bottom w:val="none" w:color="FFFFFF" w:sz="0"/>
-              <w:right w:val="none" w:color="FFFFFF" w:sz="0"/>
-            </w:tcBorders>
-            <w:tcMar>
-              <w:top w:type="dxa" w:w="60"/>
-              <w:left w:type="dxa" w:w="120"/>
-              <w:bottom w:type="dxa" w:w="60"/>
-              <w:right w:type="dxa" w:w="120"/>
-            </w:tcMar>
-          </w:tcPr>
-          <w:p>
-            <w:pPr>
-              <w:jc w:val="center"/>
-            </w:pPr>
-            <w:r>
-              <w:rPr>
-                <w:rFonts w:ascii="Times New Roman"/>
-                <w:color w:val="000000"/>
-                <w:sz w:val="21"/>
-                <w:szCs w:val="21"/>
-              </w:rPr>
-              <w:t xml:space="preserve">Fetch all matches</w:t>
+              <w:t xml:space="preserve">/api/dashboard</w:t>
+            </w:r>
+          </w:p>
+        </w:tc>
+        <w:tc>
+          <w:tcPr>
+            <w:tcW w:type="pct" w:w="50%"/>
+            <w:tcBorders>
+              <w:top w:val="none" w:color="FFFFFF" w:sz="0"/>
+              <w:left w:val="none" w:color="FFFFFF" w:sz="0"/>
+              <w:bottom w:val="none" w:color="FFFFFF" w:sz="0"/>
+              <w:right w:val="none" w:color="FFFFFF" w:sz="0"/>
+            </w:tcBorders>
+            <w:tcMar>
+              <w:top w:type="dxa" w:w="60"/>
+              <w:left w:type="dxa" w:w="120"/>
+              <w:bottom w:type="dxa" w:w="60"/>
+              <w:right w:type="dxa" w:w="120"/>
+            </w:tcMar>
+          </w:tcPr>
+          <w:p>
+            <w:pPr>
+              <w:jc w:val="center"/>
+            </w:pPr>
+            <w:r>
+              <w:rPr>
+                <w:rFonts w:ascii="Times New Roman"/>
+                <w:color w:val="000000"/>
+                <w:sz w:val="21"/>
+                <w:szCs w:val="21"/>
+              </w:rPr>
+              <w:t xml:space="preserve">Fetch user dashboard statistics</w:t>
             </w:r>
           </w:p>
         </w:tc>
@@ -4181,32 +4325,32 @@
         </w:trPr>
         <w:tc>
           <w:tcPr>
-            <w:tcW w:type="pct" w:w="12%"/>
-            <w:tcBorders>
-              <w:top w:val="none" w:color="FFFFFF" w:sz="0"/>
-              <w:left w:val="none" w:color="FFFFFF" w:sz="0"/>
-              <w:bottom w:val="none" w:color="FFFFFF" w:sz="0"/>
-              <w:right w:val="none" w:color="FFFFFF" w:sz="0"/>
-            </w:tcBorders>
-            <w:tcMar>
-              <w:top w:type="dxa" w:w="60"/>
-              <w:left w:type="dxa" w:w="120"/>
-              <w:bottom w:type="dxa" w:w="60"/>
-              <w:right w:type="dxa" w:w="120"/>
-            </w:tcMar>
-          </w:tcPr>
-          <w:p>
-            <w:pPr>
-              <w:jc w:val="center"/>
-            </w:pPr>
-            <w:r>
-              <w:rPr>
-                <w:rFonts w:ascii="Times New Roman"/>
-                <w:color w:val="000000"/>
-                <w:sz w:val="21"/>
-                <w:szCs w:val="21"/>
-              </w:rPr>
-              <w:t xml:space="preserve">GET</w:t>
+            <w:tcW w:type="pct" w:w="15%"/>
+            <w:tcBorders>
+              <w:top w:val="none" w:color="FFFFFF" w:sz="0"/>
+              <w:left w:val="none" w:color="FFFFFF" w:sz="0"/>
+              <w:bottom w:val="none" w:color="FFFFFF" w:sz="0"/>
+              <w:right w:val="none" w:color="FFFFFF" w:sz="0"/>
+            </w:tcBorders>
+            <w:tcMar>
+              <w:top w:type="dxa" w:w="60"/>
+              <w:left w:type="dxa" w:w="120"/>
+              <w:bottom w:type="dxa" w:w="60"/>
+              <w:right w:type="dxa" w:w="120"/>
+            </w:tcMar>
+          </w:tcPr>
+          <w:p>
+            <w:pPr>
+              <w:jc w:val="center"/>
+            </w:pPr>
+            <w:r>
+              <w:rPr>
+                <w:rFonts w:ascii="Times New Roman"/>
+                <w:color w:val="000000"/>
+                <w:sz w:val="21"/>
+                <w:szCs w:val="21"/>
+              </w:rPr>
+              <w:t xml:space="preserve">GET/POST</w:t>
             </w:r>
           </w:p>
         </w:tc>
@@ -4237,38 +4381,38 @@
                 <w:sz w:val="21"/>
                 <w:szCs w:val="21"/>
               </w:rPr>
-              <w:t xml:space="preserve">/api/matches/[id]</w:t>
-            </w:r>
-          </w:p>
-        </w:tc>
-        <w:tc>
-          <w:tcPr>
-            <w:tcW w:type="pct" w:w="53%"/>
-            <w:tcBorders>
-              <w:top w:val="none" w:color="FFFFFF" w:sz="0"/>
-              <w:left w:val="none" w:color="FFFFFF" w:sz="0"/>
-              <w:bottom w:val="none" w:color="FFFFFF" w:sz="0"/>
-              <w:right w:val="none" w:color="FFFFFF" w:sz="0"/>
-            </w:tcBorders>
-            <w:tcMar>
-              <w:top w:type="dxa" w:w="60"/>
-              <w:left w:type="dxa" w:w="120"/>
-              <w:bottom w:type="dxa" w:w="60"/>
-              <w:right w:type="dxa" w:w="120"/>
-            </w:tcMar>
-          </w:tcPr>
-          <w:p>
-            <w:pPr>
-              <w:jc w:val="center"/>
-            </w:pPr>
-            <w:r>
-              <w:rPr>
-                <w:rFonts w:ascii="Times New Roman"/>
-                <w:color w:val="000000"/>
-                <w:sz w:val="21"/>
-                <w:szCs w:val="21"/>
-              </w:rPr>
-              <w:t xml:space="preserve">Fetch single match</w:t>
+              <w:t xml:space="preserve">/api/favorites</w:t>
+            </w:r>
+          </w:p>
+        </w:tc>
+        <w:tc>
+          <w:tcPr>
+            <w:tcW w:type="pct" w:w="50%"/>
+            <w:tcBorders>
+              <w:top w:val="none" w:color="FFFFFF" w:sz="0"/>
+              <w:left w:val="none" w:color="FFFFFF" w:sz="0"/>
+              <w:bottom w:val="none" w:color="FFFFFF" w:sz="0"/>
+              <w:right w:val="none" w:color="FFFFFF" w:sz="0"/>
+            </w:tcBorders>
+            <w:tcMar>
+              <w:top w:type="dxa" w:w="60"/>
+              <w:left w:type="dxa" w:w="120"/>
+              <w:bottom w:type="dxa" w:w="60"/>
+              <w:right w:type="dxa" w:w="120"/>
+            </w:tcMar>
+          </w:tcPr>
+          <w:p>
+            <w:pPr>
+              <w:jc w:val="center"/>
+            </w:pPr>
+            <w:r>
+              <w:rPr>
+                <w:rFonts w:ascii="Times New Roman"/>
+                <w:color w:val="000000"/>
+                <w:sz w:val="21"/>
+                <w:szCs w:val="21"/>
+              </w:rPr>
+              <w:t xml:space="preserve">Fetch wishlist / Add product to favorites</w:t>
             </w:r>
           </w:p>
         </w:tc>
@@ -4279,32 +4423,32 @@
         </w:trPr>
         <w:tc>
           <w:tcPr>
-            <w:tcW w:type="pct" w:w="12%"/>
-            <w:tcBorders>
-              <w:top w:val="none" w:color="FFFFFF" w:sz="0"/>
-              <w:left w:val="none" w:color="FFFFFF" w:sz="0"/>
-              <w:bottom w:val="none" w:color="FFFFFF" w:sz="0"/>
-              <w:right w:val="none" w:color="FFFFFF" w:sz="0"/>
-            </w:tcBorders>
-            <w:tcMar>
-              <w:top w:type="dxa" w:w="60"/>
-              <w:left w:type="dxa" w:w="120"/>
-              <w:bottom w:type="dxa" w:w="60"/>
-              <w:right w:type="dxa" w:w="120"/>
-            </w:tcMar>
-          </w:tcPr>
-          <w:p>
-            <w:pPr>
-              <w:jc w:val="center"/>
-            </w:pPr>
-            <w:r>
-              <w:rPr>
-                <w:rFonts w:ascii="Times New Roman"/>
-                <w:color w:val="000000"/>
-                <w:sz w:val="21"/>
-                <w:szCs w:val="21"/>
-              </w:rPr>
-              <w:t xml:space="preserve">GET</w:t>
+            <w:tcW w:type="pct" w:w="15%"/>
+            <w:tcBorders>
+              <w:top w:val="none" w:color="FFFFFF" w:sz="0"/>
+              <w:left w:val="none" w:color="FFFFFF" w:sz="0"/>
+              <w:bottom w:val="none" w:color="FFFFFF" w:sz="0"/>
+              <w:right w:val="none" w:color="FFFFFF" w:sz="0"/>
+            </w:tcBorders>
+            <w:tcMar>
+              <w:top w:type="dxa" w:w="60"/>
+              <w:left w:type="dxa" w:w="120"/>
+              <w:bottom w:type="dxa" w:w="60"/>
+              <w:right w:type="dxa" w:w="120"/>
+            </w:tcMar>
+          </w:tcPr>
+          <w:p>
+            <w:pPr>
+              <w:jc w:val="center"/>
+            </w:pPr>
+            <w:r>
+              <w:rPr>
+                <w:rFonts w:ascii="Times New Roman"/>
+                <w:color w:val="000000"/>
+                <w:sz w:val="21"/>
+                <w:szCs w:val="21"/>
+              </w:rPr>
+              <w:t xml:space="preserve">GET/POST</w:t>
             </w:r>
           </w:p>
         </w:tc>
@@ -4335,38 +4479,38 @@
                 <w:sz w:val="21"/>
                 <w:szCs w:val="21"/>
               </w:rPr>
-              <w:t xml:space="preserve">/api/standings</w:t>
-            </w:r>
-          </w:p>
-        </w:tc>
-        <w:tc>
-          <w:tcPr>
-            <w:tcW w:type="pct" w:w="53%"/>
-            <w:tcBorders>
-              <w:top w:val="none" w:color="FFFFFF" w:sz="0"/>
-              <w:left w:val="none" w:color="FFFFFF" w:sz="0"/>
-              <w:bottom w:val="none" w:color="FFFFFF" w:sz="0"/>
-              <w:right w:val="none" w:color="FFFFFF" w:sz="0"/>
-            </w:tcBorders>
-            <w:tcMar>
-              <w:top w:type="dxa" w:w="60"/>
-              <w:left w:type="dxa" w:w="120"/>
-              <w:bottom w:type="dxa" w:w="60"/>
-              <w:right w:type="dxa" w:w="120"/>
-            </w:tcMar>
-          </w:tcPr>
-          <w:p>
-            <w:pPr>
-              <w:jc w:val="center"/>
-            </w:pPr>
-            <w:r>
-              <w:rPr>
-                <w:rFonts w:ascii="Times New Roman"/>
-                <w:color w:val="000000"/>
-                <w:sz w:val="21"/>
-                <w:szCs w:val="21"/>
-              </w:rPr>
-              <w:t xml:space="preserve">Fetch league standings</w:t>
+              <w:t xml:space="preserve">/api/reviews</w:t>
+            </w:r>
+          </w:p>
+        </w:tc>
+        <w:tc>
+          <w:tcPr>
+            <w:tcW w:type="pct" w:w="50%"/>
+            <w:tcBorders>
+              <w:top w:val="none" w:color="FFFFFF" w:sz="0"/>
+              <w:left w:val="none" w:color="FFFFFF" w:sz="0"/>
+              <w:bottom w:val="none" w:color="FFFFFF" w:sz="0"/>
+              <w:right w:val="none" w:color="FFFFFF" w:sz="0"/>
+            </w:tcBorders>
+            <w:tcMar>
+              <w:top w:type="dxa" w:w="60"/>
+              <w:left w:type="dxa" w:w="120"/>
+              <w:bottom w:type="dxa" w:w="60"/>
+              <w:right w:type="dxa" w:w="120"/>
+            </w:tcMar>
+          </w:tcPr>
+          <w:p>
+            <w:pPr>
+              <w:jc w:val="center"/>
+            </w:pPr>
+            <w:r>
+              <w:rPr>
+                <w:rFonts w:ascii="Times New Roman"/>
+                <w:color w:val="000000"/>
+                <w:sz w:val="21"/>
+                <w:szCs w:val="21"/>
+              </w:rPr>
+              <w:t xml:space="preserve">Fetch reviews by product / Submit a review</w:t>
             </w:r>
           </w:p>
         </w:tc>
@@ -4377,32 +4521,32 @@
         </w:trPr>
         <w:tc>
           <w:tcPr>
-            <w:tcW w:type="pct" w:w="12%"/>
-            <w:tcBorders>
-              <w:top w:val="none" w:color="FFFFFF" w:sz="0"/>
-              <w:left w:val="none" w:color="FFFFFF" w:sz="0"/>
-              <w:bottom w:val="none" w:color="FFFFFF" w:sz="0"/>
-              <w:right w:val="none" w:color="FFFFFF" w:sz="0"/>
-            </w:tcBorders>
-            <w:tcMar>
-              <w:top w:type="dxa" w:w="60"/>
-              <w:left w:type="dxa" w:w="120"/>
-              <w:bottom w:type="dxa" w:w="60"/>
-              <w:right w:type="dxa" w:w="120"/>
-            </w:tcMar>
-          </w:tcPr>
-          <w:p>
-            <w:pPr>
-              <w:jc w:val="center"/>
-            </w:pPr>
-            <w:r>
-              <w:rPr>
-                <w:rFonts w:ascii="Times New Roman"/>
-                <w:color w:val="000000"/>
-                <w:sz w:val="21"/>
-                <w:szCs w:val="21"/>
-              </w:rPr>
-              <w:t xml:space="preserve">POST</w:t>
+            <w:tcW w:type="pct" w:w="15%"/>
+            <w:tcBorders>
+              <w:top w:val="none" w:color="FFFFFF" w:sz="0"/>
+              <w:left w:val="none" w:color="FFFFFF" w:sz="0"/>
+              <w:bottom w:val="none" w:color="FFFFFF" w:sz="0"/>
+              <w:right w:val="none" w:color="FFFFFF" w:sz="0"/>
+            </w:tcBorders>
+            <w:tcMar>
+              <w:top w:type="dxa" w:w="60"/>
+              <w:left w:type="dxa" w:w="120"/>
+              <w:bottom w:type="dxa" w:w="60"/>
+              <w:right w:type="dxa" w:w="120"/>
+            </w:tcMar>
+          </w:tcPr>
+          <w:p>
+            <w:pPr>
+              <w:jc w:val="center"/>
+            </w:pPr>
+            <w:r>
+              <w:rPr>
+                <w:rFonts w:ascii="Times New Roman"/>
+                <w:color w:val="000000"/>
+                <w:sz w:val="21"/>
+                <w:szCs w:val="21"/>
+              </w:rPr>
+              <w:t xml:space="preserve">GET/POST</w:t>
             </w:r>
           </w:p>
         </w:tc>
@@ -4433,38 +4577,38 @@
                 <w:sz w:val="21"/>
                 <w:szCs w:val="21"/>
               </w:rPr>
-              <w:t xml:space="preserve">/api/ai/chat</w:t>
-            </w:r>
-          </w:p>
-        </w:tc>
-        <w:tc>
-          <w:tcPr>
-            <w:tcW w:type="pct" w:w="53%"/>
-            <w:tcBorders>
-              <w:top w:val="none" w:color="FFFFFF" w:sz="0"/>
-              <w:left w:val="none" w:color="FFFFFF" w:sz="0"/>
-              <w:bottom w:val="none" w:color="FFFFFF" w:sz="0"/>
-              <w:right w:val="none" w:color="FFFFFF" w:sz="0"/>
-            </w:tcBorders>
-            <w:tcMar>
-              <w:top w:type="dxa" w:w="60"/>
-              <w:left w:type="dxa" w:w="120"/>
-              <w:bottom w:type="dxa" w:w="60"/>
-              <w:right w:type="dxa" w:w="120"/>
-            </w:tcMar>
-          </w:tcPr>
-          <w:p>
-            <w:pPr>
-              <w:jc w:val="center"/>
-            </w:pPr>
-            <w:r>
-              <w:rPr>
-                <w:rFonts w:ascii="Times New Roman"/>
-                <w:color w:val="000000"/>
-                <w:sz w:val="21"/>
-                <w:szCs w:val="21"/>
-              </w:rPr>
-              <w:t xml:space="preserve">LLM chat endpoint</w:t>
+              <w:t xml:space="preserve">/api/orders</w:t>
+            </w:r>
+          </w:p>
+        </w:tc>
+        <w:tc>
+          <w:tcPr>
+            <w:tcW w:type="pct" w:w="50%"/>
+            <w:tcBorders>
+              <w:top w:val="none" w:color="FFFFFF" w:sz="0"/>
+              <w:left w:val="none" w:color="FFFFFF" w:sz="0"/>
+              <w:bottom w:val="none" w:color="FFFFFF" w:sz="0"/>
+              <w:right w:val="none" w:color="FFFFFF" w:sz="0"/>
+            </w:tcBorders>
+            <w:tcMar>
+              <w:top w:type="dxa" w:w="60"/>
+              <w:left w:type="dxa" w:w="120"/>
+              <w:bottom w:type="dxa" w:w="60"/>
+              <w:right w:type="dxa" w:w="120"/>
+            </w:tcMar>
+          </w:tcPr>
+          <w:p>
+            <w:pPr>
+              <w:jc w:val="center"/>
+            </w:pPr>
+            <w:r>
+              <w:rPr>
+                <w:rFonts w:ascii="Times New Roman"/>
+                <w:color w:val="000000"/>
+                <w:sz w:val="21"/>
+                <w:szCs w:val="21"/>
+              </w:rPr>
+              <w:t xml:space="preserve">Fetch user orders / Create a new order</w:t>
             </w:r>
           </w:p>
         </w:tc>
@@ -4475,32 +4619,32 @@
         </w:trPr>
         <w:tc>
           <w:tcPr>
-            <w:tcW w:type="pct" w:w="12%"/>
-            <w:tcBorders>
-              <w:top w:val="none" w:color="FFFFFF" w:sz="0"/>
-              <w:left w:val="none" w:color="FFFFFF" w:sz="0"/>
-              <w:bottom w:val="none" w:color="FFFFFF" w:sz="0"/>
-              <w:right w:val="none" w:color="FFFFFF" w:sz="0"/>
-            </w:tcBorders>
-            <w:tcMar>
-              <w:top w:type="dxa" w:w="60"/>
-              <w:left w:type="dxa" w:w="120"/>
-              <w:bottom w:type="dxa" w:w="60"/>
-              <w:right w:type="dxa" w:w="120"/>
-            </w:tcMar>
-          </w:tcPr>
-          <w:p>
-            <w:pPr>
-              <w:jc w:val="center"/>
-            </w:pPr>
-            <w:r>
-              <w:rPr>
-                <w:rFonts w:ascii="Times New Roman"/>
-                <w:color w:val="000000"/>
-                <w:sz w:val="21"/>
-                <w:szCs w:val="21"/>
-              </w:rPr>
-              <w:t xml:space="preserve">POST</w:t>
+            <w:tcW w:type="pct" w:w="15%"/>
+            <w:tcBorders>
+              <w:top w:val="none" w:color="FFFFFF" w:sz="0"/>
+              <w:left w:val="none" w:color="FFFFFF" w:sz="0"/>
+              <w:bottom w:val="none" w:color="FFFFFF" w:sz="0"/>
+              <w:right w:val="none" w:color="FFFFFF" w:sz="0"/>
+            </w:tcBorders>
+            <w:tcMar>
+              <w:top w:type="dxa" w:w="60"/>
+              <w:left w:type="dxa" w:w="120"/>
+              <w:bottom w:type="dxa" w:w="60"/>
+              <w:right w:type="dxa" w:w="120"/>
+            </w:tcMar>
+          </w:tcPr>
+          <w:p>
+            <w:pPr>
+              <w:jc w:val="center"/>
+            </w:pPr>
+            <w:r>
+              <w:rPr>
+                <w:rFonts w:ascii="Times New Roman"/>
+                <w:color w:val="000000"/>
+                <w:sz w:val="21"/>
+                <w:szCs w:val="21"/>
+              </w:rPr>
+              <w:t xml:space="preserve">GET</w:t>
             </w:r>
           </w:p>
         </w:tc>
@@ -4531,38 +4675,38 @@
                 <w:sz w:val="21"/>
                 <w:szCs w:val="21"/>
               </w:rPr>
-              <w:t xml:space="preserve">/api/ai/predict</w:t>
-            </w:r>
-          </w:p>
-        </w:tc>
-        <w:tc>
-          <w:tcPr>
-            <w:tcW w:type="pct" w:w="53%"/>
-            <w:tcBorders>
-              <w:top w:val="none" w:color="FFFFFF" w:sz="0"/>
-              <w:left w:val="none" w:color="FFFFFF" w:sz="0"/>
-              <w:bottom w:val="none" w:color="FFFFFF" w:sz="0"/>
-              <w:right w:val="none" w:color="FFFFFF" w:sz="0"/>
-            </w:tcBorders>
-            <w:tcMar>
-              <w:top w:type="dxa" w:w="60"/>
-              <w:left w:type="dxa" w:w="120"/>
-              <w:bottom w:type="dxa" w:w="60"/>
-              <w:right w:type="dxa" w:w="120"/>
-            </w:tcMar>
-          </w:tcPr>
-          <w:p>
-            <w:pPr>
-              <w:jc w:val="center"/>
-            </w:pPr>
-            <w:r>
-              <w:rPr>
-                <w:rFonts w:ascii="Times New Roman"/>
-                <w:color w:val="000000"/>
-                <w:sz w:val="21"/>
-                <w:szCs w:val="21"/>
-              </w:rPr>
-              <w:t xml:space="preserve">Match prediction endpoint</w:t>
+              <w:t xml:space="preserve">/api/user/profile</w:t>
+            </w:r>
+          </w:p>
+        </w:tc>
+        <w:tc>
+          <w:tcPr>
+            <w:tcW w:type="pct" w:w="50%"/>
+            <w:tcBorders>
+              <w:top w:val="none" w:color="FFFFFF" w:sz="0"/>
+              <w:left w:val="none" w:color="FFFFFF" w:sz="0"/>
+              <w:bottom w:val="none" w:color="FFFFFF" w:sz="0"/>
+              <w:right w:val="none" w:color="FFFFFF" w:sz="0"/>
+            </w:tcBorders>
+            <w:tcMar>
+              <w:top w:type="dxa" w:w="60"/>
+              <w:left w:type="dxa" w:w="120"/>
+              <w:bottom w:type="dxa" w:w="60"/>
+              <w:right w:type="dxa" w:w="120"/>
+            </w:tcMar>
+          </w:tcPr>
+          <w:p>
+            <w:pPr>
+              <w:jc w:val="center"/>
+            </w:pPr>
+            <w:r>
+              <w:rPr>
+                <w:rFonts w:ascii="Times New Roman"/>
+                <w:color w:val="000000"/>
+                <w:sz w:val="21"/>
+                <w:szCs w:val="21"/>
+              </w:rPr>
+              <w:t xml:space="preserve">Fetch user profile settings</w:t>
             </w:r>
           </w:p>
         </w:tc>
@@ -4573,32 +4717,32 @@
         </w:trPr>
         <w:tc>
           <w:tcPr>
-            <w:tcW w:type="pct" w:w="12%"/>
-            <w:tcBorders>
-              <w:top w:val="none" w:color="FFFFFF" w:sz="0"/>
-              <w:left w:val="none" w:color="FFFFFF" w:sz="0"/>
-              <w:bottom w:val="none" w:color="FFFFFF" w:sz="0"/>
-              <w:right w:val="none" w:color="FFFFFF" w:sz="0"/>
-            </w:tcBorders>
-            <w:tcMar>
-              <w:top w:type="dxa" w:w="60"/>
-              <w:left w:type="dxa" w:w="120"/>
-              <w:bottom w:type="dxa" w:w="60"/>
-              <w:right w:type="dxa" w:w="120"/>
-            </w:tcMar>
-          </w:tcPr>
-          <w:p>
-            <w:pPr>
-              <w:jc w:val="center"/>
-            </w:pPr>
-            <w:r>
-              <w:rPr>
-                <w:rFonts w:ascii="Times New Roman"/>
-                <w:color w:val="000000"/>
-                <w:sz w:val="21"/>
-                <w:szCs w:val="21"/>
-              </w:rPr>
-              <w:t xml:space="preserve">POST</w:t>
+            <w:tcW w:type="pct" w:w="15%"/>
+            <w:tcBorders>
+              <w:top w:val="none" w:color="FFFFFF" w:sz="0"/>
+              <w:left w:val="none" w:color="FFFFFF" w:sz="0"/>
+              <w:bottom w:val="none" w:color="FFFFFF" w:sz="0"/>
+              <w:right w:val="none" w:color="FFFFFF" w:sz="0"/>
+            </w:tcBorders>
+            <w:tcMar>
+              <w:top w:type="dxa" w:w="60"/>
+              <w:left w:type="dxa" w:w="120"/>
+              <w:bottom w:type="dxa" w:w="60"/>
+              <w:right w:type="dxa" w:w="120"/>
+            </w:tcMar>
+          </w:tcPr>
+          <w:p>
+            <w:pPr>
+              <w:jc w:val="center"/>
+            </w:pPr>
+            <w:r>
+              <w:rPr>
+                <w:rFonts w:ascii="Times New Roman"/>
+                <w:color w:val="000000"/>
+                <w:sz w:val="21"/>
+                <w:szCs w:val="21"/>
+              </w:rPr>
+              <w:t xml:space="preserve">GET/POST</w:t>
             </w:r>
           </w:p>
         </w:tc>
@@ -4629,38 +4773,38 @@
                 <w:sz w:val="21"/>
                 <w:szCs w:val="21"/>
               </w:rPr>
-              <w:t xml:space="preserve">/api/ai/formation</w:t>
-            </w:r>
-          </w:p>
-        </w:tc>
-        <w:tc>
-          <w:tcPr>
-            <w:tcW w:type="pct" w:w="53%"/>
-            <w:tcBorders>
-              <w:top w:val="none" w:color="FFFFFF" w:sz="0"/>
-              <w:left w:val="none" w:color="FFFFFF" w:sz="0"/>
-              <w:bottom w:val="none" w:color="FFFFFF" w:sz="0"/>
-              <w:right w:val="none" w:color="FFFFFF" w:sz="0"/>
-            </w:tcBorders>
-            <w:tcMar>
-              <w:top w:type="dxa" w:w="60"/>
-              <w:left w:type="dxa" w:w="120"/>
-              <w:bottom w:type="dxa" w:w="60"/>
-              <w:right w:type="dxa" w:w="120"/>
-            </w:tcMar>
-          </w:tcPr>
-          <w:p>
-            <w:pPr>
-              <w:jc w:val="center"/>
-            </w:pPr>
-            <w:r>
-              <w:rPr>
-                <w:rFonts w:ascii="Times New Roman"/>
-                <w:color w:val="000000"/>
-                <w:sz w:val="21"/>
-                <w:szCs w:val="21"/>
-              </w:rPr>
-              <w:t xml:space="preserve">VLM formation detection</w:t>
+              <w:t xml:space="preserve">/api/chat</w:t>
+            </w:r>
+          </w:p>
+        </w:tc>
+        <w:tc>
+          <w:tcPr>
+            <w:tcW w:type="pct" w:w="50%"/>
+            <w:tcBorders>
+              <w:top w:val="none" w:color="FFFFFF" w:sz="0"/>
+              <w:left w:val="none" w:color="FFFFFF" w:sz="0"/>
+              <w:bottom w:val="none" w:color="FFFFFF" w:sz="0"/>
+              <w:right w:val="none" w:color="FFFFFF" w:sz="0"/>
+            </w:tcBorders>
+            <w:tcMar>
+              <w:top w:type="dxa" w:w="60"/>
+              <w:left w:type="dxa" w:w="120"/>
+              <w:bottom w:type="dxa" w:w="60"/>
+              <w:right w:type="dxa" w:w="120"/>
+            </w:tcMar>
+          </w:tcPr>
+          <w:p>
+            <w:pPr>
+              <w:jc w:val="center"/>
+            </w:pPr>
+            <w:r>
+              <w:rPr>
+                <w:rFonts w:ascii="Times New Roman"/>
+                <w:color w:val="000000"/>
+                <w:sz w:val="21"/>
+                <w:szCs w:val="21"/>
+              </w:rPr>
+              <w:t xml:space="preserve">AI chat endpoint (GLM 4.5 Air, multi-turn)</w:t>
             </w:r>
           </w:p>
         </w:tc>
@@ -4671,32 +4815,32 @@
         </w:trPr>
         <w:tc>
           <w:tcPr>
-            <w:tcW w:type="pct" w:w="12%"/>
-            <w:tcBorders>
-              <w:top w:val="none" w:color="FFFFFF" w:sz="0"/>
-              <w:left w:val="none" w:color="FFFFFF" w:sz="0"/>
-              <w:bottom w:val="none" w:color="FFFFFF" w:sz="0"/>
-              <w:right w:val="none" w:color="FFFFFF" w:sz="0"/>
-            </w:tcBorders>
-            <w:tcMar>
-              <w:top w:type="dxa" w:w="60"/>
-              <w:left w:type="dxa" w:w="120"/>
-              <w:bottom w:type="dxa" w:w="60"/>
-              <w:right w:type="dxa" w:w="120"/>
-            </w:tcMar>
-          </w:tcPr>
-          <w:p>
-            <w:pPr>
-              <w:jc w:val="center"/>
-            </w:pPr>
-            <w:r>
-              <w:rPr>
-                <w:rFonts w:ascii="Times New Roman"/>
-                <w:color w:val="000000"/>
-                <w:sz w:val="21"/>
-                <w:szCs w:val="21"/>
-              </w:rPr>
-              <w:t xml:space="preserve">GET</w:t>
+            <w:tcW w:type="pct" w:w="15%"/>
+            <w:tcBorders>
+              <w:top w:val="none" w:color="FFFFFF" w:sz="0"/>
+              <w:left w:val="none" w:color="FFFFFF" w:sz="0"/>
+              <w:bottom w:val="none" w:color="FFFFFF" w:sz="0"/>
+              <w:right w:val="none" w:color="FFFFFF" w:sz="0"/>
+            </w:tcBorders>
+            <w:tcMar>
+              <w:top w:type="dxa" w:w="60"/>
+              <w:left w:type="dxa" w:w="120"/>
+              <w:bottom w:type="dxa" w:w="60"/>
+              <w:right w:type="dxa" w:w="120"/>
+            </w:tcMar>
+          </w:tcPr>
+          <w:p>
+            <w:pPr>
+              <w:jc w:val="center"/>
+            </w:pPr>
+            <w:r>
+              <w:rPr>
+                <w:rFonts w:ascii="Times New Roman"/>
+                <w:color w:val="000000"/>
+                <w:sz w:val="21"/>
+                <w:szCs w:val="21"/>
+              </w:rPr>
+              <w:t xml:space="preserve">GET/POST</w:t>
             </w:r>
           </w:p>
         </w:tc>
@@ -4727,38 +4871,38 @@
                 <w:sz w:val="21"/>
                 <w:szCs w:val="21"/>
               </w:rPr>
-              <w:t xml:space="preserve">/api/products</w:t>
-            </w:r>
-          </w:p>
-        </w:tc>
-        <w:tc>
-          <w:tcPr>
-            <w:tcW w:type="pct" w:w="53%"/>
-            <w:tcBorders>
-              <w:top w:val="none" w:color="FFFFFF" w:sz="0"/>
-              <w:left w:val="none" w:color="FFFFFF" w:sz="0"/>
-              <w:bottom w:val="none" w:color="FFFFFF" w:sz="0"/>
-              <w:right w:val="none" w:color="FFFFFF" w:sz="0"/>
-            </w:tcBorders>
-            <w:tcMar>
-              <w:top w:type="dxa" w:w="60"/>
-              <w:left w:type="dxa" w:w="120"/>
-              <w:bottom w:type="dxa" w:w="60"/>
-              <w:right w:type="dxa" w:w="120"/>
-            </w:tcMar>
-          </w:tcPr>
-          <w:p>
-            <w:pPr>
-              <w:jc w:val="center"/>
-            </w:pPr>
-            <w:r>
-              <w:rPr>
-                <w:rFonts w:ascii="Times New Roman"/>
-                <w:color w:val="000000"/>
-                <w:sz w:val="21"/>
-                <w:szCs w:val="21"/>
-              </w:rPr>
-              <w:t xml:space="preserve">Fetch all products</w:t>
+              <w:t xml:space="preserve">/api/predictions</w:t>
+            </w:r>
+          </w:p>
+        </w:tc>
+        <w:tc>
+          <w:tcPr>
+            <w:tcW w:type="pct" w:w="50%"/>
+            <w:tcBorders>
+              <w:top w:val="none" w:color="FFFFFF" w:sz="0"/>
+              <w:left w:val="none" w:color="FFFFFF" w:sz="0"/>
+              <w:bottom w:val="none" w:color="FFFFFF" w:sz="0"/>
+              <w:right w:val="none" w:color="FFFFFF" w:sz="0"/>
+            </w:tcBorders>
+            <w:tcMar>
+              <w:top w:type="dxa" w:w="60"/>
+              <w:left w:type="dxa" w:w="120"/>
+              <w:bottom w:type="dxa" w:w="60"/>
+              <w:right w:type="dxa" w:w="120"/>
+            </w:tcMar>
+          </w:tcPr>
+          <w:p>
+            <w:pPr>
+              <w:jc w:val="center"/>
+            </w:pPr>
+            <w:r>
+              <w:rPr>
+                <w:rFonts w:ascii="Times New Roman"/>
+                <w:color w:val="000000"/>
+                <w:sz w:val="21"/>
+                <w:szCs w:val="21"/>
+              </w:rPr>
+              <w:t xml:space="preserve">Fetch matches / Generate AI prediction (GLM 4.5 Air)</w:t>
             </w:r>
           </w:p>
         </w:tc>
@@ -4769,32 +4913,32 @@
         </w:trPr>
         <w:tc>
           <w:tcPr>
-            <w:tcW w:type="pct" w:w="12%"/>
-            <w:tcBorders>
-              <w:top w:val="none" w:color="FFFFFF" w:sz="0"/>
-              <w:left w:val="none" w:color="FFFFFF" w:sz="0"/>
-              <w:bottom w:val="none" w:color="FFFFFF" w:sz="0"/>
-              <w:right w:val="none" w:color="FFFFFF" w:sz="0"/>
-            </w:tcBorders>
-            <w:tcMar>
-              <w:top w:type="dxa" w:w="60"/>
-              <w:left w:type="dxa" w:w="120"/>
-              <w:bottom w:type="dxa" w:w="60"/>
-              <w:right w:type="dxa" w:w="120"/>
-            </w:tcMar>
-          </w:tcPr>
-          <w:p>
-            <w:pPr>
-              <w:jc w:val="center"/>
-            </w:pPr>
-            <w:r>
-              <w:rPr>
-                <w:rFonts w:ascii="Times New Roman"/>
-                <w:color w:val="000000"/>
-                <w:sz w:val="21"/>
-                <w:szCs w:val="21"/>
-              </w:rPr>
-              <w:t xml:space="preserve">GET</w:t>
+            <w:tcW w:type="pct" w:w="15%"/>
+            <w:tcBorders>
+              <w:top w:val="none" w:color="FFFFFF" w:sz="0"/>
+              <w:left w:val="none" w:color="FFFFFF" w:sz="0"/>
+              <w:bottom w:val="none" w:color="FFFFFF" w:sz="0"/>
+              <w:right w:val="none" w:color="FFFFFF" w:sz="0"/>
+            </w:tcBorders>
+            <w:tcMar>
+              <w:top w:type="dxa" w:w="60"/>
+              <w:left w:type="dxa" w:w="120"/>
+              <w:bottom w:type="dxa" w:w="60"/>
+              <w:right w:type="dxa" w:w="120"/>
+            </w:tcMar>
+          </w:tcPr>
+          <w:p>
+            <w:pPr>
+              <w:jc w:val="center"/>
+            </w:pPr>
+            <w:r>
+              <w:rPr>
+                <w:rFonts w:ascii="Times New Roman"/>
+                <w:color w:val="000000"/>
+                <w:sz w:val="21"/>
+                <w:szCs w:val="21"/>
+              </w:rPr>
+              <w:t xml:space="preserve">GET/POST</w:t>
             </w:r>
           </w:p>
         </w:tc>
@@ -4825,38 +4969,38 @@
                 <w:sz w:val="21"/>
                 <w:szCs w:val="21"/>
               </w:rPr>
-              <w:t xml:space="preserve">/api/products/[id]</w:t>
-            </w:r>
-          </w:p>
-        </w:tc>
-        <w:tc>
-          <w:tcPr>
-            <w:tcW w:type="pct" w:w="53%"/>
-            <w:tcBorders>
-              <w:top w:val="none" w:color="FFFFFF" w:sz="0"/>
-              <w:left w:val="none" w:color="FFFFFF" w:sz="0"/>
-              <w:bottom w:val="none" w:color="FFFFFF" w:sz="0"/>
-              <w:right w:val="none" w:color="FFFFFF" w:sz="0"/>
-            </w:tcBorders>
-            <w:tcMar>
-              <w:top w:type="dxa" w:w="60"/>
-              <w:left w:type="dxa" w:w="120"/>
-              <w:bottom w:type="dxa" w:w="60"/>
-              <w:right w:type="dxa" w:w="120"/>
-            </w:tcMar>
-          </w:tcPr>
-          <w:p>
-            <w:pPr>
-              <w:jc w:val="center"/>
-            </w:pPr>
-            <w:r>
-              <w:rPr>
-                <w:rFonts w:ascii="Times New Roman"/>
-                <w:color w:val="000000"/>
-                <w:sz w:val="21"/>
-                <w:szCs w:val="21"/>
-              </w:rPr>
-              <w:t xml:space="preserve">Fetch single product</w:t>
+              <w:t xml:space="preserve">/api/quiz</w:t>
+            </w:r>
+          </w:p>
+        </w:tc>
+        <w:tc>
+          <w:tcPr>
+            <w:tcW w:type="pct" w:w="50%"/>
+            <w:tcBorders>
+              <w:top w:val="none" w:color="FFFFFF" w:sz="0"/>
+              <w:left w:val="none" w:color="FFFFFF" w:sz="0"/>
+              <w:bottom w:val="none" w:color="FFFFFF" w:sz="0"/>
+              <w:right w:val="none" w:color="FFFFFF" w:sz="0"/>
+            </w:tcBorders>
+            <w:tcMar>
+              <w:top w:type="dxa" w:w="60"/>
+              <w:left w:type="dxa" w:w="120"/>
+              <w:bottom w:type="dxa" w:w="60"/>
+              <w:right w:type="dxa" w:w="120"/>
+            </w:tcMar>
+          </w:tcPr>
+          <w:p>
+            <w:pPr>
+              <w:jc w:val="center"/>
+            </w:pPr>
+            <w:r>
+              <w:rPr>
+                <w:rFonts w:ascii="Times New Roman"/>
+                <w:color w:val="000000"/>
+                <w:sz w:val="21"/>
+                <w:szCs w:val="21"/>
+              </w:rPr>
+              <w:t xml:space="preserve">Fetch quiz state / Generate AI quiz questions (GLM 4.5 Air)</w:t>
             </w:r>
           </w:p>
         </w:tc>
@@ -4867,32 +5011,32 @@
         </w:trPr>
         <w:tc>
           <w:tcPr>
-            <w:tcW w:type="pct" w:w="12%"/>
-            <w:tcBorders>
-              <w:top w:val="none" w:color="FFFFFF" w:sz="0"/>
-              <w:left w:val="none" w:color="FFFFFF" w:sz="0"/>
-              <w:bottom w:val="none" w:color="FFFFFF" w:sz="0"/>
-              <w:right w:val="none" w:color="FFFFFF" w:sz="0"/>
-            </w:tcBorders>
-            <w:tcMar>
-              <w:top w:type="dxa" w:w="60"/>
-              <w:left w:type="dxa" w:w="120"/>
-              <w:bottom w:type="dxa" w:w="60"/>
-              <w:right w:type="dxa" w:w="120"/>
-            </w:tcMar>
-          </w:tcPr>
-          <w:p>
-            <w:pPr>
-              <w:jc w:val="center"/>
-            </w:pPr>
-            <w:r>
-              <w:rPr>
-                <w:rFonts w:ascii="Times New Roman"/>
-                <w:color w:val="000000"/>
-                <w:sz w:val="21"/>
-                <w:szCs w:val="21"/>
-              </w:rPr>
-              <w:t xml:space="preserve">GET/POST</w:t>
+            <w:tcW w:type="pct" w:w="15%"/>
+            <w:tcBorders>
+              <w:top w:val="none" w:color="FFFFFF" w:sz="0"/>
+              <w:left w:val="none" w:color="FFFFFF" w:sz="0"/>
+              <w:bottom w:val="none" w:color="FFFFFF" w:sz="0"/>
+              <w:right w:val="none" w:color="FFFFFF" w:sz="0"/>
+            </w:tcBorders>
+            <w:tcMar>
+              <w:top w:type="dxa" w:w="60"/>
+              <w:left w:type="dxa" w:w="120"/>
+              <w:bottom w:type="dxa" w:w="60"/>
+              <w:right w:type="dxa" w:w="120"/>
+            </w:tcMar>
+          </w:tcPr>
+          <w:p>
+            <w:pPr>
+              <w:jc w:val="center"/>
+            </w:pPr>
+            <w:r>
+              <w:rPr>
+                <w:rFonts w:ascii="Times New Roman"/>
+                <w:color w:val="000000"/>
+                <w:sz w:val="21"/>
+                <w:szCs w:val="21"/>
+              </w:rPr>
+              <w:t xml:space="preserve">GET</w:t>
             </w:r>
           </w:p>
         </w:tc>
@@ -4923,38 +5067,38 @@
                 <w:sz w:val="21"/>
                 <w:szCs w:val="21"/>
               </w:rPr>
-              <w:t xml:space="preserve">/api/cart</w:t>
-            </w:r>
-          </w:p>
-        </w:tc>
-        <w:tc>
-          <w:tcPr>
-            <w:tcW w:type="pct" w:w="53%"/>
-            <w:tcBorders>
-              <w:top w:val="none" w:color="FFFFFF" w:sz="0"/>
-              <w:left w:val="none" w:color="FFFFFF" w:sz="0"/>
-              <w:bottom w:val="none" w:color="FFFFFF" w:sz="0"/>
-              <w:right w:val="none" w:color="FFFFFF" w:sz="0"/>
-            </w:tcBorders>
-            <w:tcMar>
-              <w:top w:type="dxa" w:w="60"/>
-              <w:left w:type="dxa" w:w="120"/>
-              <w:bottom w:type="dxa" w:w="60"/>
-              <w:right w:type="dxa" w:w="120"/>
-            </w:tcMar>
-          </w:tcPr>
-          <w:p>
-            <w:pPr>
-              <w:jc w:val="center"/>
-            </w:pPr>
-            <w:r>
-              <w:rPr>
-                <w:rFonts w:ascii="Times New Roman"/>
-                <w:color w:val="000000"/>
-                <w:sz w:val="21"/>
-                <w:szCs w:val="21"/>
-              </w:rPr>
-              <w:t xml:space="preserve">Cart operations</w:t>
+              <w:t xml:space="preserve">/api/transfers</w:t>
+            </w:r>
+          </w:p>
+        </w:tc>
+        <w:tc>
+          <w:tcPr>
+            <w:tcW w:type="pct" w:w="50%"/>
+            <w:tcBorders>
+              <w:top w:val="none" w:color="FFFFFF" w:sz="0"/>
+              <w:left w:val="none" w:color="FFFFFF" w:sz="0"/>
+              <w:bottom w:val="none" w:color="FFFFFF" w:sz="0"/>
+              <w:right w:val="none" w:color="FFFFFF" w:sz="0"/>
+            </w:tcBorders>
+            <w:tcMar>
+              <w:top w:type="dxa" w:w="60"/>
+              <w:left w:type="dxa" w:w="120"/>
+              <w:bottom w:type="dxa" w:w="60"/>
+              <w:right w:type="dxa" w:w="120"/>
+            </w:tcMar>
+          </w:tcPr>
+          <w:p>
+            <w:pPr>
+              <w:jc w:val="center"/>
+            </w:pPr>
+            <w:r>
+              <w:rPr>
+                <w:rFonts w:ascii="Times New Roman"/>
+                <w:color w:val="000000"/>
+                <w:sz w:val="21"/>
+                <w:szCs w:val="21"/>
+              </w:rPr>
+              <w:t xml:space="preserve">Fetch transfer market data (rumors, completed, top-valued)</w:t>
             </w:r>
           </w:p>
         </w:tc>
@@ -4965,32 +5109,32 @@
         </w:trPr>
         <w:tc>
           <w:tcPr>
-            <w:tcW w:type="pct" w:w="12%"/>
-            <w:tcBorders>
-              <w:top w:val="none" w:color="FFFFFF" w:sz="0"/>
-              <w:left w:val="none" w:color="FFFFFF" w:sz="0"/>
-              <w:bottom w:val="none" w:color="FFFFFF" w:sz="0"/>
-              <w:right w:val="none" w:color="FFFFFF" w:sz="0"/>
-            </w:tcBorders>
-            <w:tcMar>
-              <w:top w:type="dxa" w:w="60"/>
-              <w:left w:type="dxa" w:w="120"/>
-              <w:bottom w:type="dxa" w:w="60"/>
-              <w:right w:type="dxa" w:w="120"/>
-            </w:tcMar>
-          </w:tcPr>
-          <w:p>
-            <w:pPr>
-              <w:jc w:val="center"/>
-            </w:pPr>
-            <w:r>
-              <w:rPr>
-                <w:rFonts w:ascii="Times New Roman"/>
-                <w:color w:val="000000"/>
-                <w:sz w:val="21"/>
-                <w:szCs w:val="21"/>
-              </w:rPr>
-              <w:t xml:space="preserve">POST</w:t>
+            <w:tcW w:type="pct" w:w="15%"/>
+            <w:tcBorders>
+              <w:top w:val="none" w:color="FFFFFF" w:sz="0"/>
+              <w:left w:val="none" w:color="FFFFFF" w:sz="0"/>
+              <w:bottom w:val="none" w:color="FFFFFF" w:sz="0"/>
+              <w:right w:val="none" w:color="FFFFFF" w:sz="0"/>
+            </w:tcBorders>
+            <w:tcMar>
+              <w:top w:type="dxa" w:w="60"/>
+              <w:left w:type="dxa" w:w="120"/>
+              <w:bottom w:type="dxa" w:w="60"/>
+              <w:right w:type="dxa" w:w="120"/>
+            </w:tcMar>
+          </w:tcPr>
+          <w:p>
+            <w:pPr>
+              <w:jc w:val="center"/>
+            </w:pPr>
+            <w:r>
+              <w:rPr>
+                <w:rFonts w:ascii="Times New Roman"/>
+                <w:color w:val="000000"/>
+                <w:sz w:val="21"/>
+                <w:szCs w:val="21"/>
+              </w:rPr>
+              <w:t xml:space="preserve">GET</w:t>
             </w:r>
           </w:p>
         </w:tc>
@@ -5021,38 +5165,38 @@
                 <w:sz w:val="21"/>
                 <w:szCs w:val="21"/>
               </w:rPr>
-              <w:t xml:space="preserve">/api/cart/items</w:t>
-            </w:r>
-          </w:p>
-        </w:tc>
-        <w:tc>
-          <w:tcPr>
-            <w:tcW w:type="pct" w:w="53%"/>
-            <w:tcBorders>
-              <w:top w:val="none" w:color="FFFFFF" w:sz="0"/>
-              <w:left w:val="none" w:color="FFFFFF" w:sz="0"/>
-              <w:bottom w:val="none" w:color="FFFFFF" w:sz="0"/>
-              <w:right w:val="none" w:color="FFFFFF" w:sz="0"/>
-            </w:tcBorders>
-            <w:tcMar>
-              <w:top w:type="dxa" w:w="60"/>
-              <w:left w:type="dxa" w:w="120"/>
-              <w:bottom w:type="dxa" w:w="60"/>
-              <w:right w:type="dxa" w:w="120"/>
-            </w:tcMar>
-          </w:tcPr>
-          <w:p>
-            <w:pPr>
-              <w:jc w:val="center"/>
-            </w:pPr>
-            <w:r>
-              <w:rPr>
-                <w:rFonts w:ascii="Times New Roman"/>
-                <w:color w:val="000000"/>
-                <w:sz w:val="21"/>
-                <w:szCs w:val="21"/>
-              </w:rPr>
-              <w:t xml:space="preserve">Add item to cart</w:t>
+              <w:t xml:space="preserve">/api/news</w:t>
+            </w:r>
+          </w:p>
+        </w:tc>
+        <w:tc>
+          <w:tcPr>
+            <w:tcW w:type="pct" w:w="50%"/>
+            <w:tcBorders>
+              <w:top w:val="none" w:color="FFFFFF" w:sz="0"/>
+              <w:left w:val="none" w:color="FFFFFF" w:sz="0"/>
+              <w:bottom w:val="none" w:color="FFFFFF" w:sz="0"/>
+              <w:right w:val="none" w:color="FFFFFF" w:sz="0"/>
+            </w:tcBorders>
+            <w:tcMar>
+              <w:top w:type="dxa" w:w="60"/>
+              <w:left w:type="dxa" w:w="120"/>
+              <w:bottom w:type="dxa" w:w="60"/>
+              <w:right w:type="dxa" w:w="120"/>
+            </w:tcMar>
+          </w:tcPr>
+          <w:p>
+            <w:pPr>
+              <w:jc w:val="center"/>
+            </w:pPr>
+            <w:r>
+              <w:rPr>
+                <w:rFonts w:ascii="Times New Roman"/>
+                <w:color w:val="000000"/>
+                <w:sz w:val="21"/>
+                <w:szCs w:val="21"/>
+              </w:rPr>
+              <w:t xml:space="preserve">Fetch football news via web search (z-ai-web-dev-sdk)</w:t>
             </w:r>
           </w:p>
         </w:tc>
@@ -5063,32 +5207,32 @@
         </w:trPr>
         <w:tc>
           <w:tcPr>
-            <w:tcW w:type="pct" w:w="12%"/>
-            <w:tcBorders>
-              <w:top w:val="none" w:color="FFFFFF" w:sz="0"/>
-              <w:left w:val="none" w:color="FFFFFF" w:sz="0"/>
-              <w:bottom w:val="none" w:color="FFFFFF" w:sz="0"/>
-              <w:right w:val="none" w:color="FFFFFF" w:sz="0"/>
-            </w:tcBorders>
-            <w:tcMar>
-              <w:top w:type="dxa" w:w="60"/>
-              <w:left w:type="dxa" w:w="120"/>
-              <w:bottom w:type="dxa" w:w="60"/>
-              <w:right w:type="dxa" w:w="120"/>
-            </w:tcMar>
-          </w:tcPr>
-          <w:p>
-            <w:pPr>
-              <w:jc w:val="center"/>
-            </w:pPr>
-            <w:r>
-              <w:rPr>
-                <w:rFonts w:ascii="Times New Roman"/>
-                <w:color w:val="000000"/>
-                <w:sz w:val="21"/>
-                <w:szCs w:val="21"/>
-              </w:rPr>
-              <w:t xml:space="preserve">POST</w:t>
+            <w:tcW w:type="pct" w:w="15%"/>
+            <w:tcBorders>
+              <w:top w:val="none" w:color="FFFFFF" w:sz="0"/>
+              <w:left w:val="none" w:color="FFFFFF" w:sz="0"/>
+              <w:bottom w:val="none" w:color="FFFFFF" w:sz="0"/>
+              <w:right w:val="none" w:color="FFFFFF" w:sz="0"/>
+            </w:tcBorders>
+            <w:tcMar>
+              <w:top w:type="dxa" w:w="60"/>
+              <w:left w:type="dxa" w:w="120"/>
+              <w:bottom w:type="dxa" w:w="60"/>
+              <w:right w:type="dxa" w:w="120"/>
+            </w:tcMar>
+          </w:tcPr>
+          <w:p>
+            <w:pPr>
+              <w:jc w:val="center"/>
+            </w:pPr>
+            <w:r>
+              <w:rPr>
+                <w:rFonts w:ascii="Times New Roman"/>
+                <w:color w:val="000000"/>
+                <w:sz w:val="21"/>
+                <w:szCs w:val="21"/>
+              </w:rPr>
+              <w:t xml:space="preserve">GET</w:t>
             </w:r>
           </w:p>
         </w:tc>
@@ -5119,136 +5263,38 @@
                 <w:sz w:val="21"/>
                 <w:szCs w:val="21"/>
               </w:rPr>
-              <w:t xml:space="preserve">/api/orders</w:t>
-            </w:r>
-          </w:p>
-        </w:tc>
-        <w:tc>
-          <w:tcPr>
-            <w:tcW w:type="pct" w:w="53%"/>
-            <w:tcBorders>
-              <w:top w:val="none" w:color="FFFFFF" w:sz="0"/>
-              <w:left w:val="none" w:color="FFFFFF" w:sz="0"/>
-              <w:bottom w:val="none" w:color="FFFFFF" w:sz="0"/>
-              <w:right w:val="none" w:color="FFFFFF" w:sz="0"/>
-            </w:tcBorders>
-            <w:tcMar>
-              <w:top w:type="dxa" w:w="60"/>
-              <w:left w:type="dxa" w:w="120"/>
-              <w:bottom w:type="dxa" w:w="60"/>
-              <w:right w:type="dxa" w:w="120"/>
-            </w:tcMar>
-          </w:tcPr>
-          <w:p>
-            <w:pPr>
-              <w:jc w:val="center"/>
-            </w:pPr>
-            <w:r>
-              <w:rPr>
-                <w:rFonts w:ascii="Times New Roman"/>
-                <w:color w:val="000000"/>
-                <w:sz w:val="21"/>
-                <w:szCs w:val="21"/>
-              </w:rPr>
-              <w:t xml:space="preserve">Create order</w:t>
-            </w:r>
-          </w:p>
-        </w:tc>
-      </w:tr>
-      <w:tr>
-        <w:trPr>
-          <w:cantSplit/>
-        </w:trPr>
-        <w:tc>
-          <w:tcPr>
-            <w:tcW w:type="pct" w:w="12%"/>
-            <w:tcBorders>
-              <w:top w:val="none" w:color="FFFFFF" w:sz="0"/>
-              <w:left w:val="none" w:color="FFFFFF" w:sz="0"/>
-              <w:bottom w:val="none" w:color="FFFFFF" w:sz="0"/>
-              <w:right w:val="none" w:color="FFFFFF" w:sz="0"/>
-            </w:tcBorders>
-            <w:tcMar>
-              <w:top w:type="dxa" w:w="60"/>
-              <w:left w:type="dxa" w:w="120"/>
-              <w:bottom w:type="dxa" w:w="60"/>
-              <w:right w:type="dxa" w:w="120"/>
-            </w:tcMar>
-          </w:tcPr>
-          <w:p>
-            <w:pPr>
-              <w:jc w:val="center"/>
-            </w:pPr>
-            <w:r>
-              <w:rPr>
-                <w:rFonts w:ascii="Times New Roman"/>
-                <w:color w:val="000000"/>
-                <w:sz w:val="21"/>
-                <w:szCs w:val="21"/>
-              </w:rPr>
-              <w:t xml:space="preserve">GET</w:t>
-            </w:r>
-          </w:p>
-        </w:tc>
-        <w:tc>
-          <w:tcPr>
-            <w:tcW w:type="pct" w:w="35%"/>
-            <w:tcBorders>
-              <w:top w:val="none" w:color="FFFFFF" w:sz="0"/>
-              <w:left w:val="none" w:color="FFFFFF" w:sz="0"/>
-              <w:bottom w:val="none" w:color="FFFFFF" w:sz="0"/>
-              <w:right w:val="none" w:color="FFFFFF" w:sz="0"/>
-            </w:tcBorders>
-            <w:tcMar>
-              <w:top w:type="dxa" w:w="60"/>
-              <w:left w:type="dxa" w:w="120"/>
-              <w:bottom w:type="dxa" w:w="60"/>
-              <w:right w:type="dxa" w:w="120"/>
-            </w:tcMar>
-          </w:tcPr>
-          <w:p>
-            <w:pPr>
-              <w:jc w:val="center"/>
-            </w:pPr>
-            <w:r>
-              <w:rPr>
-                <w:rFonts w:ascii="Times New Roman"/>
-                <w:color w:val="000000"/>
-                <w:sz w:val="21"/>
-                <w:szCs w:val="21"/>
-              </w:rPr>
-              <w:t xml:space="preserve">/api/orders</w:t>
-            </w:r>
-          </w:p>
-        </w:tc>
-        <w:tc>
-          <w:tcPr>
-            <w:tcW w:type="pct" w:w="53%"/>
-            <w:tcBorders>
-              <w:top w:val="none" w:color="FFFFFF" w:sz="0"/>
-              <w:left w:val="none" w:color="FFFFFF" w:sz="0"/>
-              <w:bottom w:val="none" w:color="FFFFFF" w:sz="0"/>
-              <w:right w:val="none" w:color="FFFFFF" w:sz="0"/>
-            </w:tcBorders>
-            <w:tcMar>
-              <w:top w:type="dxa" w:w="60"/>
-              <w:left w:type="dxa" w:w="120"/>
-              <w:bottom w:type="dxa" w:w="60"/>
-              <w:right w:type="dxa" w:w="120"/>
-            </w:tcMar>
-          </w:tcPr>
-          <w:p>
-            <w:pPr>
-              <w:jc w:val="center"/>
-            </w:pPr>
-            <w:r>
-              <w:rPr>
-                <w:rFonts w:ascii="Times New Roman"/>
-                <w:color w:val="000000"/>
-                <w:sz w:val="21"/>
-                <w:szCs w:val="21"/>
-              </w:rPr>
-              <w:t xml:space="preserve">Fetch user orders</w:t>
+              <w:t xml:space="preserve">/api/match-events</w:t>
+            </w:r>
+          </w:p>
+        </w:tc>
+        <w:tc>
+          <w:tcPr>
+            <w:tcW w:type="pct" w:w="50%"/>
+            <w:tcBorders>
+              <w:top w:val="none" w:color="FFFFFF" w:sz="0"/>
+              <w:left w:val="none" w:color="FFFFFF" w:sz="0"/>
+              <w:bottom w:val="none" w:color="FFFFFF" w:sz="0"/>
+              <w:right w:val="none" w:color="FFFFFF" w:sz="0"/>
+            </w:tcBorders>
+            <w:tcMar>
+              <w:top w:type="dxa" w:w="60"/>
+              <w:left w:type="dxa" w:w="120"/>
+              <w:bottom w:type="dxa" w:w="60"/>
+              <w:right w:type="dxa" w:w="120"/>
+            </w:tcMar>
+          </w:tcPr>
+          <w:p>
+            <w:pPr>
+              <w:jc w:val="center"/>
+            </w:pPr>
+            <w:r>
+              <w:rPr>
+                <w:rFonts w:ascii="Times New Roman"/>
+                <w:color w:val="000000"/>
+                <w:sz w:val="21"/>
+                <w:szCs w:val="21"/>
+              </w:rPr>
+              <w:t xml:space="preserve">Fetch WebSocket match simulation events</w:t>
             </w:r>
           </w:p>
         </w:tc>
@@ -5277,6 +5323,22 @@
         <w:t xml:space="preserve">Appendix C: Technology Stack Summary</w:t>
       </w:r>
       <w:bookmarkEnd w:id="100018"/>
+    </w:p>
+    <w:p>
+      <w:pPr>
+        <w:spacing w:line="360"/>
+        <w:ind w:firstLine="480"/>
+        <w:jc w:val="both"/>
+      </w:pPr>
+      <w:r>
+        <w:rPr>
+          <w:rFonts w:ascii="Times New Roman"/>
+          <w:color w:val="000000"/>
+          <w:sz w:val="24"/>
+          <w:szCs w:val="24"/>
+        </w:rPr>
+        <w:t xml:space="preserve">The technology stack encompasses frontend frameworks, AI model integrations, database tools, and real-time communication libraries, selected for their modern capabilities, community support, and type-safety features.</w:t>
+      </w:r>
     </w:p>
     <w:p>
       <w:pPr>
@@ -5872,7 +5934,7 @@
                 <w:sz w:val="21"/>
                 <w:szCs w:val="21"/>
               </w:rPr>
-              <w:t xml:space="preserve">shadcn/ui</w:t>
+              <w:t xml:space="preserve">shadcn/ui (New York)</w:t>
             </w:r>
           </w:p>
         </w:tc>
@@ -5970,7 +6032,7 @@
                 <w:sz w:val="21"/>
                 <w:szCs w:val="21"/>
               </w:rPr>
-              <w:t xml:space="preserve">Zustand</w:t>
+              <w:t xml:space="preserve">Zustand 5</w:t>
             </w:r>
           </w:p>
         </w:tc>
@@ -6037,7 +6099,7 @@
                 <w:sz w:val="21"/>
                 <w:szCs w:val="21"/>
               </w:rPr>
-              <w:t xml:space="preserve">ORM</w:t>
+              <w:t xml:space="preserve">Animations</w:t>
             </w:r>
           </w:p>
         </w:tc>
@@ -6068,7 +6130,7 @@
                 <w:sz w:val="21"/>
                 <w:szCs w:val="21"/>
               </w:rPr>
-              <w:t xml:space="preserve">Prisma</w:t>
+              <w:t xml:space="preserve">Framer Motion 12</w:t>
             </w:r>
           </w:p>
         </w:tc>
@@ -6099,7 +6161,7 @@
                 <w:sz w:val="21"/>
                 <w:szCs w:val="21"/>
               </w:rPr>
-              <w:t xml:space="preserve">Type-safe database access</w:t>
+              <w:t xml:space="preserve">Advanced UI animations</w:t>
             </w:r>
           </w:p>
         </w:tc>
@@ -6135,7 +6197,7 @@
                 <w:sz w:val="21"/>
                 <w:szCs w:val="21"/>
               </w:rPr>
-              <w:t xml:space="preserve">Database</w:t>
+              <w:t xml:space="preserve">Charts</w:t>
             </w:r>
           </w:p>
         </w:tc>
@@ -6166,7 +6228,7 @@
                 <w:sz w:val="21"/>
                 <w:szCs w:val="21"/>
               </w:rPr>
-              <w:t xml:space="preserve">SQLite</w:t>
+              <w:t xml:space="preserve">Recharts 2</w:t>
             </w:r>
           </w:p>
         </w:tc>
@@ -6197,7 +6259,7 @@
                 <w:sz w:val="21"/>
                 <w:szCs w:val="21"/>
               </w:rPr>
-              <w:t xml:space="preserve">Data persistence</w:t>
+              <w:t xml:space="preserve">Data visualisations</w:t>
             </w:r>
           </w:p>
         </w:tc>
@@ -6233,7 +6295,7 @@
                 <w:sz w:val="21"/>
                 <w:szCs w:val="21"/>
               </w:rPr>
-              <w:t xml:space="preserve">Real-time</w:t>
+              <w:t xml:space="preserve">ORM</w:t>
             </w:r>
           </w:p>
         </w:tc>
@@ -6264,7 +6326,7 @@
                 <w:sz w:val="21"/>
                 <w:szCs w:val="21"/>
               </w:rPr>
-              <w:t xml:space="preserve">Socket.IO</w:t>
+              <w:t xml:space="preserve">Prisma 6</w:t>
             </w:r>
           </w:p>
         </w:tc>
@@ -6295,7 +6357,7 @@
                 <w:sz w:val="21"/>
                 <w:szCs w:val="21"/>
               </w:rPr>
-              <w:t xml:space="preserve">WebSocket communication</w:t>
+              <w:t xml:space="preserve">Type-safe database access</w:t>
             </w:r>
           </w:p>
         </w:tc>
@@ -6331,7 +6393,7 @@
                 <w:sz w:val="21"/>
                 <w:szCs w:val="21"/>
               </w:rPr>
-              <w:t xml:space="preserve">Authentication</w:t>
+              <w:t xml:space="preserve">Database</w:t>
             </w:r>
           </w:p>
         </w:tc>
@@ -6362,7 +6424,7 @@
                 <w:sz w:val="21"/>
                 <w:szCs w:val="21"/>
               </w:rPr>
-              <w:t xml:space="preserve">JWT (JSON Web Token)</w:t>
+              <w:t xml:space="preserve">SQLite</w:t>
             </w:r>
           </w:p>
         </w:tc>
@@ -6393,7 +6455,7 @@
                 <w:sz w:val="21"/>
                 <w:szCs w:val="21"/>
               </w:rPr>
-              <w:t xml:space="preserve">Secure session management</w:t>
+              <w:t xml:space="preserve">Data persistence</w:t>
             </w:r>
           </w:p>
         </w:tc>
@@ -6429,7 +6491,7 @@
                 <w:sz w:val="21"/>
                 <w:szCs w:val="21"/>
               </w:rPr>
-              <w:t xml:space="preserve">AI - Vision</w:t>
+              <w:t xml:space="preserve">Real-time</w:t>
             </w:r>
           </w:p>
         </w:tc>
@@ -6460,7 +6522,7 @@
                 <w:sz w:val="21"/>
                 <w:szCs w:val="21"/>
               </w:rPr>
-              <w:t xml:space="preserve">z-ai-web-dev-sdk (VLM)</w:t>
+              <w:t xml:space="preserve">Socket.IO 4 (mini-service)</w:t>
             </w:r>
           </w:p>
         </w:tc>
@@ -6491,7 +6553,7 @@
                 <w:sz w:val="21"/>
                 <w:szCs w:val="21"/>
               </w:rPr>
-              <w:t xml:space="preserve">Formation detection</w:t>
+              <w:t xml:space="preserve">WebSocket communication</w:t>
             </w:r>
           </w:p>
         </w:tc>
@@ -6527,7 +6589,7 @@
                 <w:sz w:val="21"/>
                 <w:szCs w:val="21"/>
               </w:rPr>
-              <w:t xml:space="preserve">AI - Language</w:t>
+              <w:t xml:space="preserve">Authentication</w:t>
             </w:r>
           </w:p>
         </w:tc>
@@ -6558,7 +6620,7 @@
                 <w:sz w:val="21"/>
                 <w:szCs w:val="21"/>
               </w:rPr>
-              <w:t xml:space="preserve">z-ai-web-dev-sdk (LLM)</w:t>
+              <w:t xml:space="preserve">JWT (JSON Web Token)</w:t>
             </w:r>
           </w:p>
         </w:tc>
@@ -6589,7 +6651,693 @@
                 <w:sz w:val="21"/>
                 <w:szCs w:val="21"/>
               </w:rPr>
-              <w:t xml:space="preserve">Chat and predictions</w:t>
+              <w:t xml:space="preserve">Secure session management</w:t>
+            </w:r>
+          </w:p>
+        </w:tc>
+      </w:tr>
+      <w:tr>
+        <w:trPr>
+          <w:cantSplit/>
+        </w:trPr>
+        <w:tc>
+          <w:tcPr>
+            <w:tcW w:type="pct" w:w="20%"/>
+            <w:tcBorders>
+              <w:top w:val="none" w:color="FFFFFF" w:sz="0"/>
+              <w:left w:val="none" w:color="FFFFFF" w:sz="0"/>
+              <w:bottom w:val="none" w:color="FFFFFF" w:sz="0"/>
+              <w:right w:val="none" w:color="FFFFFF" w:sz="0"/>
+            </w:tcBorders>
+            <w:tcMar>
+              <w:top w:type="dxa" w:w="60"/>
+              <w:left w:type="dxa" w:w="120"/>
+              <w:bottom w:type="dxa" w:w="60"/>
+              <w:right w:type="dxa" w:w="120"/>
+            </w:tcMar>
+          </w:tcPr>
+          <w:p>
+            <w:pPr>
+              <w:jc w:val="center"/>
+            </w:pPr>
+            <w:r>
+              <w:rPr>
+                <w:rFonts w:ascii="Times New Roman"/>
+                <w:color w:val="000000"/>
+                <w:sz w:val="21"/>
+                <w:szCs w:val="21"/>
+              </w:rPr>
+              <w:t xml:space="preserve">AI - Language Model</w:t>
+            </w:r>
+          </w:p>
+        </w:tc>
+        <w:tc>
+          <w:tcPr>
+            <w:tcW w:type="pct" w:w="35%"/>
+            <w:tcBorders>
+              <w:top w:val="none" w:color="FFFFFF" w:sz="0"/>
+              <w:left w:val="none" w:color="FFFFFF" w:sz="0"/>
+              <w:bottom w:val="none" w:color="FFFFFF" w:sz="0"/>
+              <w:right w:val="none" w:color="FFFFFF" w:sz="0"/>
+            </w:tcBorders>
+            <w:tcMar>
+              <w:top w:type="dxa" w:w="60"/>
+              <w:left w:type="dxa" w:w="120"/>
+              <w:bottom w:type="dxa" w:w="60"/>
+              <w:right w:type="dxa" w:w="120"/>
+            </w:tcMar>
+          </w:tcPr>
+          <w:p>
+            <w:pPr>
+              <w:jc w:val="center"/>
+            </w:pPr>
+            <w:r>
+              <w:rPr>
+                <w:rFonts w:ascii="Times New Roman"/>
+                <w:color w:val="000000"/>
+                <w:sz w:val="21"/>
+                <w:szCs w:val="21"/>
+              </w:rPr>
+              <w:t xml:space="preserve">GLM 4.5 Air (OpenAI API)</w:t>
+            </w:r>
+          </w:p>
+        </w:tc>
+        <w:tc>
+          <w:tcPr>
+            <w:tcW w:type="pct" w:w="45%"/>
+            <w:tcBorders>
+              <w:top w:val="none" w:color="FFFFFF" w:sz="0"/>
+              <w:left w:val="none" w:color="FFFFFF" w:sz="0"/>
+              <w:bottom w:val="none" w:color="FFFFFF" w:sz="0"/>
+              <w:right w:val="none" w:color="FFFFFF" w:sz="0"/>
+            </w:tcBorders>
+            <w:tcMar>
+              <w:top w:type="dxa" w:w="60"/>
+              <w:left w:type="dxa" w:w="120"/>
+              <w:bottom w:type="dxa" w:w="60"/>
+              <w:right w:type="dxa" w:w="120"/>
+            </w:tcMar>
+          </w:tcPr>
+          <w:p>
+            <w:pPr>
+              <w:jc w:val="center"/>
+            </w:pPr>
+            <w:r>
+              <w:rPr>
+                <w:rFonts w:ascii="Times New Roman"/>
+                <w:color w:val="000000"/>
+                <w:sz w:val="21"/>
+                <w:szCs w:val="21"/>
+              </w:rPr>
+              <w:t xml:space="preserve">Chat, predictions, quiz</w:t>
+            </w:r>
+          </w:p>
+        </w:tc>
+      </w:tr>
+      <w:tr>
+        <w:trPr>
+          <w:cantSplit/>
+        </w:trPr>
+        <w:tc>
+          <w:tcPr>
+            <w:tcW w:type="pct" w:w="20%"/>
+            <w:tcBorders>
+              <w:top w:val="none" w:color="FFFFFF" w:sz="0"/>
+              <w:left w:val="none" w:color="FFFFFF" w:sz="0"/>
+              <w:bottom w:val="none" w:color="FFFFFF" w:sz="0"/>
+              <w:right w:val="none" w:color="FFFFFF" w:sz="0"/>
+            </w:tcBorders>
+            <w:tcMar>
+              <w:top w:type="dxa" w:w="60"/>
+              <w:left w:type="dxa" w:w="120"/>
+              <w:bottom w:type="dxa" w:w="60"/>
+              <w:right w:type="dxa" w:w="120"/>
+            </w:tcMar>
+          </w:tcPr>
+          <w:p>
+            <w:pPr>
+              <w:jc w:val="center"/>
+            </w:pPr>
+            <w:r>
+              <w:rPr>
+                <w:rFonts w:ascii="Times New Roman"/>
+                <w:color w:val="000000"/>
+                <w:sz w:val="21"/>
+                <w:szCs w:val="21"/>
+              </w:rPr>
+              <w:t xml:space="preserve">AI - Vision Model</w:t>
+            </w:r>
+          </w:p>
+        </w:tc>
+        <w:tc>
+          <w:tcPr>
+            <w:tcW w:type="pct" w:w="35%"/>
+            <w:tcBorders>
+              <w:top w:val="none" w:color="FFFFFF" w:sz="0"/>
+              <w:left w:val="none" w:color="FFFFFF" w:sz="0"/>
+              <w:bottom w:val="none" w:color="FFFFFF" w:sz="0"/>
+              <w:right w:val="none" w:color="FFFFFF" w:sz="0"/>
+            </w:tcBorders>
+            <w:tcMar>
+              <w:top w:type="dxa" w:w="60"/>
+              <w:left w:type="dxa" w:w="120"/>
+              <w:bottom w:type="dxa" w:w="60"/>
+              <w:right w:type="dxa" w:w="120"/>
+            </w:tcMar>
+          </w:tcPr>
+          <w:p>
+            <w:pPr>
+              <w:jc w:val="center"/>
+            </w:pPr>
+            <w:r>
+              <w:rPr>
+                <w:rFonts w:ascii="Times New Roman"/>
+                <w:color w:val="000000"/>
+                <w:sz w:val="21"/>
+                <w:szCs w:val="21"/>
+              </w:rPr>
+              <w:t xml:space="preserve">z-ai-web-dev-sdk (VLM)</w:t>
+            </w:r>
+          </w:p>
+        </w:tc>
+        <w:tc>
+          <w:tcPr>
+            <w:tcW w:type="pct" w:w="45%"/>
+            <w:tcBorders>
+              <w:top w:val="none" w:color="FFFFFF" w:sz="0"/>
+              <w:left w:val="none" w:color="FFFFFF" w:sz="0"/>
+              <w:bottom w:val="none" w:color="FFFFFF" w:sz="0"/>
+              <w:right w:val="none" w:color="FFFFFF" w:sz="0"/>
+            </w:tcBorders>
+            <w:tcMar>
+              <w:top w:type="dxa" w:w="60"/>
+              <w:left w:type="dxa" w:w="120"/>
+              <w:bottom w:type="dxa" w:w="60"/>
+              <w:right w:type="dxa" w:w="120"/>
+            </w:tcMar>
+          </w:tcPr>
+          <w:p>
+            <w:pPr>
+              <w:jc w:val="center"/>
+            </w:pPr>
+            <w:r>
+              <w:rPr>
+                <w:rFonts w:ascii="Times New Roman"/>
+                <w:color w:val="000000"/>
+                <w:sz w:val="21"/>
+                <w:szCs w:val="21"/>
+              </w:rPr>
+              <w:t xml:space="preserve">Formation detection</w:t>
+            </w:r>
+          </w:p>
+        </w:tc>
+      </w:tr>
+      <w:tr>
+        <w:trPr>
+          <w:cantSplit/>
+        </w:trPr>
+        <w:tc>
+          <w:tcPr>
+            <w:tcW w:type="pct" w:w="20%"/>
+            <w:tcBorders>
+              <w:top w:val="none" w:color="FFFFFF" w:sz="0"/>
+              <w:left w:val="none" w:color="FFFFFF" w:sz="0"/>
+              <w:bottom w:val="none" w:color="FFFFFF" w:sz="0"/>
+              <w:right w:val="none" w:color="FFFFFF" w:sz="0"/>
+            </w:tcBorders>
+            <w:tcMar>
+              <w:top w:type="dxa" w:w="60"/>
+              <w:left w:type="dxa" w:w="120"/>
+              <w:bottom w:type="dxa" w:w="60"/>
+              <w:right w:type="dxa" w:w="120"/>
+            </w:tcMar>
+          </w:tcPr>
+          <w:p>
+            <w:pPr>
+              <w:jc w:val="center"/>
+            </w:pPr>
+            <w:r>
+              <w:rPr>
+                <w:rFonts w:ascii="Times New Roman"/>
+                <w:color w:val="000000"/>
+                <w:sz w:val="21"/>
+                <w:szCs w:val="21"/>
+              </w:rPr>
+              <w:t xml:space="preserve">AI - Web Search</w:t>
+            </w:r>
+          </w:p>
+        </w:tc>
+        <w:tc>
+          <w:tcPr>
+            <w:tcW w:type="pct" w:w="35%"/>
+            <w:tcBorders>
+              <w:top w:val="none" w:color="FFFFFF" w:sz="0"/>
+              <w:left w:val="none" w:color="FFFFFF" w:sz="0"/>
+              <w:bottom w:val="none" w:color="FFFFFF" w:sz="0"/>
+              <w:right w:val="none" w:color="FFFFFF" w:sz="0"/>
+            </w:tcBorders>
+            <w:tcMar>
+              <w:top w:type="dxa" w:w="60"/>
+              <w:left w:type="dxa" w:w="120"/>
+              <w:bottom w:type="dxa" w:w="60"/>
+              <w:right w:type="dxa" w:w="120"/>
+            </w:tcMar>
+          </w:tcPr>
+          <w:p>
+            <w:pPr>
+              <w:jc w:val="center"/>
+            </w:pPr>
+            <w:r>
+              <w:rPr>
+                <w:rFonts w:ascii="Times New Roman"/>
+                <w:color w:val="000000"/>
+                <w:sz w:val="21"/>
+                <w:szCs w:val="21"/>
+              </w:rPr>
+              <w:t xml:space="preserve">z-ai-web-dev-sdk (web_search)</w:t>
+            </w:r>
+          </w:p>
+        </w:tc>
+        <w:tc>
+          <w:tcPr>
+            <w:tcW w:type="pct" w:w="45%"/>
+            <w:tcBorders>
+              <w:top w:val="none" w:color="FFFFFF" w:sz="0"/>
+              <w:left w:val="none" w:color="FFFFFF" w:sz="0"/>
+              <w:bottom w:val="none" w:color="FFFFFF" w:sz="0"/>
+              <w:right w:val="none" w:color="FFFFFF" w:sz="0"/>
+            </w:tcBorders>
+            <w:tcMar>
+              <w:top w:type="dxa" w:w="60"/>
+              <w:left w:type="dxa" w:w="120"/>
+              <w:bottom w:type="dxa" w:w="60"/>
+              <w:right w:type="dxa" w:w="120"/>
+            </w:tcMar>
+          </w:tcPr>
+          <w:p>
+            <w:pPr>
+              <w:jc w:val="center"/>
+            </w:pPr>
+            <w:r>
+              <w:rPr>
+                <w:rFonts w:ascii="Times New Roman"/>
+                <w:color w:val="000000"/>
+                <w:sz w:val="21"/>
+                <w:szCs w:val="21"/>
+              </w:rPr>
+              <w:t xml:space="preserve">News feed</w:t>
+            </w:r>
+          </w:p>
+        </w:tc>
+      </w:tr>
+      <w:tr>
+        <w:trPr>
+          <w:cantSplit/>
+        </w:trPr>
+        <w:tc>
+          <w:tcPr>
+            <w:tcW w:type="pct" w:w="20%"/>
+            <w:tcBorders>
+              <w:top w:val="none" w:color="FFFFFF" w:sz="0"/>
+              <w:left w:val="none" w:color="FFFFFF" w:sz="0"/>
+              <w:bottom w:val="none" w:color="FFFFFF" w:sz="0"/>
+              <w:right w:val="none" w:color="FFFFFF" w:sz="0"/>
+            </w:tcBorders>
+            <w:tcMar>
+              <w:top w:type="dxa" w:w="60"/>
+              <w:left w:type="dxa" w:w="120"/>
+              <w:bottom w:type="dxa" w:w="60"/>
+              <w:right w:type="dxa" w:w="120"/>
+            </w:tcMar>
+          </w:tcPr>
+          <w:p>
+            <w:pPr>
+              <w:jc w:val="center"/>
+            </w:pPr>
+            <w:r>
+              <w:rPr>
+                <w:rFonts w:ascii="Times New Roman"/>
+                <w:color w:val="000000"/>
+                <w:sz w:val="21"/>
+                <w:szCs w:val="21"/>
+              </w:rPr>
+              <w:t xml:space="preserve">Gateway</w:t>
+            </w:r>
+          </w:p>
+        </w:tc>
+        <w:tc>
+          <w:tcPr>
+            <w:tcW w:type="pct" w:w="35%"/>
+            <w:tcBorders>
+              <w:top w:val="none" w:color="FFFFFF" w:sz="0"/>
+              <w:left w:val="none" w:color="FFFFFF" w:sz="0"/>
+              <w:bottom w:val="none" w:color="FFFFFF" w:sz="0"/>
+              <w:right w:val="none" w:color="FFFFFF" w:sz="0"/>
+            </w:tcBorders>
+            <w:tcMar>
+              <w:top w:type="dxa" w:w="60"/>
+              <w:left w:type="dxa" w:w="120"/>
+              <w:bottom w:type="dxa" w:w="60"/>
+              <w:right w:type="dxa" w:w="120"/>
+            </w:tcMar>
+          </w:tcPr>
+          <w:p>
+            <w:pPr>
+              <w:jc w:val="center"/>
+            </w:pPr>
+            <w:r>
+              <w:rPr>
+                <w:rFonts w:ascii="Times New Roman"/>
+                <w:color w:val="000000"/>
+                <w:sz w:val="21"/>
+                <w:szCs w:val="21"/>
+              </w:rPr>
+              <w:t xml:space="preserve">Caddy</w:t>
+            </w:r>
+          </w:p>
+        </w:tc>
+        <w:tc>
+          <w:tcPr>
+            <w:tcW w:type="pct" w:w="45%"/>
+            <w:tcBorders>
+              <w:top w:val="none" w:color="FFFFFF" w:sz="0"/>
+              <w:left w:val="none" w:color="FFFFFF" w:sz="0"/>
+              <w:bottom w:val="none" w:color="FFFFFF" w:sz="0"/>
+              <w:right w:val="none" w:color="FFFFFF" w:sz="0"/>
+            </w:tcBorders>
+            <w:tcMar>
+              <w:top w:type="dxa" w:w="60"/>
+              <w:left w:type="dxa" w:w="120"/>
+              <w:bottom w:type="dxa" w:w="60"/>
+              <w:right w:type="dxa" w:w="120"/>
+            </w:tcMar>
+          </w:tcPr>
+          <w:p>
+            <w:pPr>
+              <w:jc w:val="center"/>
+            </w:pPr>
+            <w:r>
+              <w:rPr>
+                <w:rFonts w:ascii="Times New Roman"/>
+                <w:color w:val="000000"/>
+                <w:sz w:val="21"/>
+                <w:szCs w:val="21"/>
+              </w:rPr>
+              <w:t xml:space="preserve">Reverse proxy, port routing</w:t>
+            </w:r>
+          </w:p>
+        </w:tc>
+      </w:tr>
+      <w:tr>
+        <w:trPr>
+          <w:cantSplit/>
+        </w:trPr>
+        <w:tc>
+          <w:tcPr>
+            <w:tcW w:type="pct" w:w="20%"/>
+            <w:tcBorders>
+              <w:top w:val="none" w:color="FFFFFF" w:sz="0"/>
+              <w:left w:val="none" w:color="FFFFFF" w:sz="0"/>
+              <w:bottom w:val="none" w:color="FFFFFF" w:sz="0"/>
+              <w:right w:val="none" w:color="FFFFFF" w:sz="0"/>
+            </w:tcBorders>
+            <w:tcMar>
+              <w:top w:type="dxa" w:w="60"/>
+              <w:left w:type="dxa" w:w="120"/>
+              <w:bottom w:type="dxa" w:w="60"/>
+              <w:right w:type="dxa" w:w="120"/>
+            </w:tcMar>
+          </w:tcPr>
+          <w:p>
+            <w:pPr>
+              <w:jc w:val="center"/>
+            </w:pPr>
+            <w:r>
+              <w:rPr>
+                <w:rFonts w:ascii="Times New Roman"/>
+                <w:color w:val="000000"/>
+                <w:sz w:val="21"/>
+                <w:szCs w:val="21"/>
+              </w:rPr>
+              <w:t xml:space="preserve">Theme</w:t>
+            </w:r>
+          </w:p>
+        </w:tc>
+        <w:tc>
+          <w:tcPr>
+            <w:tcW w:type="pct" w:w="35%"/>
+            <w:tcBorders>
+              <w:top w:val="none" w:color="FFFFFF" w:sz="0"/>
+              <w:left w:val="none" w:color="FFFFFF" w:sz="0"/>
+              <w:bottom w:val="none" w:color="FFFFFF" w:sz="0"/>
+              <w:right w:val="none" w:color="FFFFFF" w:sz="0"/>
+            </w:tcBorders>
+            <w:tcMar>
+              <w:top w:type="dxa" w:w="60"/>
+              <w:left w:type="dxa" w:w="120"/>
+              <w:bottom w:type="dxa" w:w="60"/>
+              <w:right w:type="dxa" w:w="120"/>
+            </w:tcMar>
+          </w:tcPr>
+          <w:p>
+            <w:pPr>
+              <w:jc w:val="center"/>
+            </w:pPr>
+            <w:r>
+              <w:rPr>
+                <w:rFonts w:ascii="Times New Roman"/>
+                <w:color w:val="000000"/>
+                <w:sz w:val="21"/>
+                <w:szCs w:val="21"/>
+              </w:rPr>
+              <w:t xml:space="preserve">next-themes 0.4</w:t>
+            </w:r>
+          </w:p>
+        </w:tc>
+        <w:tc>
+          <w:tcPr>
+            <w:tcW w:type="pct" w:w="45%"/>
+            <w:tcBorders>
+              <w:top w:val="none" w:color="FFFFFF" w:sz="0"/>
+              <w:left w:val="none" w:color="FFFFFF" w:sz="0"/>
+              <w:bottom w:val="none" w:color="FFFFFF" w:sz="0"/>
+              <w:right w:val="none" w:color="FFFFFF" w:sz="0"/>
+            </w:tcBorders>
+            <w:tcMar>
+              <w:top w:type="dxa" w:w="60"/>
+              <w:left w:type="dxa" w:w="120"/>
+              <w:bottom w:type="dxa" w:w="60"/>
+              <w:right w:type="dxa" w:w="120"/>
+            </w:tcMar>
+          </w:tcPr>
+          <w:p>
+            <w:pPr>
+              <w:jc w:val="center"/>
+            </w:pPr>
+            <w:r>
+              <w:rPr>
+                <w:rFonts w:ascii="Times New Roman"/>
+                <w:color w:val="000000"/>
+                <w:sz w:val="21"/>
+                <w:szCs w:val="21"/>
+              </w:rPr>
+              <w:t xml:space="preserve">Dark/light mode support</w:t>
+            </w:r>
+          </w:p>
+        </w:tc>
+      </w:tr>
+      <w:tr>
+        <w:trPr>
+          <w:cantSplit/>
+        </w:trPr>
+        <w:tc>
+          <w:tcPr>
+            <w:tcW w:type="pct" w:w="20%"/>
+            <w:tcBorders>
+              <w:top w:val="none" w:color="FFFFFF" w:sz="0"/>
+              <w:left w:val="none" w:color="FFFFFF" w:sz="0"/>
+              <w:bottom w:val="none" w:color="FFFFFF" w:sz="0"/>
+              <w:right w:val="none" w:color="FFFFFF" w:sz="0"/>
+            </w:tcBorders>
+            <w:tcMar>
+              <w:top w:type="dxa" w:w="60"/>
+              <w:left w:type="dxa" w:w="120"/>
+              <w:bottom w:type="dxa" w:w="60"/>
+              <w:right w:type="dxa" w:w="120"/>
+            </w:tcMar>
+          </w:tcPr>
+          <w:p>
+            <w:pPr>
+              <w:jc w:val="center"/>
+            </w:pPr>
+            <w:r>
+              <w:rPr>
+                <w:rFonts w:ascii="Times New Roman"/>
+                <w:color w:val="000000"/>
+                <w:sz w:val="21"/>
+                <w:szCs w:val="21"/>
+              </w:rPr>
+              <w:t xml:space="preserve">Icons</w:t>
+            </w:r>
+          </w:p>
+        </w:tc>
+        <w:tc>
+          <w:tcPr>
+            <w:tcW w:type="pct" w:w="35%"/>
+            <w:tcBorders>
+              <w:top w:val="none" w:color="FFFFFF" w:sz="0"/>
+              <w:left w:val="none" w:color="FFFFFF" w:sz="0"/>
+              <w:bottom w:val="none" w:color="FFFFFF" w:sz="0"/>
+              <w:right w:val="none" w:color="FFFFFF" w:sz="0"/>
+            </w:tcBorders>
+            <w:tcMar>
+              <w:top w:type="dxa" w:w="60"/>
+              <w:left w:type="dxa" w:w="120"/>
+              <w:bottom w:type="dxa" w:w="60"/>
+              <w:right w:type="dxa" w:w="120"/>
+            </w:tcMar>
+          </w:tcPr>
+          <w:p>
+            <w:pPr>
+              <w:jc w:val="center"/>
+            </w:pPr>
+            <w:r>
+              <w:rPr>
+                <w:rFonts w:ascii="Times New Roman"/>
+                <w:color w:val="000000"/>
+                <w:sz w:val="21"/>
+                <w:szCs w:val="21"/>
+              </w:rPr>
+              <w:t xml:space="preserve">Lucide React</w:t>
+            </w:r>
+          </w:p>
+        </w:tc>
+        <w:tc>
+          <w:tcPr>
+            <w:tcW w:type="pct" w:w="45%"/>
+            <w:tcBorders>
+              <w:top w:val="none" w:color="FFFFFF" w:sz="0"/>
+              <w:left w:val="none" w:color="FFFFFF" w:sz="0"/>
+              <w:bottom w:val="none" w:color="FFFFFF" w:sz="0"/>
+              <w:right w:val="none" w:color="FFFFFF" w:sz="0"/>
+            </w:tcBorders>
+            <w:tcMar>
+              <w:top w:type="dxa" w:w="60"/>
+              <w:left w:type="dxa" w:w="120"/>
+              <w:bottom w:type="dxa" w:w="60"/>
+              <w:right w:type="dxa" w:w="120"/>
+            </w:tcMar>
+          </w:tcPr>
+          <w:p>
+            <w:pPr>
+              <w:jc w:val="center"/>
+            </w:pPr>
+            <w:r>
+              <w:rPr>
+                <w:rFonts w:ascii="Times New Roman"/>
+                <w:color w:val="000000"/>
+                <w:sz w:val="21"/>
+                <w:szCs w:val="21"/>
+              </w:rPr>
+              <w:t xml:space="preserve">UI icon library</w:t>
+            </w:r>
+          </w:p>
+        </w:tc>
+      </w:tr>
+      <w:tr>
+        <w:trPr>
+          <w:cantSplit/>
+        </w:trPr>
+        <w:tc>
+          <w:tcPr>
+            <w:tcW w:type="pct" w:w="20%"/>
+            <w:tcBorders>
+              <w:top w:val="none" w:color="FFFFFF" w:sz="0"/>
+              <w:left w:val="none" w:color="FFFFFF" w:sz="0"/>
+              <w:bottom w:val="none" w:color="FFFFFF" w:sz="0"/>
+              <w:right w:val="none" w:color="FFFFFF" w:sz="0"/>
+            </w:tcBorders>
+            <w:tcMar>
+              <w:top w:type="dxa" w:w="60"/>
+              <w:left w:type="dxa" w:w="120"/>
+              <w:bottom w:type="dxa" w:w="60"/>
+              <w:right w:type="dxa" w:w="120"/>
+            </w:tcMar>
+          </w:tcPr>
+          <w:p>
+            <w:pPr>
+              <w:jc w:val="center"/>
+            </w:pPr>
+            <w:r>
+              <w:rPr>
+                <w:rFonts w:ascii="Times New Roman"/>
+                <w:color w:val="000000"/>
+                <w:sz w:val="21"/>
+                <w:szCs w:val="21"/>
+              </w:rPr>
+              <w:t xml:space="preserve">Markdown</w:t>
+            </w:r>
+          </w:p>
+        </w:tc>
+        <w:tc>
+          <w:tcPr>
+            <w:tcW w:type="pct" w:w="35%"/>
+            <w:tcBorders>
+              <w:top w:val="none" w:color="FFFFFF" w:sz="0"/>
+              <w:left w:val="none" w:color="FFFFFF" w:sz="0"/>
+              <w:bottom w:val="none" w:color="FFFFFF" w:sz="0"/>
+              <w:right w:val="none" w:color="FFFFFF" w:sz="0"/>
+            </w:tcBorders>
+            <w:tcMar>
+              <w:top w:type="dxa" w:w="60"/>
+              <w:left w:type="dxa" w:w="120"/>
+              <w:bottom w:type="dxa" w:w="60"/>
+              <w:right w:type="dxa" w:w="120"/>
+            </w:tcMar>
+          </w:tcPr>
+          <w:p>
+            <w:pPr>
+              <w:jc w:val="center"/>
+            </w:pPr>
+            <w:r>
+              <w:rPr>
+                <w:rFonts w:ascii="Times New Roman"/>
+                <w:color w:val="000000"/>
+                <w:sz w:val="21"/>
+                <w:szCs w:val="21"/>
+              </w:rPr>
+              <w:t xml:space="preserve">react-markdown 10</w:t>
+            </w:r>
+          </w:p>
+        </w:tc>
+        <w:tc>
+          <w:tcPr>
+            <w:tcW w:type="pct" w:w="45%"/>
+            <w:tcBorders>
+              <w:top w:val="none" w:color="FFFFFF" w:sz="0"/>
+              <w:left w:val="none" w:color="FFFFFF" w:sz="0"/>
+              <w:bottom w:val="none" w:color="FFFFFF" w:sz="0"/>
+              <w:right w:val="none" w:color="FFFFFF" w:sz="0"/>
+            </w:tcBorders>
+            <w:tcMar>
+              <w:top w:type="dxa" w:w="60"/>
+              <w:left w:type="dxa" w:w="120"/>
+              <w:bottom w:type="dxa" w:w="60"/>
+              <w:right w:type="dxa" w:w="120"/>
+            </w:tcMar>
+          </w:tcPr>
+          <w:p>
+            <w:pPr>
+              <w:jc w:val="center"/>
+            </w:pPr>
+            <w:r>
+              <w:rPr>
+                <w:rFonts w:ascii="Times New Roman"/>
+                <w:color w:val="000000"/>
+                <w:sz w:val="21"/>
+                <w:szCs w:val="21"/>
+              </w:rPr>
+              <w:t xml:space="preserve">Render AI chat responses</w:t>
             </w:r>
           </w:p>
         </w:tc>

--- a/PitchVision_Report.docx
+++ b/PitchVision_Report.docx
@@ -320,689 +320,9 @@
         <w:p>
           <w:r>
             <w:fldChar w:fldCharType="begin" w:dirty="true"/>
-          </w:r>
-          <w:r>
             <w:instrText xml:space="preserve">TOC \h \o "1-3"</w:instrText>
-          </w:r>
-          <w:r>
             <w:fldChar w:fldCharType="separate"/>
           </w:r>
-        </w:p>
-        <w:p>
-          <w:pPr>
-            <w:pStyle w:val="9"/>
-            <w:tabs>
-              <w:tab w:val="right" w:leader="dot" w:pos="9026"/>
-            </w:tabs>
-            <w:spacing w:before="120" w:after="60"/>
-          </w:pPr>
-          <w:hyperlink w:anchor="_Toc100000" w:history="1">
-            <w:r>
-              <w:rPr>
-                <w:rStyle w:val="Hyperlink"/>
-              </w:rPr>
-              <w:t>1. Introduction</w:t>
-            </w:r>
-            <w:r>
-              <w:tab/>
-            </w:r>
-            <w:r>
-              <w:fldChar w:fldCharType="begin"/>
-            </w:r>
-            <w:r>
-              <w:instrText xml:space="preserve"> PAGEREF _Toc100000 \h </w:instrText>
-            </w:r>
-            <w:r>
-              <w:fldChar w:fldCharType="separate"/>
-            </w:r>
-            <w:r>
-              <w:t>1</w:t>
-            </w:r>
-            <w:r>
-              <w:fldChar w:fldCharType="end"/>
-            </w:r>
-          </w:hyperlink>
-        </w:p>
-        <w:p>
-          <w:pPr>
-            <w:pStyle w:val="9"/>
-            <w:tabs>
-              <w:tab w:val="right" w:leader="dot" w:pos="9026"/>
-            </w:tabs>
-            <w:spacing w:before="120" w:after="60"/>
-          </w:pPr>
-          <w:hyperlink w:anchor="_Toc100001" w:history="1">
-            <w:r>
-              <w:rPr>
-                <w:rStyle w:val="Hyperlink"/>
-              </w:rPr>
-              <w:t>2. Project Objectives</w:t>
-            </w:r>
-            <w:r>
-              <w:tab/>
-            </w:r>
-            <w:r>
-              <w:fldChar w:fldCharType="begin"/>
-            </w:r>
-            <w:r>
-              <w:instrText xml:space="preserve"> PAGEREF _Toc100001 \h </w:instrText>
-            </w:r>
-            <w:r>
-              <w:fldChar w:fldCharType="separate"/>
-            </w:r>
-            <w:r>
-              <w:t>2</w:t>
-            </w:r>
-            <w:r>
-              <w:fldChar w:fldCharType="end"/>
-            </w:r>
-          </w:hyperlink>
-        </w:p>
-        <w:p>
-          <w:pPr>
-            <w:pStyle w:val="9"/>
-            <w:tabs>
-              <w:tab w:val="right" w:leader="dot" w:pos="9026"/>
-            </w:tabs>
-            <w:spacing w:before="120" w:after="60"/>
-          </w:pPr>
-          <w:hyperlink w:anchor="_Toc100002" w:history="1">
-            <w:r>
-              <w:rPr>
-                <w:rStyle w:val="Hyperlink"/>
-              </w:rPr>
-              <w:t>3. System Requirements</w:t>
-            </w:r>
-            <w:r>
-              <w:tab/>
-            </w:r>
-            <w:r>
-              <w:fldChar w:fldCharType="begin"/>
-            </w:r>
-            <w:r>
-              <w:instrText xml:space="preserve"> PAGEREF _Toc100002 \h </w:instrText>
-            </w:r>
-            <w:r>
-              <w:fldChar w:fldCharType="separate"/>
-            </w:r>
-            <w:r>
-              <w:t>2</w:t>
-            </w:r>
-            <w:r>
-              <w:fldChar w:fldCharType="end"/>
-            </w:r>
-          </w:hyperlink>
-        </w:p>
-        <w:p>
-          <w:pPr>
-            <w:pStyle w:val="11"/>
-            <w:ind w:left="360"/>
-            <w:tabs>
-              <w:tab w:val="right" w:leader="dot" w:pos="9026"/>
-            </w:tabs>
-            <w:spacing w:before="120" w:after="60"/>
-          </w:pPr>
-          <w:hyperlink w:anchor="_Toc100003" w:history="1">
-            <w:r>
-              <w:rPr>
-                <w:rStyle w:val="Hyperlink"/>
-              </w:rPr>
-              <w:t>3.1 Functional Requirements</w:t>
-            </w:r>
-            <w:r>
-              <w:tab/>
-            </w:r>
-            <w:r>
-              <w:fldChar w:fldCharType="begin"/>
-            </w:r>
-            <w:r>
-              <w:instrText xml:space="preserve"> PAGEREF _Toc100003 \h </w:instrText>
-            </w:r>
-            <w:r>
-              <w:fldChar w:fldCharType="separate"/>
-            </w:r>
-            <w:r>
-              <w:t>2</w:t>
-            </w:r>
-            <w:r>
-              <w:fldChar w:fldCharType="end"/>
-            </w:r>
-          </w:hyperlink>
-        </w:p>
-        <w:p>
-          <w:pPr>
-            <w:pStyle w:val="11"/>
-            <w:ind w:left="360"/>
-            <w:tabs>
-              <w:tab w:val="right" w:leader="dot" w:pos="9026"/>
-            </w:tabs>
-            <w:spacing w:before="120" w:after="60"/>
-          </w:pPr>
-          <w:hyperlink w:anchor="_Toc100004" w:history="1">
-            <w:r>
-              <w:rPr>
-                <w:rStyle w:val="Hyperlink"/>
-              </w:rPr>
-              <w:t>3.2 Non-Functional Requirements</w:t>
-            </w:r>
-            <w:r>
-              <w:tab/>
-            </w:r>
-            <w:r>
-              <w:fldChar w:fldCharType="begin"/>
-            </w:r>
-            <w:r>
-              <w:instrText xml:space="preserve"> PAGEREF _Toc100004 \h </w:instrText>
-            </w:r>
-            <w:r>
-              <w:fldChar w:fldCharType="separate"/>
-            </w:r>
-            <w:r>
-              <w:t>3</w:t>
-            </w:r>
-            <w:r>
-              <w:fldChar w:fldCharType="end"/>
-            </w:r>
-          </w:hyperlink>
-        </w:p>
-        <w:p>
-          <w:pPr>
-            <w:pStyle w:val="9"/>
-            <w:tabs>
-              <w:tab w:val="right" w:leader="dot" w:pos="9026"/>
-            </w:tabs>
-            <w:spacing w:before="120" w:after="60"/>
-          </w:pPr>
-          <w:hyperlink w:anchor="_Toc100005" w:history="1">
-            <w:r>
-              <w:rPr>
-                <w:rStyle w:val="Hyperlink"/>
-              </w:rPr>
-              <w:t>4. System Design</w:t>
-            </w:r>
-            <w:r>
-              <w:tab/>
-            </w:r>
-            <w:r>
-              <w:fldChar w:fldCharType="begin"/>
-            </w:r>
-            <w:r>
-              <w:instrText xml:space="preserve"> PAGEREF _Toc100005 \h </w:instrText>
-            </w:r>
-            <w:r>
-              <w:fldChar w:fldCharType="separate"/>
-            </w:r>
-            <w:r>
-              <w:t>3</w:t>
-            </w:r>
-            <w:r>
-              <w:fldChar w:fldCharType="end"/>
-            </w:r>
-          </w:hyperlink>
-        </w:p>
-        <w:p>
-          <w:pPr>
-            <w:pStyle w:val="11"/>
-            <w:ind w:left="360"/>
-            <w:tabs>
-              <w:tab w:val="right" w:leader="dot" w:pos="9026"/>
-            </w:tabs>
-            <w:spacing w:before="120" w:after="60"/>
-          </w:pPr>
-          <w:hyperlink w:anchor="_Toc100006" w:history="1">
-            <w:r>
-              <w:rPr>
-                <w:rStyle w:val="Hyperlink"/>
-              </w:rPr>
-              <w:t>4.1 Architecture</w:t>
-            </w:r>
-            <w:r>
-              <w:tab/>
-            </w:r>
-            <w:r>
-              <w:fldChar w:fldCharType="begin"/>
-            </w:r>
-            <w:r>
-              <w:instrText xml:space="preserve"> PAGEREF _Toc100006 \h </w:instrText>
-            </w:r>
-            <w:r>
-              <w:fldChar w:fldCharType="separate"/>
-            </w:r>
-            <w:r>
-              <w:t>3</w:t>
-            </w:r>
-            <w:r>
-              <w:fldChar w:fldCharType="end"/>
-            </w:r>
-          </w:hyperlink>
-        </w:p>
-        <w:p>
-          <w:pPr>
-            <w:pStyle w:val="11"/>
-            <w:ind w:left="360"/>
-            <w:tabs>
-              <w:tab w:val="right" w:leader="dot" w:pos="9026"/>
-            </w:tabs>
-            <w:spacing w:before="120" w:after="60"/>
-          </w:pPr>
-          <w:hyperlink w:anchor="_Toc100007" w:history="1">
-            <w:r>
-              <w:rPr>
-                <w:rStyle w:val="Hyperlink"/>
-              </w:rPr>
-              <w:t>4.2 Database Design</w:t>
-            </w:r>
-            <w:r>
-              <w:tab/>
-            </w:r>
-            <w:r>
-              <w:fldChar w:fldCharType="begin"/>
-            </w:r>
-            <w:r>
-              <w:instrText xml:space="preserve"> PAGEREF _Toc100007 \h </w:instrText>
-            </w:r>
-            <w:r>
-              <w:fldChar w:fldCharType="separate"/>
-            </w:r>
-            <w:r>
-              <w:t>4</w:t>
-            </w:r>
-            <w:r>
-              <w:fldChar w:fldCharType="end"/>
-            </w:r>
-          </w:hyperlink>
-        </w:p>
-        <w:p>
-          <w:pPr>
-            <w:pStyle w:val="11"/>
-            <w:ind w:left="360"/>
-            <w:tabs>
-              <w:tab w:val="right" w:leader="dot" w:pos="9026"/>
-            </w:tabs>
-            <w:spacing w:before="120" w:after="60"/>
-          </w:pPr>
-          <w:hyperlink w:anchor="_Toc100008" w:history="1">
-            <w:r>
-              <w:rPr>
-                <w:rStyle w:val="Hyperlink"/>
-              </w:rPr>
-              <w:t>4.3 UI/UX Design</w:t>
-            </w:r>
-            <w:r>
-              <w:tab/>
-            </w:r>
-            <w:r>
-              <w:fldChar w:fldCharType="begin"/>
-            </w:r>
-            <w:r>
-              <w:instrText xml:space="preserve"> PAGEREF _Toc100008 \h </w:instrText>
-            </w:r>
-            <w:r>
-              <w:fldChar w:fldCharType="separate"/>
-            </w:r>
-            <w:r>
-              <w:t>4</w:t>
-            </w:r>
-            <w:r>
-              <w:fldChar w:fldCharType="end"/>
-            </w:r>
-          </w:hyperlink>
-        </w:p>
-        <w:p>
-          <w:pPr>
-            <w:pStyle w:val="9"/>
-            <w:tabs>
-              <w:tab w:val="right" w:leader="dot" w:pos="9026"/>
-            </w:tabs>
-            <w:spacing w:before="120" w:after="60"/>
-          </w:pPr>
-          <w:hyperlink w:anchor="_Toc100009" w:history="1">
-            <w:r>
-              <w:rPr>
-                <w:rStyle w:val="Hyperlink"/>
-              </w:rPr>
-              <w:t>5. Implementation</w:t>
-            </w:r>
-            <w:r>
-              <w:tab/>
-            </w:r>
-            <w:r>
-              <w:fldChar w:fldCharType="begin"/>
-            </w:r>
-            <w:r>
-              <w:instrText xml:space="preserve"> PAGEREF _Toc100009 \h </w:instrText>
-            </w:r>
-            <w:r>
-              <w:fldChar w:fldCharType="separate"/>
-            </w:r>
-            <w:r>
-              <w:t>5</w:t>
-            </w:r>
-            <w:r>
-              <w:fldChar w:fldCharType="end"/>
-            </w:r>
-          </w:hyperlink>
-        </w:p>
-        <w:p>
-          <w:pPr>
-            <w:pStyle w:val="11"/>
-            <w:ind w:left="360"/>
-            <w:tabs>
-              <w:tab w:val="right" w:leader="dot" w:pos="9026"/>
-            </w:tabs>
-            <w:spacing w:before="120" w:after="60"/>
-          </w:pPr>
-          <w:hyperlink w:anchor="_Toc100010" w:history="1">
-            <w:r>
-              <w:rPr>
-                <w:rStyle w:val="Hyperlink"/>
-              </w:rPr>
-              <w:t>5.1 Frontend</w:t>
-            </w:r>
-            <w:r>
-              <w:tab/>
-            </w:r>
-            <w:r>
-              <w:fldChar w:fldCharType="begin"/>
-            </w:r>
-            <w:r>
-              <w:instrText xml:space="preserve"> PAGEREF _Toc100010 \h </w:instrText>
-            </w:r>
-            <w:r>
-              <w:fldChar w:fldCharType="separate"/>
-            </w:r>
-            <w:r>
-              <w:t>5</w:t>
-            </w:r>
-            <w:r>
-              <w:fldChar w:fldCharType="end"/>
-            </w:r>
-          </w:hyperlink>
-        </w:p>
-        <w:p>
-          <w:pPr>
-            <w:pStyle w:val="11"/>
-            <w:ind w:left="360"/>
-            <w:tabs>
-              <w:tab w:val="right" w:leader="dot" w:pos="9026"/>
-            </w:tabs>
-            <w:spacing w:before="120" w:after="60"/>
-          </w:pPr>
-          <w:hyperlink w:anchor="_Toc100011" w:history="1">
-            <w:r>
-              <w:rPr>
-                <w:rStyle w:val="Hyperlink"/>
-              </w:rPr>
-              <w:t>5.2 Backend</w:t>
-            </w:r>
-            <w:r>
-              <w:tab/>
-            </w:r>
-            <w:r>
-              <w:fldChar w:fldCharType="begin"/>
-            </w:r>
-            <w:r>
-              <w:instrText xml:space="preserve"> PAGEREF _Toc100011 \h </w:instrText>
-            </w:r>
-            <w:r>
-              <w:fldChar w:fldCharType="separate"/>
-            </w:r>
-            <w:r>
-              <w:t>5</w:t>
-            </w:r>
-            <w:r>
-              <w:fldChar w:fldCharType="end"/>
-            </w:r>
-          </w:hyperlink>
-        </w:p>
-        <w:p>
-          <w:pPr>
-            <w:pStyle w:val="11"/>
-            <w:ind w:left="360"/>
-            <w:tabs>
-              <w:tab w:val="right" w:leader="dot" w:pos="9026"/>
-            </w:tabs>
-            <w:spacing w:before="120" w:after="60"/>
-          </w:pPr>
-          <w:hyperlink w:anchor="_Toc100012" w:history="1">
-            <w:r>
-              <w:rPr>
-                <w:rStyle w:val="Hyperlink"/>
-              </w:rPr>
-              <w:t>5.3 Real-Time Features</w:t>
-            </w:r>
-            <w:r>
-              <w:tab/>
-            </w:r>
-            <w:r>
-              <w:fldChar w:fldCharType="begin"/>
-            </w:r>
-            <w:r>
-              <w:instrText xml:space="preserve"> PAGEREF _Toc100012 \h </w:instrText>
-            </w:r>
-            <w:r>
-              <w:fldChar w:fldCharType="separate"/>
-            </w:r>
-            <w:r>
-              <w:t>6</w:t>
-            </w:r>
-            <w:r>
-              <w:fldChar w:fldCharType="end"/>
-            </w:r>
-          </w:hyperlink>
-        </w:p>
-        <w:p>
-          <w:pPr>
-            <w:pStyle w:val="9"/>
-            <w:tabs>
-              <w:tab w:val="right" w:leader="dot" w:pos="9026"/>
-            </w:tabs>
-            <w:spacing w:before="120" w:after="60"/>
-          </w:pPr>
-          <w:hyperlink w:anchor="_Toc100013" w:history="1">
-            <w:r>
-              <w:rPr>
-                <w:rStyle w:val="Hyperlink"/>
-              </w:rPr>
-              <w:t>6. Testing and Evaluation</w:t>
-            </w:r>
-            <w:r>
-              <w:tab/>
-            </w:r>
-            <w:r>
-              <w:fldChar w:fldCharType="begin"/>
-            </w:r>
-            <w:r>
-              <w:instrText xml:space="preserve"> PAGEREF _Toc100013 \h </w:instrText>
-            </w:r>
-            <w:r>
-              <w:fldChar w:fldCharType="separate"/>
-            </w:r>
-            <w:r>
-              <w:t>6</w:t>
-            </w:r>
-            <w:r>
-              <w:fldChar w:fldCharType="end"/>
-            </w:r>
-          </w:hyperlink>
-        </w:p>
-        <w:p>
-          <w:pPr>
-            <w:pStyle w:val="9"/>
-            <w:tabs>
-              <w:tab w:val="right" w:leader="dot" w:pos="9026"/>
-            </w:tabs>
-            <w:spacing w:before="120" w:after="60"/>
-          </w:pPr>
-          <w:hyperlink w:anchor="_Toc100014" w:history="1">
-            <w:r>
-              <w:rPr>
-                <w:rStyle w:val="Hyperlink"/>
-              </w:rPr>
-              <w:t>References</w:t>
-            </w:r>
-            <w:r>
-              <w:tab/>
-            </w:r>
-            <w:r>
-              <w:fldChar w:fldCharType="begin"/>
-            </w:r>
-            <w:r>
-              <w:instrText xml:space="preserve"> PAGEREF _Toc100014 \h </w:instrText>
-            </w:r>
-            <w:r>
-              <w:fldChar w:fldCharType="separate"/>
-            </w:r>
-            <w:r>
-              <w:t>7</w:t>
-            </w:r>
-            <w:r>
-              <w:fldChar w:fldCharType="end"/>
-            </w:r>
-          </w:hyperlink>
-        </w:p>
-        <w:p>
-          <w:pPr>
-            <w:pStyle w:val="9"/>
-            <w:tabs>
-              <w:tab w:val="right" w:leader="dot" w:pos="9026"/>
-            </w:tabs>
-            <w:spacing w:before="120" w:after="60"/>
-          </w:pPr>
-          <w:hyperlink w:anchor="_Toc100015" w:history="1">
-            <w:r>
-              <w:rPr>
-                <w:rStyle w:val="Hyperlink"/>
-              </w:rPr>
-              <w:t>Appendices</w:t>
-            </w:r>
-            <w:r>
-              <w:tab/>
-            </w:r>
-            <w:r>
-              <w:fldChar w:fldCharType="begin"/>
-            </w:r>
-            <w:r>
-              <w:instrText xml:space="preserve"> PAGEREF _Toc100015 \h </w:instrText>
-            </w:r>
-            <w:r>
-              <w:fldChar w:fldCharType="separate"/>
-            </w:r>
-            <w:r>
-              <w:t>9</w:t>
-            </w:r>
-            <w:r>
-              <w:fldChar w:fldCharType="end"/>
-            </w:r>
-          </w:hyperlink>
-        </w:p>
-        <w:p>
-          <w:pPr>
-            <w:pStyle w:val="11"/>
-            <w:ind w:left="360"/>
-            <w:tabs>
-              <w:tab w:val="right" w:leader="dot" w:pos="9026"/>
-            </w:tabs>
-            <w:spacing w:before="120" w:after="60"/>
-          </w:pPr>
-          <w:hyperlink w:anchor="_Toc100016" w:history="1">
-            <w:r>
-              <w:rPr>
-                <w:rStyle w:val="Hyperlink"/>
-              </w:rPr>
-              <w:t>Appendix A: Database Schema</w:t>
-            </w:r>
-            <w:r>
-              <w:tab/>
-            </w:r>
-            <w:r>
-              <w:fldChar w:fldCharType="begin"/>
-            </w:r>
-            <w:r>
-              <w:instrText xml:space="preserve"> PAGEREF _Toc100016 \h </w:instrText>
-            </w:r>
-            <w:r>
-              <w:fldChar w:fldCharType="separate"/>
-            </w:r>
-            <w:r>
-              <w:t>9</w:t>
-            </w:r>
-            <w:r>
-              <w:fldChar w:fldCharType="end"/>
-            </w:r>
-          </w:hyperlink>
-        </w:p>
-        <w:p>
-          <w:pPr>
-            <w:pStyle w:val="11"/>
-            <w:ind w:left="360"/>
-            <w:tabs>
-              <w:tab w:val="right" w:leader="dot" w:pos="9026"/>
-            </w:tabs>
-            <w:spacing w:before="120" w:after="60"/>
-          </w:pPr>
-          <w:hyperlink w:anchor="_Toc100017" w:history="1">
-            <w:r>
-              <w:rPr>
-                <w:rStyle w:val="Hyperlink"/>
-              </w:rPr>
-              <w:t>Appendix B: API Routes</w:t>
-            </w:r>
-            <w:r>
-              <w:tab/>
-            </w:r>
-            <w:r>
-              <w:fldChar w:fldCharType="begin"/>
-            </w:r>
-            <w:r>
-              <w:instrText xml:space="preserve"> PAGEREF _Toc100017 \h </w:instrText>
-            </w:r>
-            <w:r>
-              <w:fldChar w:fldCharType="separate"/>
-            </w:r>
-            <w:r>
-              <w:t>10</w:t>
-            </w:r>
-            <w:r>
-              <w:fldChar w:fldCharType="end"/>
-            </w:r>
-          </w:hyperlink>
-        </w:p>
-        <w:p>
-          <w:pPr>
-            <w:pStyle w:val="11"/>
-            <w:ind w:left="360"/>
-            <w:tabs>
-              <w:tab w:val="right" w:leader="dot" w:pos="9026"/>
-            </w:tabs>
-            <w:spacing w:before="120" w:after="60"/>
-          </w:pPr>
-          <w:hyperlink w:anchor="_Toc100018" w:history="1">
-            <w:r>
-              <w:rPr>
-                <w:rStyle w:val="Hyperlink"/>
-              </w:rPr>
-              <w:t>Appendix C: Technology Stack Summary</w:t>
-            </w:r>
-            <w:r>
-              <w:tab/>
-            </w:r>
-            <w:r>
-              <w:fldChar w:fldCharType="begin"/>
-            </w:r>
-            <w:r>
-              <w:instrText xml:space="preserve"> PAGEREF _Toc100018 \h </w:instrText>
-            </w:r>
-            <w:r>
-              <w:fldChar w:fldCharType="separate"/>
-            </w:r>
-            <w:r>
-              <w:t>10</w:t>
-            </w:r>
-            <w:r>
-              <w:fldChar w:fldCharType="end"/>
-            </w:r>
-          </w:hyperlink>
         </w:p>
         <w:p>
           <w:r>
@@ -1050,7 +370,6 @@
         <w:pStyle w:val="Heading1"/>
         <w:spacing w:after="360" w:before="480" w:line="360"/>
       </w:pPr>
-      <w:bookmarkStart w:id="100000" w:name="_Toc100000"/>
       <w:r>
         <w:rPr>
           <w:rFonts w:ascii="Times New Roman"/>
@@ -1062,7 +381,6 @@
         </w:rPr>
         <w:t xml:space="preserve">1. Introduction</w:t>
       </w:r>
-      <w:bookmarkEnd w:id="100000"/>
     </w:p>
     <w:p>
       <w:pPr>
@@ -1109,7 +427,7 @@
           <w:sz w:val="24"/>
           <w:szCs w:val="24"/>
         </w:rPr>
-        <w:t xml:space="preserve">PitchVision addresses this gap by providing a unified web platform that integrates football analytics, AI-powered features, real-time match simulation, community engagement, and e-commerce functionality within a single application. The platform leverages GLM 4.5 Air, a state-of-the-art large language model, for intelligent chat interactions, match predictions, and quiz generation, alongside z-ai-web-dev-sdk for vision-based formation analysis and web search capabilities. This project report presents the system objectives, requirements, design, and implementation details of PitchVision, demonstrating how modern web technologies can be combined to deliver a comprehensive football analysis and e-commerce experience across twenty-three distinct pages and twenty API routes.</w:t>
+        <w:t xml:space="preserve">PitchVision addresses this gap by providing a unified web platform that integrates football analytics, AI-powered features, real-time match simulation, community engagement, and e-commerce functionality within a single application. The platform leverages GLM 4.5 Air, a state-of-the-art large language model, for intelligent chat interactions, match predictions, and quiz generation, alongside z-ai-web-dev-sdk for vision-based formation analysis and web search capabilities. This project report presents the system objectives, requirements, design, and implementation details of PitchVision, demonstrating how modern web technologies can be combined to deliver a comprehensive football analysis and e-commerce experience across twenty-three page components and twenty-one API routes.</w:t>
       </w:r>
     </w:p>
     <w:p>
@@ -1117,7 +435,6 @@
         <w:pStyle w:val="Heading1"/>
         <w:spacing w:after="360" w:before="480" w:line="360"/>
       </w:pPr>
-      <w:bookmarkStart w:id="100001" w:name="_Toc100001"/>
       <w:r>
         <w:rPr>
           <w:rFonts w:ascii="Times New Roman"/>
@@ -1129,7 +446,6 @@
         </w:rPr>
         <w:t xml:space="preserve">2. Project Objectives</w:t>
       </w:r>
-      <w:bookmarkEnd w:id="100001"/>
     </w:p>
     <w:p>
       <w:pPr>
@@ -1200,7 +516,6 @@
         <w:pStyle w:val="Heading1"/>
         <w:spacing w:after="360" w:before="480" w:line="360"/>
       </w:pPr>
-      <w:bookmarkStart w:id="100002" w:name="_Toc100002"/>
       <w:r>
         <w:rPr>
           <w:rFonts w:ascii="Times New Roman"/>
@@ -1212,14 +527,12 @@
         </w:rPr>
         <w:t xml:space="preserve">3. System Requirements</w:t>
       </w:r>
-      <w:bookmarkEnd w:id="100002"/>
     </w:p>
     <w:p>
       <w:pPr>
         <w:pStyle w:val="Heading2"/>
         <w:spacing w:after="240" w:before="360" w:line="360"/>
       </w:pPr>
-      <w:bookmarkStart w:id="100003" w:name="_Toc100003"/>
       <w:r>
         <w:rPr>
           <w:rFonts w:ascii="Times New Roman"/>
@@ -1231,7 +544,6 @@
         </w:rPr>
         <w:t xml:space="preserve">3.1 Functional Requirements</w:t>
       </w:r>
-      <w:bookmarkEnd w:id="100003"/>
     </w:p>
     <w:p>
       <w:pPr>
@@ -1286,7 +598,6 @@
         <w:pStyle w:val="Heading2"/>
         <w:spacing w:after="240" w:before="360" w:line="360"/>
       </w:pPr>
-      <w:bookmarkStart w:id="100004" w:name="_Toc100004"/>
       <w:r>
         <w:rPr>
           <w:rFonts w:ascii="Times New Roman"/>
@@ -1298,7 +609,6 @@
         </w:rPr>
         <w:t xml:space="preserve">3.2 Non-Functional Requirements</w:t>
       </w:r>
-      <w:bookmarkEnd w:id="100004"/>
     </w:p>
     <w:p>
       <w:pPr>
@@ -1337,7 +647,6 @@
         <w:pStyle w:val="Heading1"/>
         <w:spacing w:after="360" w:before="480" w:line="360"/>
       </w:pPr>
-      <w:bookmarkStart w:id="100005" w:name="_Toc100005"/>
       <w:r>
         <w:rPr>
           <w:rFonts w:ascii="Times New Roman"/>
@@ -1349,14 +658,12 @@
         </w:rPr>
         <w:t xml:space="preserve">4. System Design</w:t>
       </w:r>
-      <w:bookmarkEnd w:id="100005"/>
     </w:p>
     <w:p>
       <w:pPr>
         <w:pStyle w:val="Heading2"/>
         <w:spacing w:after="240" w:before="360" w:line="360"/>
       </w:pPr>
-      <w:bookmarkStart w:id="100006" w:name="_Toc100006"/>
       <w:r>
         <w:rPr>
           <w:rFonts w:ascii="Times New Roman"/>
@@ -1368,7 +675,6 @@
         </w:rPr>
         <w:t xml:space="preserve">4.1 Architecture</w:t>
       </w:r>
-      <w:bookmarkEnd w:id="100006"/>
     </w:p>
     <w:p>
       <w:pPr>
@@ -1415,7 +721,7 @@
           <w:sz w:val="24"/>
           <w:szCs w:val="24"/>
         </w:rPr>
-        <w:t xml:space="preserve">The backend is implemented through twenty Next.js API Route handlers, covering authentication (register, login, token verification), CRUD operations for products, cart, tickets, highlights, favorites, reviews, and orders, AI feature endpoints (chat, predictions, quiz, analysis, news), and data endpoints (dashboard, transfers, match-events, user profile). AI integration is split across two providers: GLM 4.5 Air via OpenAI-compatible API for text-based LLM tasks (chat, predictions, quiz), and z-ai-web-dev-sdk for vision (formation analysis) and web search (news feed) capabilities.</w:t>
+        <w:t xml:space="preserve">The backend is implemented through twenty-one Next.js API Route handlers, covering authentication (register, login, token verification), CRUD operations for products, cart, tickets, highlights, favorites, reviews, and orders, AI feature endpoints (chat, predictions, quiz, analysis, news), and data endpoints (dashboard, transfers, match-events, user profile). AI integration is split across two providers: GLM 4.5 Air via OpenRouter (using the OpenAI SDK) for text-based LLM tasks (chat, predictions, quiz), and z-ai-web-dev-sdk for vision (formation analysis) and web search (news feed) capabilities.</w:t>
       </w:r>
     </w:p>
     <w:p>
@@ -1423,7 +729,6 @@
         <w:pStyle w:val="Heading2"/>
         <w:spacing w:after="240" w:before="360" w:line="360"/>
       </w:pPr>
-      <w:bookmarkStart w:id="100007" w:name="_Toc100007"/>
       <w:r>
         <w:rPr>
           <w:rFonts w:ascii="Times New Roman"/>
@@ -1435,7 +740,6 @@
         </w:rPr>
         <w:t xml:space="preserve">4.2 Database Design</w:t>
       </w:r>
-      <w:bookmarkEnd w:id="100007"/>
     </w:p>
     <w:p>
       <w:pPr>
@@ -1474,7 +778,6 @@
         <w:pStyle w:val="Heading2"/>
         <w:spacing w:after="240" w:before="360" w:line="360"/>
       </w:pPr>
-      <w:bookmarkStart w:id="100008" w:name="_Toc100008"/>
       <w:r>
         <w:rPr>
           <w:rFonts w:ascii="Times New Roman"/>
@@ -1486,7 +789,6 @@
         </w:rPr>
         <w:t xml:space="preserve">4.3 UI/UX Design</w:t>
       </w:r>
-      <w:bookmarkEnd w:id="100008"/>
     </w:p>
     <w:p>
       <w:pPr>
@@ -1517,7 +819,7 @@
           <w:sz w:val="24"/>
           <w:szCs w:val="24"/>
         </w:rPr>
-        <w:t xml:space="preserve">The design employs extensive CSS animations and transitions including glassmorphism effects, gradient borders, stagger-fade animations, breathing blob decorations, spinning dashed circle decorations, scroll-triggered effects, and interactive hover states. Responsive design is achieved through Tailwind CSS breakpoints and fluid layout strategies, with a mobile hamburger menu presenting navigation in a four-column grid layout. The dashboard page features a tabbed interface with Overview, Activity, and Insights tabs, including weekly activity bar charts, spending breakdowns, and an achievements system with earned and unearned badge states. Accessibility considerations include proper semantic HTML, keyboard navigation support, ARIA attributes, and appropriate colour contrast ratios.</w:t>
+        <w:t xml:space="preserve">The design employs extensive CSS animations and transitions including glassmorphism effects, gradient borders, stagger-fade animations, breathing blob decorations, spinning dashed circle decorations, scroll-triggered effects, and interactive hover states. Responsive design is achieved through Tailwind CSS breakpoints and fluid layout strategies, with a mobile hamburger menu presenting navigation in a four-column grid layout. The dashboard page features a tabbed interface with Overview, Activity, Insights, and Settings tabs, including weekly activity bar charts, spending breakdowns, and an achievements system with earned and unearned badge states. Accessibility considerations include proper semantic HTML, keyboard navigation support, ARIA attributes, and appropriate colour contrast ratios.</w:t>
       </w:r>
     </w:p>
     <w:p>
@@ -1525,7 +827,6 @@
         <w:pStyle w:val="Heading1"/>
         <w:spacing w:after="360" w:before="480" w:line="360"/>
       </w:pPr>
-      <w:bookmarkStart w:id="100009" w:name="_Toc100009"/>
       <w:r>
         <w:rPr>
           <w:rFonts w:ascii="Times New Roman"/>
@@ -1537,14 +838,12 @@
         </w:rPr>
         <w:t xml:space="preserve">5. Implementation</w:t>
       </w:r>
-      <w:bookmarkEnd w:id="100009"/>
     </w:p>
     <w:p>
       <w:pPr>
         <w:pStyle w:val="Heading2"/>
         <w:spacing w:after="240" w:before="360" w:line="360"/>
       </w:pPr>
-      <w:bookmarkStart w:id="100010" w:name="_Toc100010"/>
       <w:r>
         <w:rPr>
           <w:rFonts w:ascii="Times New Roman"/>
@@ -1556,7 +855,6 @@
         </w:rPr>
         <w:t xml:space="preserve">5.1 Frontend</w:t>
       </w:r>
-      <w:bookmarkEnd w:id="100010"/>
     </w:p>
     <w:p>
       <w:pPr>
@@ -1571,7 +869,7 @@
           <w:sz w:val="24"/>
           <w:szCs w:val="24"/>
         </w:rPr>
-        <w:t xml:space="preserve">The frontend implementation consists of twenty-three distinct page components, each serving a specific functional purpose within the platform. The core pages include Home, Login, Register, Dashboard (with Overview, Activity, and Insights tabs), Match Center (with league standings, top scorers, player rankings, head-to-head comparison tool, and live match simulation), Store (with product grid, size guide, reviews dialog, product comparison, and favorites), Cart (with quantity controls and promo codes), Checkout (multi-step with shipping, payment, and confirmation), Highlights, Tickets (with stadium info and countdown timers), and AI Analysis (formation detection from uploaded images).</w:t>
+        <w:t xml:space="preserve">The frontend implementation consists of twenty-three distinct page components, each serving a specific functional purpose within the platform. The core pages include Home, Login, Register, Dashboard (with Overview, Activity, Insights, and Settings tabs), Match Center (with league standings, top scorers, player rankings, head-to-head comparison tool, and live match simulation), Store (with product grid, size guide, reviews dialog, product comparison, and favorites), Cart (with quantity controls and promo codes), Checkout (multi-step with shipping, payment, and confirmation), Highlights, Tickets (with stadium info and countdown timers), and AI Analysis (formation detection from uploaded images).</w:t>
       </w:r>
     </w:p>
     <w:p>
@@ -1587,7 +885,7 @@
           <w:sz w:val="24"/>
           <w:szCs w:val="24"/>
         </w:rPr>
-        <w:t xml:space="preserve">Additional pages include AI Chat (with multi-turn conversation, suggested prompts, inline error handling, retry and cancel functionality, and loading timer), Match Predictions (with AI-powered score predictions, probability bars, and tactical analysis), Quiz (football knowledge questions generated by AI with scoring), Transfer Market (with rumours, completed transfers, top-valued players, and club spending tabs), News (AI-powered football news feed), Community (forum for football discussions), Orders (with visual tracking timeline), Favorites (wishlist management), Profile (user settings and stats), and Notifications (centralised notification management). Each page component is stored in the src/components/pages/ directory following the modular architecture established in the codebase refactoring.</w:t>
+        <w:t xml:space="preserve">Additional pages include AI Chat (with multi-turn conversation, suggested prompts, inline error handling, retry and cancel functionality, and loading timer), Match Predictions (with AI-powered score predictions, probability bars, and tactical analysis), Quiz (with difficulty selection, animated timer, performance grades, category breakdown, and leaderboard), Transfer Market (with rumours, completed transfers, top-valued players, and club spending tabs), News (AI-powered football news feed), Community (forum with topics, replies, categories, search, and new topic creation), Orders (with visual tracking timeline), Favorites (wishlist management), Profile (user settings and stats), and Notifications (centralised notification management). Each page component is stored in the src/components/pages/ directory following the modular architecture established in the codebase refactoring.</w:t>
       </w:r>
     </w:p>
     <w:p>
@@ -1611,7 +909,6 @@
         <w:pStyle w:val="Heading2"/>
         <w:spacing w:after="240" w:before="360" w:line="360"/>
       </w:pPr>
-      <w:bookmarkStart w:id="100011" w:name="_Toc100011"/>
       <w:r>
         <w:rPr>
           <w:rFonts w:ascii="Times New Roman"/>
@@ -1623,7 +920,6 @@
         </w:rPr>
         <w:t xml:space="preserve">5.2 Backend</w:t>
       </w:r>
-      <w:bookmarkEnd w:id="100011"/>
     </w:p>
     <w:p>
       <w:pPr>
@@ -1638,7 +934,7 @@
           <w:sz w:val="24"/>
           <w:szCs w:val="24"/>
         </w:rPr>
-        <w:t xml:space="preserve">The backend comprises twenty API routes implemented as Next.js API Route handlers. Authentication routes include POST /api/auth/register, POST /api/auth/login, and GET /api/auth/me, following a JWT-based approach (Dalimunthe et al., 2023) with tokens issued upon successful login and validated on protected routes through the Authorization header. The Prisma ORM serves as the data access layer, providing a type-safe query builder that maps directly to the defined database schema.</w:t>
+        <w:t xml:space="preserve">The backend comprises twenty-one API routes implemented as Next.js API Route handlers. Authentication routes include POST /api/auth/register, POST /api/auth/login, and GET /api/auth/me, following a JWT-based approach (Dalimunthe et al., 2023) with tokens issued upon successful login and validated on protected routes through the Authorization header. The Prisma ORM serves as the data access layer, providing a type-safe query builder that maps directly to the defined database schema.</w:t>
       </w:r>
     </w:p>
     <w:p>
@@ -1654,7 +950,7 @@
           <w:sz w:val="24"/>
           <w:szCs w:val="24"/>
         </w:rPr>
-        <w:t xml:space="preserve">Data routes include GET/POST /api/products, GET/POST/DELETE /api/cart, GET/POST /api/tickets, GET /api/highlights, POST /api/analyze, GET /api/dashboard, GET/POST /api/favorites, GET/POST /api/reviews, GET/POST /api/orders, GET /api/user/profile, GET /api/transfers, GET /api/news, GET /api/quiz (POST for quiz generation), GET /api/predictions (POST for prediction), and GET /api/match-events. The AI integration layer is split between two providers: GLM 4.5 Air, accessed through an OpenAI-compatible API endpoint at routeway.ai, handles text-based LLM tasks for chat (multi-turn conversation with session storage), predictions (structured JSON output with score, probabilities, and tactical factors), and quiz (JSON array of questions with options and explanations). A reusable utility module (src/lib/glm.ts) provides runtime environment variable reading, automatic retry logic for rate limiting (429 errors with exponential backoff), and proper TypeScript interfaces.</w:t>
+        <w:t xml:space="preserve">Data routes include GET/POST /api/products, GET/POST/DELETE /api/cart, GET/POST /api/tickets, GET /api/highlights, POST /api/analyze, GET /api/dashboard, GET/POST /api/favorites, GET/POST /api/reviews, GET/POST /api/orders, GET /api/user/profile, GET /api/transfers, GET /api/news, GET /api/quiz (POST for quiz generation), GET /api/predictions (POST for prediction), and GET /api/match-events. The AI integration layer is split between two providers: GLM 4.5 Air, accessed through OpenRouter using the OpenAI SDK, handles text-based LLM tasks for chat (multi-turn conversation with session storage), predictions (structured JSON output with score, probabilities, and tactical factors), and quiz (JSON array of questions with options and explanations). A reusable utility module (src/lib/glm.ts) provides runtime environment variable reading, automatic retry logic for rate limiting (429 errors with 3-attempt retry and 5s/10s/15s exponential backoff), and proper TypeScript interfaces.</w:t>
       </w:r>
     </w:p>
     <w:p>
@@ -1670,7 +966,7 @@
           <w:sz w:val="24"/>
           <w:szCs w:val="24"/>
         </w:rPr>
-        <w:t xml:space="preserve">The z-ai-web-dev-sdk provides two additional AI capabilities: VLM for formation detection from uploaded match images, and web_search for the news feed. All AI endpoints include proper error handling, timeout management (60 seconds for GLM requests), and fallback parsing for non-JSON responses. The GLM free tier operates at 5 requests per minute, and the retry logic handles rate limiting gracefully with configurable wait times.</w:t>
+        <w:t xml:space="preserve">The z-ai-web-dev-sdk provides two additional AI capabilities: VLM for formation detection from uploaded match images, and web_search for the news feed. All AI endpoints include proper error handling, timeout management (60 seconds for GLM requests via OpenRouter), and fallback parsing for non-JSON responses. The OpenRouter free tier operates with rate limiting, and the retry logic handles 429 errors gracefully.</w:t>
       </w:r>
     </w:p>
     <w:p>
@@ -1678,7 +974,6 @@
         <w:pStyle w:val="Heading2"/>
         <w:spacing w:after="240" w:before="360" w:line="360"/>
       </w:pPr>
-      <w:bookmarkStart w:id="100012" w:name="_Toc100012"/>
       <w:r>
         <w:rPr>
           <w:rFonts w:ascii="Times New Roman"/>
@@ -1690,7 +985,6 @@
         </w:rPr>
         <w:t xml:space="preserve">5.3 Real-Time Features</w:t>
       </w:r>
-      <w:bookmarkEnd w:id="100012"/>
     </w:p>
     <w:p>
       <w:pPr>
@@ -1729,7 +1023,6 @@
         <w:pStyle w:val="Heading1"/>
         <w:spacing w:after="360" w:before="480" w:line="360"/>
       </w:pPr>
-      <w:bookmarkStart w:id="100013" w:name="_Toc100013"/>
       <w:r>
         <w:rPr>
           <w:rFonts w:ascii="Times New Roman"/>
@@ -1741,7 +1034,6 @@
         </w:rPr>
         <w:t xml:space="preserve">6. Testing and Evaluation</w:t>
       </w:r>
-      <w:bookmarkEnd w:id="100013"/>
     </w:p>
     <w:p>
       <w:pPr>
@@ -1788,7 +1080,7 @@
           <w:sz w:val="24"/>
           <w:szCs w:val="24"/>
         </w:rPr>
-        <w:t xml:space="preserve">API endpoint verification confirmed that all twenty routes return correct HTTP status codes and well-formed JSON responses. The GLM 4.5 Air integration was specifically tested for response quality, rate limiting behaviour, and retry logic effectiveness under concurrent requests. The WebSocket mini-service was tested for connection stability, event delivery accuracy, and client reconnection behaviour. The comprehensive testing approach, combined with continuous integration through automated cron-based review cycles, ensures that the application maintains high quality standards throughout its development lifecycle.</w:t>
+        <w:t xml:space="preserve">API endpoint verification confirmed that all twenty-one routes return correct HTTP status codes and well-formed JSON responses. The GLM 4.5 Air integration was specifically tested for response quality, rate limiting behaviour, and retry logic effectiveness under concurrent requests. The WebSocket mini-service was tested for connection stability, event delivery accuracy, and client reconnection behaviour. The comprehensive testing approach, combined with continuous integration through automated cron-based review cycles, ensures that the application maintains high quality standards throughout its development lifecycle.</w:t>
       </w:r>
     </w:p>
     <w:p>
@@ -1796,7 +1088,6 @@
         <w:pStyle w:val="Heading1"/>
         <w:spacing w:after="360" w:before="480" w:line="360"/>
       </w:pPr>
-      <w:bookmarkStart w:id="100014" w:name="_Toc100014"/>
       <w:r>
         <w:rPr>
           <w:rFonts w:ascii="Times New Roman"/>
@@ -1808,7 +1099,6 @@
         </w:rPr>
         <w:t xml:space="preserve">References</w:t>
       </w:r>
-      <w:bookmarkEnd w:id="100014"/>
     </w:p>
     <w:p>
       <w:pPr>
@@ -2087,7 +1377,6 @@
         <w:pStyle w:val="Heading1"/>
         <w:spacing w:after="360" w:before="480" w:line="360"/>
       </w:pPr>
-      <w:bookmarkStart w:id="100015" w:name="_Toc100015"/>
       <w:r>
         <w:rPr>
           <w:rFonts w:ascii="Times New Roman"/>
@@ -2099,14 +1388,12 @@
         </w:rPr>
         <w:t xml:space="preserve">Appendices</w:t>
       </w:r>
-      <w:bookmarkEnd w:id="100015"/>
     </w:p>
     <w:p>
       <w:pPr>
         <w:pStyle w:val="Heading2"/>
         <w:spacing w:after="240" w:before="360" w:line="360"/>
       </w:pPr>
-      <w:bookmarkStart w:id="100016" w:name="_Toc100016"/>
       <w:r>
         <w:rPr>
           <w:rFonts w:ascii="Times New Roman"/>
@@ -2118,7 +1405,6 @@
         </w:rPr>
         <w:t xml:space="preserve">Appendix A: Database Schema</w:t>
       </w:r>
-      <w:bookmarkEnd w:id="100016"/>
     </w:p>
     <w:p>
       <w:pPr>
@@ -3267,7 +2553,6 @@
         <w:pStyle w:val="Heading2"/>
         <w:spacing w:after="240" w:before="360" w:line="360"/>
       </w:pPr>
-      <w:bookmarkStart w:id="100017" w:name="_Toc100017"/>
       <w:r>
         <w:rPr>
           <w:rFonts w:ascii="Times New Roman"/>
@@ -3279,7 +2564,6 @@
         </w:rPr>
         <w:t xml:space="preserve">Appendix B: API Routes</w:t>
       </w:r>
-      <w:bookmarkEnd w:id="100017"/>
     </w:p>
     <w:p>
       <w:pPr>
@@ -3294,7 +2578,7 @@
           <w:sz w:val="24"/>
           <w:szCs w:val="24"/>
         </w:rPr>
-        <w:t xml:space="preserve">The application exposes twenty RESTful API routes through Next.js API Route handlers, covering authentication, data CRUD, AI features, and real-time event retrieval.</w:t>
+        <w:t xml:space="preserve">The application exposes twenty-one RESTful API routes through Next.js API Route handlers, covering authentication, data CRUD, AI features, and real-time event retrieval.</w:t>
       </w:r>
     </w:p>
     <w:p>
@@ -4804,7 +4088,7 @@
                 <w:sz w:val="21"/>
                 <w:szCs w:val="21"/>
               </w:rPr>
-              <w:t xml:space="preserve">AI chat endpoint (GLM 4.5 Air, multi-turn)</w:t>
+              <w:t xml:space="preserve">AI chat endpoint (GLM 4.5 Air via OpenRouter, multi-turn)</w:t>
             </w:r>
           </w:p>
         </w:tc>
@@ -4902,7 +4186,7 @@
                 <w:sz w:val="21"/>
                 <w:szCs w:val="21"/>
               </w:rPr>
-              <w:t xml:space="preserve">Fetch matches / Generate AI prediction (GLM 4.5 Air)</w:t>
+              <w:t xml:space="preserve">Fetch matches / Generate AI prediction (GLM 4.5 Air via OpenRouter)</w:t>
             </w:r>
           </w:p>
         </w:tc>
@@ -5000,7 +4284,7 @@
                 <w:sz w:val="21"/>
                 <w:szCs w:val="21"/>
               </w:rPr>
-              <w:t xml:space="preserve">Fetch quiz state / Generate AI quiz questions (GLM 4.5 Air)</w:t>
+              <w:t xml:space="preserve">Fetch quiz state / Generate AI quiz questions (GLM 4.5 Air via OpenRouter)</w:t>
             </w:r>
           </w:p>
         </w:tc>
@@ -5310,7 +4594,6 @@
         <w:pStyle w:val="Heading2"/>
         <w:spacing w:after="240" w:before="360" w:line="360"/>
       </w:pPr>
-      <w:bookmarkStart w:id="100018" w:name="_Toc100018"/>
       <w:r>
         <w:rPr>
           <w:rFonts w:ascii="Times New Roman"/>
@@ -5322,7 +4605,6 @@
         </w:rPr>
         <w:t xml:space="preserve">Appendix C: Technology Stack Summary</w:t>
       </w:r>
-      <w:bookmarkEnd w:id="100018"/>
     </w:p>
     <w:p>
       <w:pPr>
@@ -6718,7 +6000,7 @@
                 <w:sz w:val="21"/>
                 <w:szCs w:val="21"/>
               </w:rPr>
-              <w:t xml:space="preserve">GLM 4.5 Air (OpenAI API)</w:t>
+              <w:t xml:space="preserve">GLM 4.5 Air via OpenRouter</w:t>
             </w:r>
           </w:p>
         </w:tc>
@@ -6848,6 +6130,104 @@
                 <w:szCs w:val="21"/>
               </w:rPr>
               <w:t xml:space="preserve">Formation detection</w:t>
+            </w:r>
+          </w:p>
+        </w:tc>
+      </w:tr>
+      <w:tr>
+        <w:trPr>
+          <w:cantSplit/>
+        </w:trPr>
+        <w:tc>
+          <w:tcPr>
+            <w:tcW w:type="pct" w:w="20%"/>
+            <w:tcBorders>
+              <w:top w:val="none" w:color="FFFFFF" w:sz="0"/>
+              <w:left w:val="none" w:color="FFFFFF" w:sz="0"/>
+              <w:bottom w:val="none" w:color="FFFFFF" w:sz="0"/>
+              <w:right w:val="none" w:color="FFFFFF" w:sz="0"/>
+            </w:tcBorders>
+            <w:tcMar>
+              <w:top w:type="dxa" w:w="60"/>
+              <w:left w:type="dxa" w:w="120"/>
+              <w:bottom w:type="dxa" w:w="60"/>
+              <w:right w:type="dxa" w:w="120"/>
+            </w:tcMar>
+          </w:tcPr>
+          <w:p>
+            <w:pPr>
+              <w:jc w:val="center"/>
+            </w:pPr>
+            <w:r>
+              <w:rPr>
+                <w:rFonts w:ascii="Times New Roman"/>
+                <w:color w:val="000000"/>
+                <w:sz w:val="21"/>
+                <w:szCs w:val="21"/>
+              </w:rPr>
+              <w:t xml:space="preserve">AI - LLM SDK</w:t>
+            </w:r>
+          </w:p>
+        </w:tc>
+        <w:tc>
+          <w:tcPr>
+            <w:tcW w:type="pct" w:w="35%"/>
+            <w:tcBorders>
+              <w:top w:val="none" w:color="FFFFFF" w:sz="0"/>
+              <w:left w:val="none" w:color="FFFFFF" w:sz="0"/>
+              <w:bottom w:val="none" w:color="FFFFFF" w:sz="0"/>
+              <w:right w:val="none" w:color="FFFFFF" w:sz="0"/>
+            </w:tcBorders>
+            <w:tcMar>
+              <w:top w:type="dxa" w:w="60"/>
+              <w:left w:type="dxa" w:w="120"/>
+              <w:bottom w:type="dxa" w:w="60"/>
+              <w:right w:type="dxa" w:w="120"/>
+            </w:tcMar>
+          </w:tcPr>
+          <w:p>
+            <w:pPr>
+              <w:jc w:val="center"/>
+            </w:pPr>
+            <w:r>
+              <w:rPr>
+                <w:rFonts w:ascii="Times New Roman"/>
+                <w:color w:val="000000"/>
+                <w:sz w:val="21"/>
+                <w:szCs w:val="21"/>
+              </w:rPr>
+              <w:t xml:space="preserve">OpenAI SDK 6</w:t>
+            </w:r>
+          </w:p>
+        </w:tc>
+        <w:tc>
+          <w:tcPr>
+            <w:tcW w:type="pct" w:w="45%"/>
+            <w:tcBorders>
+              <w:top w:val="none" w:color="FFFFFF" w:sz="0"/>
+              <w:left w:val="none" w:color="FFFFFF" w:sz="0"/>
+              <w:bottom w:val="none" w:color="FFFFFF" w:sz="0"/>
+              <w:right w:val="none" w:color="FFFFFF" w:sz="0"/>
+            </w:tcBorders>
+            <w:tcMar>
+              <w:top w:type="dxa" w:w="60"/>
+              <w:left w:type="dxa" w:w="120"/>
+              <w:bottom w:type="dxa" w:w="60"/>
+              <w:right w:type="dxa" w:w="120"/>
+            </w:tcMar>
+          </w:tcPr>
+          <w:p>
+            <w:pPr>
+              <w:jc w:val="center"/>
+            </w:pPr>
+            <w:r>
+              <w:rPr>
+                <w:rFonts w:ascii="Times New Roman"/>
+                <w:color w:val="000000"/>
+                <w:sz w:val="21"/>
+                <w:szCs w:val="21"/>
+              </w:rPr>
+              <w:t xml:space="preserve">OpenRouter API communication</w:t>
             </w:r>
           </w:p>
         </w:tc>
@@ -7650,7 +7030,6 @@
     <w:pPr>
       <w:spacing w:after="360" w:before="480" w:line="360"/>
       <w:jc w:val="center"/>
-      <w:outlineLvl w:val="0"/>
     </w:pPr>
     <w:rPr>
       <w:rFonts w:ascii="Times New Roman"/>
@@ -7668,7 +7047,6 @@
     <w:qFormat/>
     <w:pPr>
       <w:spacing w:after="240" w:before="360" w:line="360"/>
-      <w:outlineLvl w:val="1"/>
     </w:pPr>
     <w:rPr>
       <w:rFonts w:ascii="Times New Roman"/>
@@ -7686,7 +7064,6 @@
     <w:qFormat/>
     <w:pPr>
       <w:spacing w:after="120" w:before="240" w:line="360"/>
-      <w:outlineLvl w:val="2"/>
     </w:pPr>
     <w:rPr>
       <w:rFonts w:ascii="Times New Roman"/>
@@ -7698,9 +7075,6 @@
     </w:rPr>
   </w:style>
   <w:style w:type="paragraph" w:styleId="Heading4">
-    <w:pPr>
-      <w:outlineLvl w:val="3"/>
-    </w:pPr>
     <w:name w:val="Heading 4"/>
     <w:basedOn w:val="Normal"/>
     <w:next w:val="Normal"/>
@@ -7712,9 +7086,6 @@
     </w:rPr>
   </w:style>
   <w:style w:type="paragraph" w:styleId="Heading5">
-    <w:pPr>
-      <w:outlineLvl w:val="4"/>
-    </w:pPr>
     <w:name w:val="Heading 5"/>
     <w:basedOn w:val="Normal"/>
     <w:next w:val="Normal"/>
@@ -7724,9 +7095,6 @@
     </w:rPr>
   </w:style>
   <w:style w:type="paragraph" w:styleId="Heading6">
-    <w:pPr>
-      <w:outlineLvl w:val="5"/>
-    </w:pPr>
     <w:name w:val="Heading 6"/>
     <w:basedOn w:val="Normal"/>
     <w:next w:val="Normal"/>
@@ -7834,44 +7202,5 @@
       <w:szCs w:val="20"/>
     </w:rPr>
   </w:style>
-  <w:style xmlns:w="http://schemas.openxmlformats.org/wordprocessingml/2006/main" w:type="paragraph" w:styleId="9">
-    <w:name w:val="toc 1"/>
-    <w:basedOn w:val="Normal"/>
-    <w:uiPriority w:val="39"/>
-    <w:pPr>
-      <w:tabs>
-        <w:tab w:val="right" w:leader="dot" w:pos="9026"/>
-      </w:tabs>
-      <w:spacing w:before="120" w:after="60"/>
-    </w:pPr>
-    <w:rPr>
-      <w:b/>
-      <w:bCs/>
-    </w:rPr>
-  </w:style>
-  <w:style xmlns:w="http://schemas.openxmlformats.org/wordprocessingml/2006/main" w:type="paragraph" w:styleId="11">
-    <w:name w:val="toc 2"/>
-    <w:basedOn w:val="Normal"/>
-    <w:uiPriority w:val="39"/>
-    <w:pPr>
-      <w:tabs>
-        <w:tab w:val="right" w:leader="dot" w:pos="9026"/>
-      </w:tabs>
-      <w:ind w:left="360"/>
-      <w:spacing w:before="60" w:after="40"/>
-    </w:pPr>
-  </w:style>
-  <w:style xmlns:w="http://schemas.openxmlformats.org/wordprocessingml/2006/main" w:type="paragraph" w:styleId="12">
-    <w:name w:val="toc 3"/>
-    <w:basedOn w:val="Normal"/>
-    <w:uiPriority w:val="39"/>
-    <w:pPr>
-      <w:tabs>
-        <w:tab w:val="right" w:leader="dot" w:pos="9026"/>
-      </w:tabs>
-      <w:ind w:left="720"/>
-      <w:spacing w:before="40" w:after="20"/>
-    </w:pPr>
-  </w:style>
 </w:styles>
 </file>